--- a/Lab04/ІБтаЦД_Lab04.docx
+++ b/Lab04/ІБтаЦД_Lab04.docx
@@ -1830,24 +1830,16 @@
           <w:rFonts w:ascii="Courier New" w:hAnsi="Courier New"/>
           <w:sz w:val="15"/>
           <w:szCs w:val="15"/>
-          <w:lang w:val="en-US"/>
-        </w:rPr>
-      </w:pPr>
-      <w:r>
-        <w:rPr>
-          <w:rFonts w:ascii="Courier New" w:hAnsi="Courier New"/>
-          <w:sz w:val="15"/>
-          <w:szCs w:val="15"/>
-        </w:rPr>
-        <w:t>}</w:t>
-      </w:r>
-      <w:r>
-        <w:rPr>
-          <w:rFonts w:ascii="Courier New" w:hAnsi="Courier New"/>
-          <w:sz w:val="15"/>
-          <w:szCs w:val="15"/>
-        </w:rPr>
-        <w:t xml:space="preserve"> </w:t>
+          <w:lang w:val="ru-RU"/>
+        </w:rPr>
+      </w:pPr>
+      <w:r>
+        <w:rPr>
+          <w:rFonts w:ascii="Courier New" w:hAnsi="Courier New"/>
+          <w:sz w:val="15"/>
+          <w:szCs w:val="15"/>
+        </w:rPr>
+        <w:t xml:space="preserve">} </w:t>
       </w:r>
     </w:p>
     <w:p>
@@ -2285,7 +2277,7 @@
         <w:pStyle w:val="ZIKSMAINTEXT"/>
         <w:ind w:firstLine="708"/>
         <w:rPr>
-          <w:lang w:val="en-US"/>
+          <w:lang w:val="ru-RU"/>
         </w:rPr>
       </w:pPr>
       <w:r>
@@ -2303,7 +2295,7 @@
         <w:pStyle w:val="ZIKSMAINTEXT"/>
         <w:ind w:firstLine="708"/>
         <w:rPr>
-          <w:lang w:val="en-US"/>
+          <w:lang w:val="ru-RU"/>
         </w:rPr>
       </w:pPr>
       <w:r>
@@ -2321,7 +2313,7 @@
         <w:pStyle w:val="ZIKSMAINTEXT"/>
         <w:ind w:firstLine="708"/>
         <w:rPr>
-          <w:lang w:val="en-US"/>
+          <w:lang w:val="ru-RU"/>
         </w:rPr>
       </w:pPr>
     </w:p>
@@ -2367,7 +2359,7 @@
         <w:pStyle w:val="ZIKSMAINTEXT"/>
         <w:ind w:firstLine="708"/>
         <w:rPr>
-          <w:lang w:val="en-US"/>
+          <w:lang w:val="ru-RU"/>
         </w:rPr>
       </w:pPr>
       <w:r>
@@ -2379,7 +2371,7 @@
         <w:pStyle w:val="ZIKSMAINTEXT"/>
         <w:ind w:firstLine="708"/>
         <w:rPr>
-          <w:lang w:val="en-US"/>
+          <w:lang w:val="ru-RU"/>
         </w:rPr>
       </w:pPr>
       <w:r>
@@ -2390,9 +2382,6 @@
       <w:pPr>
         <w:pStyle w:val="ZIKSMAINTEXT"/>
         <w:ind w:firstLine="708"/>
-        <w:rPr>
-          <w:lang w:val="en-US"/>
-        </w:rPr>
       </w:pPr>
       <w:r>
         <w:t xml:space="preserve">2) обчислити n = p·q та функцію Ейлера φ(n) = (p−1)(q−1); </w:t>
@@ -2402,9 +2391,6 @@
       <w:pPr>
         <w:pStyle w:val="ZIKSMAINTEXT"/>
         <w:ind w:firstLine="708"/>
-        <w:rPr>
-          <w:lang w:val="en-US"/>
-        </w:rPr>
       </w:pPr>
       <w:r>
         <w:t xml:space="preserve">3) обрати e таке, що 1 &lt; e &lt; φ(n) і НСД(e, φ(n)) = 1; </w:t>
@@ -4992,6 +4978,4103 @@
           <w:rFonts w:ascii="Courier New" w:hAnsi="Courier New"/>
           <w:sz w:val="15"/>
           <w:szCs w:val="15"/>
+        </w:rPr>
+      </w:pPr>
+      <w:r>
+        <w:rPr>
+          <w:rFonts w:ascii="Courier New" w:hAnsi="Courier New"/>
+          <w:sz w:val="15"/>
+          <w:szCs w:val="15"/>
+        </w:rPr>
+        <w:t xml:space="preserve">        public byte[,,] Pixels { get; private set; }</w:t>
+      </w:r>
+    </w:p>
+    <w:p>
+      <w:pPr>
+        <w:pStyle w:val="ZIKSMAINTEXT"/>
+        <w:ind w:firstLine="708"/>
+        <w:rPr>
+          <w:rFonts w:ascii="Courier New" w:hAnsi="Courier New"/>
+          <w:sz w:val="15"/>
+          <w:szCs w:val="15"/>
+        </w:rPr>
+      </w:pPr>
+    </w:p>
+    <w:p>
+      <w:pPr>
+        <w:pStyle w:val="ZIKSMAINTEXT"/>
+        <w:ind w:firstLine="708"/>
+        <w:rPr>
+          <w:rFonts w:ascii="Courier New" w:hAnsi="Courier New"/>
+          <w:sz w:val="15"/>
+          <w:szCs w:val="15"/>
+        </w:rPr>
+      </w:pPr>
+      <w:r>
+        <w:rPr>
+          <w:rFonts w:ascii="Courier New" w:hAnsi="Courier New"/>
+          <w:sz w:val="15"/>
+          <w:szCs w:val="15"/>
+        </w:rPr>
+        <w:t xml:space="preserve">        byte[] _fileHeader;</w:t>
+      </w:r>
+    </w:p>
+    <w:p>
+      <w:pPr>
+        <w:pStyle w:val="ZIKSMAINTEXT"/>
+        <w:ind w:firstLine="708"/>
+        <w:rPr>
+          <w:rFonts w:ascii="Courier New" w:hAnsi="Courier New"/>
+          <w:sz w:val="15"/>
+          <w:szCs w:val="15"/>
+        </w:rPr>
+      </w:pPr>
+      <w:r>
+        <w:rPr>
+          <w:rFonts w:ascii="Courier New" w:hAnsi="Courier New"/>
+          <w:sz w:val="15"/>
+          <w:szCs w:val="15"/>
+        </w:rPr>
+        <w:t xml:space="preserve">        byte[] _dibHeader;</w:t>
+      </w:r>
+    </w:p>
+    <w:p>
+      <w:pPr>
+        <w:pStyle w:val="ZIKSMAINTEXT"/>
+        <w:ind w:firstLine="708"/>
+        <w:rPr>
+          <w:rFonts w:ascii="Courier New" w:hAnsi="Courier New"/>
+          <w:sz w:val="15"/>
+          <w:szCs w:val="15"/>
+        </w:rPr>
+      </w:pPr>
+    </w:p>
+    <w:p>
+      <w:pPr>
+        <w:pStyle w:val="ZIKSMAINTEXT"/>
+        <w:ind w:firstLine="708"/>
+        <w:rPr>
+          <w:rFonts w:ascii="Courier New" w:hAnsi="Courier New"/>
+          <w:sz w:val="15"/>
+          <w:szCs w:val="15"/>
+        </w:rPr>
+      </w:pPr>
+      <w:r>
+        <w:rPr>
+          <w:rFonts w:ascii="Courier New" w:hAnsi="Courier New"/>
+          <w:sz w:val="15"/>
+          <w:szCs w:val="15"/>
+        </w:rPr>
+        <w:t xml:space="preserve">        public static Bitmap24 Load(string path)</w:t>
+      </w:r>
+    </w:p>
+    <w:p>
+      <w:pPr>
+        <w:pStyle w:val="ZIKSMAINTEXT"/>
+        <w:ind w:firstLine="708"/>
+        <w:rPr>
+          <w:rFonts w:ascii="Courier New" w:hAnsi="Courier New"/>
+          <w:sz w:val="15"/>
+          <w:szCs w:val="15"/>
+        </w:rPr>
+      </w:pPr>
+      <w:r>
+        <w:rPr>
+          <w:rFonts w:ascii="Courier New" w:hAnsi="Courier New"/>
+          <w:sz w:val="15"/>
+          <w:szCs w:val="15"/>
+        </w:rPr>
+        <w:t xml:space="preserve">        {</w:t>
+      </w:r>
+    </w:p>
+    <w:p>
+      <w:pPr>
+        <w:pStyle w:val="ZIKSMAINTEXT"/>
+        <w:ind w:firstLine="708"/>
+        <w:rPr>
+          <w:rFonts w:ascii="Courier New" w:hAnsi="Courier New"/>
+          <w:sz w:val="15"/>
+          <w:szCs w:val="15"/>
+        </w:rPr>
+      </w:pPr>
+      <w:r>
+        <w:rPr>
+          <w:rFonts w:ascii="Courier New" w:hAnsi="Courier New"/>
+          <w:sz w:val="15"/>
+          <w:szCs w:val="15"/>
+        </w:rPr>
+        <w:t xml:space="preserve">            var bmp = new Bitmap24();</w:t>
+      </w:r>
+    </w:p>
+    <w:p>
+      <w:pPr>
+        <w:pStyle w:val="ZIKSMAINTEXT"/>
+        <w:ind w:firstLine="708"/>
+        <w:rPr>
+          <w:rFonts w:ascii="Courier New" w:hAnsi="Courier New"/>
+          <w:sz w:val="15"/>
+          <w:szCs w:val="15"/>
+        </w:rPr>
+      </w:pPr>
+      <w:r>
+        <w:rPr>
+          <w:rFonts w:ascii="Courier New" w:hAnsi="Courier New"/>
+          <w:sz w:val="15"/>
+          <w:szCs w:val="15"/>
+        </w:rPr>
+        <w:t xml:space="preserve">            byte[] data = File.ReadAllBytes(path);</w:t>
+      </w:r>
+    </w:p>
+    <w:p>
+      <w:pPr>
+        <w:pStyle w:val="ZIKSMAINTEXT"/>
+        <w:ind w:firstLine="708"/>
+        <w:rPr>
+          <w:rFonts w:ascii="Courier New" w:hAnsi="Courier New"/>
+          <w:sz w:val="15"/>
+          <w:szCs w:val="15"/>
+        </w:rPr>
+      </w:pPr>
+    </w:p>
+    <w:p>
+      <w:pPr>
+        <w:pStyle w:val="ZIKSMAINTEXT"/>
+        <w:ind w:firstLine="708"/>
+        <w:rPr>
+          <w:rFonts w:ascii="Courier New" w:hAnsi="Courier New"/>
+          <w:sz w:val="15"/>
+          <w:szCs w:val="15"/>
+        </w:rPr>
+      </w:pPr>
+      <w:r>
+        <w:rPr>
+          <w:rFonts w:ascii="Courier New" w:hAnsi="Courier New"/>
+          <w:sz w:val="15"/>
+          <w:szCs w:val="15"/>
+        </w:rPr>
+        <w:t xml:space="preserve">            if (data[0] != 'B' || data[1] != 'M')</w:t>
+      </w:r>
+    </w:p>
+    <w:p>
+      <w:pPr>
+        <w:pStyle w:val="ZIKSMAINTEXT"/>
+        <w:ind w:firstLine="708"/>
+        <w:rPr>
+          <w:rFonts w:ascii="Courier New" w:hAnsi="Courier New"/>
+          <w:sz w:val="15"/>
+          <w:szCs w:val="15"/>
+        </w:rPr>
+      </w:pPr>
+      <w:r>
+        <w:rPr>
+          <w:rFonts w:ascii="Courier New" w:hAnsi="Courier New"/>
+          <w:sz w:val="15"/>
+          <w:szCs w:val="15"/>
+        </w:rPr>
+        <w:t xml:space="preserve">                throw new Exception("Not a BMP file.");</w:t>
+      </w:r>
+    </w:p>
+    <w:p>
+      <w:pPr>
+        <w:pStyle w:val="ZIKSMAINTEXT"/>
+        <w:ind w:firstLine="708"/>
+        <w:rPr>
+          <w:rFonts w:ascii="Courier New" w:hAnsi="Courier New"/>
+          <w:sz w:val="15"/>
+          <w:szCs w:val="15"/>
+        </w:rPr>
+      </w:pPr>
+    </w:p>
+    <w:p>
+      <w:pPr>
+        <w:pStyle w:val="ZIKSMAINTEXT"/>
+        <w:ind w:firstLine="708"/>
+        <w:rPr>
+          <w:rFonts w:ascii="Courier New" w:hAnsi="Courier New"/>
+          <w:sz w:val="15"/>
+          <w:szCs w:val="15"/>
+        </w:rPr>
+      </w:pPr>
+      <w:r>
+        <w:rPr>
+          <w:rFonts w:ascii="Courier New" w:hAnsi="Courier New"/>
+          <w:sz w:val="15"/>
+          <w:szCs w:val="15"/>
+        </w:rPr>
+        <w:t xml:space="preserve">            int pixelOffset = BitConverter.ToInt32(data, 10);</w:t>
+      </w:r>
+    </w:p>
+    <w:p>
+      <w:pPr>
+        <w:pStyle w:val="ZIKSMAINTEXT"/>
+        <w:ind w:firstLine="708"/>
+        <w:rPr>
+          <w:rFonts w:ascii="Courier New" w:hAnsi="Courier New"/>
+          <w:sz w:val="15"/>
+          <w:szCs w:val="15"/>
+        </w:rPr>
+      </w:pPr>
+      <w:r>
+        <w:rPr>
+          <w:rFonts w:ascii="Courier New" w:hAnsi="Courier New"/>
+          <w:sz w:val="15"/>
+          <w:szCs w:val="15"/>
+        </w:rPr>
+        <w:t xml:space="preserve">            int width = BitConverter.ToInt32(data, 18);</w:t>
+      </w:r>
+    </w:p>
+    <w:p>
+      <w:pPr>
+        <w:pStyle w:val="ZIKSMAINTEXT"/>
+        <w:ind w:firstLine="708"/>
+        <w:rPr>
+          <w:rFonts w:ascii="Courier New" w:hAnsi="Courier New"/>
+          <w:sz w:val="15"/>
+          <w:szCs w:val="15"/>
+        </w:rPr>
+      </w:pPr>
+      <w:r>
+        <w:rPr>
+          <w:rFonts w:ascii="Courier New" w:hAnsi="Courier New"/>
+          <w:sz w:val="15"/>
+          <w:szCs w:val="15"/>
+        </w:rPr>
+        <w:t xml:space="preserve">            int height = BitConverter.ToInt32(data, 22);</w:t>
+      </w:r>
+    </w:p>
+    <w:p>
+      <w:pPr>
+        <w:pStyle w:val="ZIKSMAINTEXT"/>
+        <w:ind w:firstLine="708"/>
+        <w:rPr>
+          <w:rFonts w:ascii="Courier New" w:hAnsi="Courier New"/>
+          <w:sz w:val="15"/>
+          <w:szCs w:val="15"/>
+        </w:rPr>
+      </w:pPr>
+      <w:r>
+        <w:rPr>
+          <w:rFonts w:ascii="Courier New" w:hAnsi="Courier New"/>
+          <w:sz w:val="15"/>
+          <w:szCs w:val="15"/>
+        </w:rPr>
+        <w:t xml:space="preserve">            short bpp = BitConverter.ToInt16(data, 28);</w:t>
+      </w:r>
+    </w:p>
+    <w:p>
+      <w:pPr>
+        <w:pStyle w:val="ZIKSMAINTEXT"/>
+        <w:ind w:firstLine="708"/>
+        <w:rPr>
+          <w:rFonts w:ascii="Courier New" w:hAnsi="Courier New"/>
+          <w:sz w:val="15"/>
+          <w:szCs w:val="15"/>
+        </w:rPr>
+      </w:pPr>
+    </w:p>
+    <w:p>
+      <w:pPr>
+        <w:pStyle w:val="ZIKSMAINTEXT"/>
+        <w:ind w:firstLine="708"/>
+        <w:rPr>
+          <w:rFonts w:ascii="Courier New" w:hAnsi="Courier New"/>
+          <w:sz w:val="15"/>
+          <w:szCs w:val="15"/>
+        </w:rPr>
+      </w:pPr>
+      <w:r>
+        <w:rPr>
+          <w:rFonts w:ascii="Courier New" w:hAnsi="Courier New"/>
+          <w:sz w:val="15"/>
+          <w:szCs w:val="15"/>
+        </w:rPr>
+        <w:t xml:space="preserve">            if (bpp != 24)</w:t>
+      </w:r>
+    </w:p>
+    <w:p>
+      <w:pPr>
+        <w:pStyle w:val="ZIKSMAINTEXT"/>
+        <w:ind w:firstLine="708"/>
+        <w:rPr>
+          <w:rFonts w:ascii="Courier New" w:hAnsi="Courier New"/>
+          <w:sz w:val="15"/>
+          <w:szCs w:val="15"/>
+        </w:rPr>
+      </w:pPr>
+      <w:r>
+        <w:rPr>
+          <w:rFonts w:ascii="Courier New" w:hAnsi="Courier New"/>
+          <w:sz w:val="15"/>
+          <w:szCs w:val="15"/>
+        </w:rPr>
+        <w:t xml:space="preserve">                throw new Exception("Only 24-bit BMP supported.");</w:t>
+      </w:r>
+    </w:p>
+    <w:p>
+      <w:pPr>
+        <w:pStyle w:val="ZIKSMAINTEXT"/>
+        <w:ind w:firstLine="708"/>
+        <w:rPr>
+          <w:rFonts w:ascii="Courier New" w:hAnsi="Courier New"/>
+          <w:sz w:val="15"/>
+          <w:szCs w:val="15"/>
+        </w:rPr>
+      </w:pPr>
+    </w:p>
+    <w:p>
+      <w:pPr>
+        <w:pStyle w:val="ZIKSMAINTEXT"/>
+        <w:ind w:firstLine="708"/>
+        <w:rPr>
+          <w:rFonts w:ascii="Courier New" w:hAnsi="Courier New"/>
+          <w:sz w:val="15"/>
+          <w:szCs w:val="15"/>
+        </w:rPr>
+      </w:pPr>
+      <w:r>
+        <w:rPr>
+          <w:rFonts w:ascii="Courier New" w:hAnsi="Courier New"/>
+          <w:sz w:val="15"/>
+          <w:szCs w:val="15"/>
+        </w:rPr>
+        <w:t xml:space="preserve">            bmp.Width = width;</w:t>
+      </w:r>
+    </w:p>
+    <w:p>
+      <w:pPr>
+        <w:pStyle w:val="ZIKSMAINTEXT"/>
+        <w:ind w:firstLine="708"/>
+        <w:rPr>
+          <w:rFonts w:ascii="Courier New" w:hAnsi="Courier New"/>
+          <w:sz w:val="15"/>
+          <w:szCs w:val="15"/>
+        </w:rPr>
+      </w:pPr>
+      <w:r>
+        <w:rPr>
+          <w:rFonts w:ascii="Courier New" w:hAnsi="Courier New"/>
+          <w:sz w:val="15"/>
+          <w:szCs w:val="15"/>
+        </w:rPr>
+        <w:t xml:space="preserve">            bmp.Height = Math.Abs(height);</w:t>
+      </w:r>
+    </w:p>
+    <w:p>
+      <w:pPr>
+        <w:pStyle w:val="ZIKSMAINTEXT"/>
+        <w:ind w:firstLine="708"/>
+        <w:rPr>
+          <w:rFonts w:ascii="Courier New" w:hAnsi="Courier New"/>
+          <w:sz w:val="15"/>
+          <w:szCs w:val="15"/>
+        </w:rPr>
+      </w:pPr>
+      <w:r>
+        <w:rPr>
+          <w:rFonts w:ascii="Courier New" w:hAnsi="Courier New"/>
+          <w:sz w:val="15"/>
+          <w:szCs w:val="15"/>
+        </w:rPr>
+        <w:t xml:space="preserve">            bmp._fileHeader = data[0..14];</w:t>
+      </w:r>
+    </w:p>
+    <w:p>
+      <w:pPr>
+        <w:pStyle w:val="ZIKSMAINTEXT"/>
+        <w:ind w:firstLine="708"/>
+        <w:rPr>
+          <w:rFonts w:ascii="Courier New" w:hAnsi="Courier New"/>
+          <w:sz w:val="15"/>
+          <w:szCs w:val="15"/>
+        </w:rPr>
+      </w:pPr>
+      <w:r>
+        <w:rPr>
+          <w:rFonts w:ascii="Courier New" w:hAnsi="Courier New"/>
+          <w:sz w:val="15"/>
+          <w:szCs w:val="15"/>
+        </w:rPr>
+        <w:t xml:space="preserve">            bmp._dibHeader = data[14..pixelOffset];</w:t>
+      </w:r>
+    </w:p>
+    <w:p>
+      <w:pPr>
+        <w:pStyle w:val="ZIKSMAINTEXT"/>
+        <w:ind w:firstLine="708"/>
+        <w:rPr>
+          <w:rFonts w:ascii="Courier New" w:hAnsi="Courier New"/>
+          <w:sz w:val="15"/>
+          <w:szCs w:val="15"/>
+        </w:rPr>
+      </w:pPr>
+      <w:r>
+        <w:rPr>
+          <w:rFonts w:ascii="Courier New" w:hAnsi="Courier New"/>
+          <w:sz w:val="15"/>
+          <w:szCs w:val="15"/>
+        </w:rPr>
+        <w:t xml:space="preserve">            bmp.Pixels = new byte[bmp.Height, bmp.Width, 3];</w:t>
+      </w:r>
+    </w:p>
+    <w:p>
+      <w:pPr>
+        <w:pStyle w:val="ZIKSMAINTEXT"/>
+        <w:ind w:firstLine="708"/>
+        <w:rPr>
+          <w:rFonts w:ascii="Courier New" w:hAnsi="Courier New"/>
+          <w:sz w:val="15"/>
+          <w:szCs w:val="15"/>
+        </w:rPr>
+      </w:pPr>
+    </w:p>
+    <w:p>
+      <w:pPr>
+        <w:pStyle w:val="ZIKSMAINTEXT"/>
+        <w:ind w:firstLine="708"/>
+        <w:rPr>
+          <w:rFonts w:ascii="Courier New" w:hAnsi="Courier New"/>
+          <w:sz w:val="15"/>
+          <w:szCs w:val="15"/>
+        </w:rPr>
+      </w:pPr>
+      <w:r>
+        <w:rPr>
+          <w:rFonts w:ascii="Courier New" w:hAnsi="Courier New"/>
+          <w:sz w:val="15"/>
+          <w:szCs w:val="15"/>
+        </w:rPr>
+        <w:t xml:space="preserve">            int rowSize = ((width * 3 + 3) / 4) * 4;</w:t>
+      </w:r>
+    </w:p>
+    <w:p>
+      <w:pPr>
+        <w:pStyle w:val="ZIKSMAINTEXT"/>
+        <w:ind w:firstLine="708"/>
+        <w:rPr>
+          <w:rFonts w:ascii="Courier New" w:hAnsi="Courier New"/>
+          <w:sz w:val="15"/>
+          <w:szCs w:val="15"/>
+        </w:rPr>
+      </w:pPr>
+      <w:r>
+        <w:rPr>
+          <w:rFonts w:ascii="Courier New" w:hAnsi="Courier New"/>
+          <w:sz w:val="15"/>
+          <w:szCs w:val="15"/>
+        </w:rPr>
+        <w:lastRenderedPageBreak/>
+        <w:t xml:space="preserve">            bool topDown = height &lt; 0;</w:t>
+      </w:r>
+    </w:p>
+    <w:p>
+      <w:pPr>
+        <w:pStyle w:val="ZIKSMAINTEXT"/>
+        <w:ind w:firstLine="708"/>
+        <w:rPr>
+          <w:rFonts w:ascii="Courier New" w:hAnsi="Courier New"/>
+          <w:sz w:val="15"/>
+          <w:szCs w:val="15"/>
+        </w:rPr>
+      </w:pPr>
+    </w:p>
+    <w:p>
+      <w:pPr>
+        <w:pStyle w:val="ZIKSMAINTEXT"/>
+        <w:ind w:firstLine="708"/>
+        <w:rPr>
+          <w:rFonts w:ascii="Courier New" w:hAnsi="Courier New"/>
+          <w:sz w:val="15"/>
+          <w:szCs w:val="15"/>
+        </w:rPr>
+      </w:pPr>
+      <w:r>
+        <w:rPr>
+          <w:rFonts w:ascii="Courier New" w:hAnsi="Courier New"/>
+          <w:sz w:val="15"/>
+          <w:szCs w:val="15"/>
+        </w:rPr>
+        <w:t xml:space="preserve">            for (int y = 0; y &lt; bmp.Height; y++)</w:t>
+      </w:r>
+    </w:p>
+    <w:p>
+      <w:pPr>
+        <w:pStyle w:val="ZIKSMAINTEXT"/>
+        <w:ind w:firstLine="708"/>
+        <w:rPr>
+          <w:rFonts w:ascii="Courier New" w:hAnsi="Courier New"/>
+          <w:sz w:val="15"/>
+          <w:szCs w:val="15"/>
+        </w:rPr>
+      </w:pPr>
+      <w:r>
+        <w:rPr>
+          <w:rFonts w:ascii="Courier New" w:hAnsi="Courier New"/>
+          <w:sz w:val="15"/>
+          <w:szCs w:val="15"/>
+        </w:rPr>
+        <w:t xml:space="preserve">            {</w:t>
+      </w:r>
+    </w:p>
+    <w:p>
+      <w:pPr>
+        <w:pStyle w:val="ZIKSMAINTEXT"/>
+        <w:ind w:firstLine="708"/>
+        <w:rPr>
+          <w:rFonts w:ascii="Courier New" w:hAnsi="Courier New"/>
+          <w:sz w:val="15"/>
+          <w:szCs w:val="15"/>
+        </w:rPr>
+      </w:pPr>
+      <w:r>
+        <w:rPr>
+          <w:rFonts w:ascii="Courier New" w:hAnsi="Courier New"/>
+          <w:sz w:val="15"/>
+          <w:szCs w:val="15"/>
+        </w:rPr>
+        <w:t xml:space="preserve">                int srcY = topDown ? y : (bmp.Height - 1 - y);</w:t>
+      </w:r>
+    </w:p>
+    <w:p>
+      <w:pPr>
+        <w:pStyle w:val="ZIKSMAINTEXT"/>
+        <w:ind w:firstLine="708"/>
+        <w:rPr>
+          <w:rFonts w:ascii="Courier New" w:hAnsi="Courier New"/>
+          <w:sz w:val="15"/>
+          <w:szCs w:val="15"/>
+        </w:rPr>
+      </w:pPr>
+      <w:r>
+        <w:rPr>
+          <w:rFonts w:ascii="Courier New" w:hAnsi="Courier New"/>
+          <w:sz w:val="15"/>
+          <w:szCs w:val="15"/>
+        </w:rPr>
+        <w:t xml:space="preserve">                int rowStart = pixelOffset + srcY * rowSize;</w:t>
+      </w:r>
+    </w:p>
+    <w:p>
+      <w:pPr>
+        <w:pStyle w:val="ZIKSMAINTEXT"/>
+        <w:ind w:firstLine="708"/>
+        <w:rPr>
+          <w:rFonts w:ascii="Courier New" w:hAnsi="Courier New"/>
+          <w:sz w:val="15"/>
+          <w:szCs w:val="15"/>
+        </w:rPr>
+      </w:pPr>
+      <w:r>
+        <w:rPr>
+          <w:rFonts w:ascii="Courier New" w:hAnsi="Courier New"/>
+          <w:sz w:val="15"/>
+          <w:szCs w:val="15"/>
+        </w:rPr>
+        <w:t xml:space="preserve">                for (int x = 0; x &lt; bmp.Width; x++)</w:t>
+      </w:r>
+    </w:p>
+    <w:p>
+      <w:pPr>
+        <w:pStyle w:val="ZIKSMAINTEXT"/>
+        <w:ind w:firstLine="708"/>
+        <w:rPr>
+          <w:rFonts w:ascii="Courier New" w:hAnsi="Courier New"/>
+          <w:sz w:val="15"/>
+          <w:szCs w:val="15"/>
+        </w:rPr>
+      </w:pPr>
+      <w:r>
+        <w:rPr>
+          <w:rFonts w:ascii="Courier New" w:hAnsi="Courier New"/>
+          <w:sz w:val="15"/>
+          <w:szCs w:val="15"/>
+        </w:rPr>
+        <w:t xml:space="preserve">                {</w:t>
+      </w:r>
+    </w:p>
+    <w:p>
+      <w:pPr>
+        <w:pStyle w:val="ZIKSMAINTEXT"/>
+        <w:ind w:firstLine="708"/>
+        <w:rPr>
+          <w:rFonts w:ascii="Courier New" w:hAnsi="Courier New"/>
+          <w:sz w:val="15"/>
+          <w:szCs w:val="15"/>
+        </w:rPr>
+      </w:pPr>
+      <w:r>
+        <w:rPr>
+          <w:rFonts w:ascii="Courier New" w:hAnsi="Courier New"/>
+          <w:sz w:val="15"/>
+          <w:szCs w:val="15"/>
+        </w:rPr>
+        <w:t xml:space="preserve">                    bmp.Pixels[y, x, 0] = data[rowStart + x * 3];     // B</w:t>
+      </w:r>
+    </w:p>
+    <w:p>
+      <w:pPr>
+        <w:pStyle w:val="ZIKSMAINTEXT"/>
+        <w:ind w:firstLine="708"/>
+        <w:rPr>
+          <w:rFonts w:ascii="Courier New" w:hAnsi="Courier New"/>
+          <w:sz w:val="15"/>
+          <w:szCs w:val="15"/>
+        </w:rPr>
+      </w:pPr>
+      <w:r>
+        <w:rPr>
+          <w:rFonts w:ascii="Courier New" w:hAnsi="Courier New"/>
+          <w:sz w:val="15"/>
+          <w:szCs w:val="15"/>
+        </w:rPr>
+        <w:t xml:space="preserve">                    bmp.Pixels[y, x, 1] = data[rowStart + x * 3 + 1]; // G</w:t>
+      </w:r>
+    </w:p>
+    <w:p>
+      <w:pPr>
+        <w:pStyle w:val="ZIKSMAINTEXT"/>
+        <w:ind w:firstLine="708"/>
+        <w:rPr>
+          <w:rFonts w:ascii="Courier New" w:hAnsi="Courier New"/>
+          <w:sz w:val="15"/>
+          <w:szCs w:val="15"/>
+        </w:rPr>
+      </w:pPr>
+      <w:r>
+        <w:rPr>
+          <w:rFonts w:ascii="Courier New" w:hAnsi="Courier New"/>
+          <w:sz w:val="15"/>
+          <w:szCs w:val="15"/>
+        </w:rPr>
+        <w:t xml:space="preserve">                    bmp.Pixels[y, x, 2] = data[rowStart + x * 3 + 2]; // R</w:t>
+      </w:r>
+    </w:p>
+    <w:p>
+      <w:pPr>
+        <w:pStyle w:val="ZIKSMAINTEXT"/>
+        <w:ind w:firstLine="708"/>
+        <w:rPr>
+          <w:rFonts w:ascii="Courier New" w:hAnsi="Courier New"/>
+          <w:sz w:val="15"/>
+          <w:szCs w:val="15"/>
+        </w:rPr>
+      </w:pPr>
+      <w:r>
+        <w:rPr>
+          <w:rFonts w:ascii="Courier New" w:hAnsi="Courier New"/>
+          <w:sz w:val="15"/>
+          <w:szCs w:val="15"/>
+        </w:rPr>
+        <w:t xml:space="preserve">                }</w:t>
+      </w:r>
+    </w:p>
+    <w:p>
+      <w:pPr>
+        <w:pStyle w:val="ZIKSMAINTEXT"/>
+        <w:ind w:firstLine="708"/>
+        <w:rPr>
+          <w:rFonts w:ascii="Courier New" w:hAnsi="Courier New"/>
+          <w:sz w:val="15"/>
+          <w:szCs w:val="15"/>
+        </w:rPr>
+      </w:pPr>
+      <w:r>
+        <w:rPr>
+          <w:rFonts w:ascii="Courier New" w:hAnsi="Courier New"/>
+          <w:sz w:val="15"/>
+          <w:szCs w:val="15"/>
+        </w:rPr>
+        <w:t xml:space="preserve">            }</w:t>
+      </w:r>
+    </w:p>
+    <w:p>
+      <w:pPr>
+        <w:pStyle w:val="ZIKSMAINTEXT"/>
+        <w:ind w:firstLine="708"/>
+        <w:rPr>
+          <w:rFonts w:ascii="Courier New" w:hAnsi="Courier New"/>
+          <w:sz w:val="15"/>
+          <w:szCs w:val="15"/>
+        </w:rPr>
+      </w:pPr>
+      <w:r>
+        <w:rPr>
+          <w:rFonts w:ascii="Courier New" w:hAnsi="Courier New"/>
+          <w:sz w:val="15"/>
+          <w:szCs w:val="15"/>
+        </w:rPr>
+        <w:t xml:space="preserve">            return bmp;</w:t>
+      </w:r>
+    </w:p>
+    <w:p>
+      <w:pPr>
+        <w:pStyle w:val="ZIKSMAINTEXT"/>
+        <w:ind w:firstLine="708"/>
+        <w:rPr>
+          <w:rFonts w:ascii="Courier New" w:hAnsi="Courier New"/>
+          <w:sz w:val="15"/>
+          <w:szCs w:val="15"/>
+        </w:rPr>
+      </w:pPr>
+      <w:r>
+        <w:rPr>
+          <w:rFonts w:ascii="Courier New" w:hAnsi="Courier New"/>
+          <w:sz w:val="15"/>
+          <w:szCs w:val="15"/>
+        </w:rPr>
+        <w:t xml:space="preserve">        }</w:t>
+      </w:r>
+    </w:p>
+    <w:p>
+      <w:pPr>
+        <w:pStyle w:val="ZIKSMAINTEXT"/>
+        <w:ind w:firstLine="708"/>
+        <w:rPr>
+          <w:rFonts w:ascii="Courier New" w:hAnsi="Courier New"/>
+          <w:sz w:val="15"/>
+          <w:szCs w:val="15"/>
+        </w:rPr>
+      </w:pPr>
+    </w:p>
+    <w:p>
+      <w:pPr>
+        <w:pStyle w:val="ZIKSMAINTEXT"/>
+        <w:ind w:firstLine="708"/>
+        <w:rPr>
+          <w:rFonts w:ascii="Courier New" w:hAnsi="Courier New"/>
+          <w:sz w:val="15"/>
+          <w:szCs w:val="15"/>
+        </w:rPr>
+      </w:pPr>
+      <w:r>
+        <w:rPr>
+          <w:rFonts w:ascii="Courier New" w:hAnsi="Courier New"/>
+          <w:sz w:val="15"/>
+          <w:szCs w:val="15"/>
+        </w:rPr>
+        <w:t xml:space="preserve">        public void Save(string path)</w:t>
+      </w:r>
+    </w:p>
+    <w:p>
+      <w:pPr>
+        <w:pStyle w:val="ZIKSMAINTEXT"/>
+        <w:ind w:firstLine="708"/>
+        <w:rPr>
+          <w:rFonts w:ascii="Courier New" w:hAnsi="Courier New"/>
+          <w:sz w:val="15"/>
+          <w:szCs w:val="15"/>
+        </w:rPr>
+      </w:pPr>
+      <w:r>
+        <w:rPr>
+          <w:rFonts w:ascii="Courier New" w:hAnsi="Courier New"/>
+          <w:sz w:val="15"/>
+          <w:szCs w:val="15"/>
+        </w:rPr>
+        <w:t xml:space="preserve">        {</w:t>
+      </w:r>
+    </w:p>
+    <w:p>
+      <w:pPr>
+        <w:pStyle w:val="ZIKSMAINTEXT"/>
+        <w:ind w:firstLine="708"/>
+        <w:rPr>
+          <w:rFonts w:ascii="Courier New" w:hAnsi="Courier New"/>
+          <w:sz w:val="15"/>
+          <w:szCs w:val="15"/>
+        </w:rPr>
+      </w:pPr>
+      <w:r>
+        <w:rPr>
+          <w:rFonts w:ascii="Courier New" w:hAnsi="Courier New"/>
+          <w:sz w:val="15"/>
+          <w:szCs w:val="15"/>
+        </w:rPr>
+        <w:t xml:space="preserve">            int rowSize = ((Width * 3 + 3) / 4) * 4;</w:t>
+      </w:r>
+    </w:p>
+    <w:p>
+      <w:pPr>
+        <w:pStyle w:val="ZIKSMAINTEXT"/>
+        <w:ind w:firstLine="708"/>
+        <w:rPr>
+          <w:rFonts w:ascii="Courier New" w:hAnsi="Courier New"/>
+          <w:sz w:val="15"/>
+          <w:szCs w:val="15"/>
+        </w:rPr>
+      </w:pPr>
+      <w:r>
+        <w:rPr>
+          <w:rFonts w:ascii="Courier New" w:hAnsi="Courier New"/>
+          <w:sz w:val="15"/>
+          <w:szCs w:val="15"/>
+        </w:rPr>
+        <w:t xml:space="preserve">            int pixelDataSize = rowSize * Height;</w:t>
+      </w:r>
+    </w:p>
+    <w:p>
+      <w:pPr>
+        <w:pStyle w:val="ZIKSMAINTEXT"/>
+        <w:ind w:firstLine="708"/>
+        <w:rPr>
+          <w:rFonts w:ascii="Courier New" w:hAnsi="Courier New"/>
+          <w:sz w:val="15"/>
+          <w:szCs w:val="15"/>
+        </w:rPr>
+      </w:pPr>
+      <w:r>
+        <w:rPr>
+          <w:rFonts w:ascii="Courier New" w:hAnsi="Courier New"/>
+          <w:sz w:val="15"/>
+          <w:szCs w:val="15"/>
+        </w:rPr>
+        <w:t xml:space="preserve">            int pixelOffset = _fileHeader.Length + _dibHeader.Length;</w:t>
+      </w:r>
+    </w:p>
+    <w:p>
+      <w:pPr>
+        <w:pStyle w:val="ZIKSMAINTEXT"/>
+        <w:ind w:firstLine="708"/>
+        <w:rPr>
+          <w:rFonts w:ascii="Courier New" w:hAnsi="Courier New"/>
+          <w:sz w:val="15"/>
+          <w:szCs w:val="15"/>
+        </w:rPr>
+      </w:pPr>
+      <w:r>
+        <w:rPr>
+          <w:rFonts w:ascii="Courier New" w:hAnsi="Courier New"/>
+          <w:sz w:val="15"/>
+          <w:szCs w:val="15"/>
+        </w:rPr>
+        <w:t xml:space="preserve">            int fileSize = pixelOffset + pixelDataSize;</w:t>
+      </w:r>
+    </w:p>
+    <w:p>
+      <w:pPr>
+        <w:pStyle w:val="ZIKSMAINTEXT"/>
+        <w:ind w:firstLine="708"/>
+        <w:rPr>
+          <w:rFonts w:ascii="Courier New" w:hAnsi="Courier New"/>
+          <w:sz w:val="15"/>
+          <w:szCs w:val="15"/>
+        </w:rPr>
+      </w:pPr>
+    </w:p>
+    <w:p>
+      <w:pPr>
+        <w:pStyle w:val="ZIKSMAINTEXT"/>
+        <w:ind w:firstLine="708"/>
+        <w:rPr>
+          <w:rFonts w:ascii="Courier New" w:hAnsi="Courier New"/>
+          <w:sz w:val="15"/>
+          <w:szCs w:val="15"/>
+        </w:rPr>
+      </w:pPr>
+      <w:r>
+        <w:rPr>
+          <w:rFonts w:ascii="Courier New" w:hAnsi="Courier New"/>
+          <w:sz w:val="15"/>
+          <w:szCs w:val="15"/>
+        </w:rPr>
+        <w:t xml:space="preserve">            byte[] outData = new byte[fileSize];</w:t>
+      </w:r>
+    </w:p>
+    <w:p>
+      <w:pPr>
+        <w:pStyle w:val="ZIKSMAINTEXT"/>
+        <w:ind w:firstLine="708"/>
+        <w:rPr>
+          <w:rFonts w:ascii="Courier New" w:hAnsi="Courier New"/>
+          <w:sz w:val="15"/>
+          <w:szCs w:val="15"/>
+        </w:rPr>
+      </w:pPr>
+      <w:r>
+        <w:rPr>
+          <w:rFonts w:ascii="Courier New" w:hAnsi="Courier New"/>
+          <w:sz w:val="15"/>
+          <w:szCs w:val="15"/>
+        </w:rPr>
+        <w:t xml:space="preserve">            Array.Copy(_fileHeader, outData, _fileHeader.Length);</w:t>
+      </w:r>
+    </w:p>
+    <w:p>
+      <w:pPr>
+        <w:pStyle w:val="ZIKSMAINTEXT"/>
+        <w:ind w:firstLine="708"/>
+        <w:rPr>
+          <w:rFonts w:ascii="Courier New" w:hAnsi="Courier New"/>
+          <w:sz w:val="15"/>
+          <w:szCs w:val="15"/>
+        </w:rPr>
+      </w:pPr>
+      <w:r>
+        <w:rPr>
+          <w:rFonts w:ascii="Courier New" w:hAnsi="Courier New"/>
+          <w:sz w:val="15"/>
+          <w:szCs w:val="15"/>
+        </w:rPr>
+        <w:t xml:space="preserve">            Array.Copy(_dibHeader, 0, outData, _fileHeader.Length, _dibHeader.Length);</w:t>
+      </w:r>
+    </w:p>
+    <w:p>
+      <w:pPr>
+        <w:pStyle w:val="ZIKSMAINTEXT"/>
+        <w:ind w:firstLine="708"/>
+        <w:rPr>
+          <w:rFonts w:ascii="Courier New" w:hAnsi="Courier New"/>
+          <w:sz w:val="15"/>
+          <w:szCs w:val="15"/>
+        </w:rPr>
+      </w:pPr>
+    </w:p>
+    <w:p>
+      <w:pPr>
+        <w:pStyle w:val="ZIKSMAINTEXT"/>
+        <w:ind w:firstLine="708"/>
+        <w:rPr>
+          <w:rFonts w:ascii="Courier New" w:hAnsi="Courier New"/>
+          <w:sz w:val="15"/>
+          <w:szCs w:val="15"/>
+        </w:rPr>
+      </w:pPr>
+      <w:r>
+        <w:rPr>
+          <w:rFonts w:ascii="Courier New" w:hAnsi="Courier New"/>
+          <w:sz w:val="15"/>
+          <w:szCs w:val="15"/>
+        </w:rPr>
+        <w:t xml:space="preserve">            BitConverter.GetBytes(fileSize).CopyTo(outData, 2);</w:t>
+      </w:r>
+    </w:p>
+    <w:p>
+      <w:pPr>
+        <w:pStyle w:val="ZIKSMAINTEXT"/>
+        <w:ind w:firstLine="708"/>
+        <w:rPr>
+          <w:rFonts w:ascii="Courier New" w:hAnsi="Courier New"/>
+          <w:sz w:val="15"/>
+          <w:szCs w:val="15"/>
+        </w:rPr>
+      </w:pPr>
+    </w:p>
+    <w:p>
+      <w:pPr>
+        <w:pStyle w:val="ZIKSMAINTEXT"/>
+        <w:ind w:firstLine="708"/>
+        <w:rPr>
+          <w:rFonts w:ascii="Courier New" w:hAnsi="Courier New"/>
+          <w:sz w:val="15"/>
+          <w:szCs w:val="15"/>
+        </w:rPr>
+      </w:pPr>
+      <w:r>
+        <w:rPr>
+          <w:rFonts w:ascii="Courier New" w:hAnsi="Courier New"/>
+          <w:sz w:val="15"/>
+          <w:szCs w:val="15"/>
+        </w:rPr>
+        <w:t xml:space="preserve">            int rawHeight = BitConverter.ToInt32(_dibHeader, 8);</w:t>
+      </w:r>
+    </w:p>
+    <w:p>
+      <w:pPr>
+        <w:pStyle w:val="ZIKSMAINTEXT"/>
+        <w:ind w:firstLine="708"/>
+        <w:rPr>
+          <w:rFonts w:ascii="Courier New" w:hAnsi="Courier New"/>
+          <w:sz w:val="15"/>
+          <w:szCs w:val="15"/>
+        </w:rPr>
+      </w:pPr>
+      <w:r>
+        <w:rPr>
+          <w:rFonts w:ascii="Courier New" w:hAnsi="Courier New"/>
+          <w:sz w:val="15"/>
+          <w:szCs w:val="15"/>
+        </w:rPr>
+        <w:t xml:space="preserve">            bool topDown = rawHeight &lt; 0;</w:t>
+      </w:r>
+    </w:p>
+    <w:p>
+      <w:pPr>
+        <w:pStyle w:val="ZIKSMAINTEXT"/>
+        <w:ind w:firstLine="708"/>
+        <w:rPr>
+          <w:rFonts w:ascii="Courier New" w:hAnsi="Courier New"/>
+          <w:sz w:val="15"/>
+          <w:szCs w:val="15"/>
+        </w:rPr>
+      </w:pPr>
+    </w:p>
+    <w:p>
+      <w:pPr>
+        <w:pStyle w:val="ZIKSMAINTEXT"/>
+        <w:ind w:firstLine="708"/>
+        <w:rPr>
+          <w:rFonts w:ascii="Courier New" w:hAnsi="Courier New"/>
+          <w:sz w:val="15"/>
+          <w:szCs w:val="15"/>
+        </w:rPr>
+      </w:pPr>
+      <w:r>
+        <w:rPr>
+          <w:rFonts w:ascii="Courier New" w:hAnsi="Courier New"/>
+          <w:sz w:val="15"/>
+          <w:szCs w:val="15"/>
+        </w:rPr>
+        <w:t xml:space="preserve">            for (int y = 0; y &lt; Height; y++)</w:t>
+      </w:r>
+    </w:p>
+    <w:p>
+      <w:pPr>
+        <w:pStyle w:val="ZIKSMAINTEXT"/>
+        <w:ind w:firstLine="708"/>
+        <w:rPr>
+          <w:rFonts w:ascii="Courier New" w:hAnsi="Courier New"/>
+          <w:sz w:val="15"/>
+          <w:szCs w:val="15"/>
+        </w:rPr>
+      </w:pPr>
+      <w:r>
+        <w:rPr>
+          <w:rFonts w:ascii="Courier New" w:hAnsi="Courier New"/>
+          <w:sz w:val="15"/>
+          <w:szCs w:val="15"/>
+        </w:rPr>
+        <w:t xml:space="preserve">            {</w:t>
+      </w:r>
+    </w:p>
+    <w:p>
+      <w:pPr>
+        <w:pStyle w:val="ZIKSMAINTEXT"/>
+        <w:ind w:firstLine="708"/>
+        <w:rPr>
+          <w:rFonts w:ascii="Courier New" w:hAnsi="Courier New"/>
+          <w:sz w:val="15"/>
+          <w:szCs w:val="15"/>
+        </w:rPr>
+      </w:pPr>
+      <w:r>
+        <w:rPr>
+          <w:rFonts w:ascii="Courier New" w:hAnsi="Courier New"/>
+          <w:sz w:val="15"/>
+          <w:szCs w:val="15"/>
+        </w:rPr>
+        <w:t xml:space="preserve">                int dstY = topDown ? y : (Height - 1 - y);</w:t>
+      </w:r>
+    </w:p>
+    <w:p>
+      <w:pPr>
+        <w:pStyle w:val="ZIKSMAINTEXT"/>
+        <w:ind w:firstLine="708"/>
+        <w:rPr>
+          <w:rFonts w:ascii="Courier New" w:hAnsi="Courier New"/>
+          <w:sz w:val="15"/>
+          <w:szCs w:val="15"/>
+        </w:rPr>
+      </w:pPr>
+      <w:r>
+        <w:rPr>
+          <w:rFonts w:ascii="Courier New" w:hAnsi="Courier New"/>
+          <w:sz w:val="15"/>
+          <w:szCs w:val="15"/>
+        </w:rPr>
+        <w:t xml:space="preserve">                int rowStart = pixelOffset + dstY * rowSize;</w:t>
+      </w:r>
+    </w:p>
+    <w:p>
+      <w:pPr>
+        <w:pStyle w:val="ZIKSMAINTEXT"/>
+        <w:ind w:firstLine="708"/>
+        <w:rPr>
+          <w:rFonts w:ascii="Courier New" w:hAnsi="Courier New"/>
+          <w:sz w:val="15"/>
+          <w:szCs w:val="15"/>
+        </w:rPr>
+      </w:pPr>
+      <w:r>
+        <w:rPr>
+          <w:rFonts w:ascii="Courier New" w:hAnsi="Courier New"/>
+          <w:sz w:val="15"/>
+          <w:szCs w:val="15"/>
+        </w:rPr>
+        <w:t xml:space="preserve">                for (int x = 0; x &lt; Width; x++)</w:t>
+      </w:r>
+    </w:p>
+    <w:p>
+      <w:pPr>
+        <w:pStyle w:val="ZIKSMAINTEXT"/>
+        <w:ind w:firstLine="708"/>
+        <w:rPr>
+          <w:rFonts w:ascii="Courier New" w:hAnsi="Courier New"/>
+          <w:sz w:val="15"/>
+          <w:szCs w:val="15"/>
+        </w:rPr>
+      </w:pPr>
+      <w:r>
+        <w:rPr>
+          <w:rFonts w:ascii="Courier New" w:hAnsi="Courier New"/>
+          <w:sz w:val="15"/>
+          <w:szCs w:val="15"/>
+        </w:rPr>
+        <w:t xml:space="preserve">                {</w:t>
+      </w:r>
+    </w:p>
+    <w:p>
+      <w:pPr>
+        <w:pStyle w:val="ZIKSMAINTEXT"/>
+        <w:ind w:firstLine="708"/>
+        <w:rPr>
+          <w:rFonts w:ascii="Courier New" w:hAnsi="Courier New"/>
+          <w:sz w:val="15"/>
+          <w:szCs w:val="15"/>
+        </w:rPr>
+      </w:pPr>
+      <w:r>
+        <w:rPr>
+          <w:rFonts w:ascii="Courier New" w:hAnsi="Courier New"/>
+          <w:sz w:val="15"/>
+          <w:szCs w:val="15"/>
+        </w:rPr>
+        <w:t xml:space="preserve">                    outData[rowStart + x * 3] = Pixels[y, x, 0];</w:t>
+      </w:r>
+    </w:p>
+    <w:p>
+      <w:pPr>
+        <w:pStyle w:val="ZIKSMAINTEXT"/>
+        <w:ind w:firstLine="708"/>
+        <w:rPr>
+          <w:rFonts w:ascii="Courier New" w:hAnsi="Courier New"/>
+          <w:sz w:val="15"/>
+          <w:szCs w:val="15"/>
+        </w:rPr>
+      </w:pPr>
+      <w:r>
+        <w:rPr>
+          <w:rFonts w:ascii="Courier New" w:hAnsi="Courier New"/>
+          <w:sz w:val="15"/>
+          <w:szCs w:val="15"/>
+        </w:rPr>
+        <w:t xml:space="preserve">                    outData[rowStart + x * 3 + 1] = Pixels[y, x, 1];</w:t>
+      </w:r>
+    </w:p>
+    <w:p>
+      <w:pPr>
+        <w:pStyle w:val="ZIKSMAINTEXT"/>
+        <w:ind w:firstLine="708"/>
+        <w:rPr>
+          <w:rFonts w:ascii="Courier New" w:hAnsi="Courier New"/>
+          <w:sz w:val="15"/>
+          <w:szCs w:val="15"/>
+        </w:rPr>
+      </w:pPr>
+      <w:r>
+        <w:rPr>
+          <w:rFonts w:ascii="Courier New" w:hAnsi="Courier New"/>
+          <w:sz w:val="15"/>
+          <w:szCs w:val="15"/>
+        </w:rPr>
+        <w:t xml:space="preserve">                    outData[rowStart + x * 3 + 2] = Pixels[y, x, 2];</w:t>
+      </w:r>
+    </w:p>
+    <w:p>
+      <w:pPr>
+        <w:pStyle w:val="ZIKSMAINTEXT"/>
+        <w:ind w:firstLine="708"/>
+        <w:rPr>
+          <w:rFonts w:ascii="Courier New" w:hAnsi="Courier New"/>
+          <w:sz w:val="15"/>
+          <w:szCs w:val="15"/>
+        </w:rPr>
+      </w:pPr>
+      <w:r>
+        <w:rPr>
+          <w:rFonts w:ascii="Courier New" w:hAnsi="Courier New"/>
+          <w:sz w:val="15"/>
+          <w:szCs w:val="15"/>
+        </w:rPr>
+        <w:t xml:space="preserve">                }</w:t>
+      </w:r>
+    </w:p>
+    <w:p>
+      <w:pPr>
+        <w:pStyle w:val="ZIKSMAINTEXT"/>
+        <w:ind w:firstLine="708"/>
+        <w:rPr>
+          <w:rFonts w:ascii="Courier New" w:hAnsi="Courier New"/>
+          <w:sz w:val="15"/>
+          <w:szCs w:val="15"/>
+        </w:rPr>
+      </w:pPr>
+      <w:r>
+        <w:rPr>
+          <w:rFonts w:ascii="Courier New" w:hAnsi="Courier New"/>
+          <w:sz w:val="15"/>
+          <w:szCs w:val="15"/>
+        </w:rPr>
+        <w:t xml:space="preserve">            }</w:t>
+      </w:r>
+    </w:p>
+    <w:p>
+      <w:pPr>
+        <w:pStyle w:val="ZIKSMAINTEXT"/>
+        <w:ind w:firstLine="708"/>
+        <w:rPr>
+          <w:rFonts w:ascii="Courier New" w:hAnsi="Courier New"/>
+          <w:sz w:val="15"/>
+          <w:szCs w:val="15"/>
+        </w:rPr>
+      </w:pPr>
+      <w:r>
+        <w:rPr>
+          <w:rFonts w:ascii="Courier New" w:hAnsi="Courier New"/>
+          <w:sz w:val="15"/>
+          <w:szCs w:val="15"/>
+        </w:rPr>
+        <w:t xml:space="preserve">            File.WriteAllBytes(path, outData);</w:t>
+      </w:r>
+    </w:p>
+    <w:p>
+      <w:pPr>
+        <w:pStyle w:val="ZIKSMAINTEXT"/>
+        <w:ind w:firstLine="708"/>
+        <w:rPr>
+          <w:rFonts w:ascii="Courier New" w:hAnsi="Courier New"/>
+          <w:sz w:val="15"/>
+          <w:szCs w:val="15"/>
+        </w:rPr>
+      </w:pPr>
+      <w:r>
+        <w:rPr>
+          <w:rFonts w:ascii="Courier New" w:hAnsi="Courier New"/>
+          <w:sz w:val="15"/>
+          <w:szCs w:val="15"/>
+        </w:rPr>
+        <w:t xml:space="preserve">        }</w:t>
+      </w:r>
+    </w:p>
+    <w:p>
+      <w:pPr>
+        <w:pStyle w:val="ZIKSMAINTEXT"/>
+        <w:ind w:firstLine="708"/>
+        <w:rPr>
+          <w:rFonts w:ascii="Courier New" w:hAnsi="Courier New"/>
+          <w:sz w:val="15"/>
+          <w:szCs w:val="15"/>
+        </w:rPr>
+      </w:pPr>
+      <w:r>
+        <w:rPr>
+          <w:rFonts w:ascii="Courier New" w:hAnsi="Courier New"/>
+          <w:sz w:val="15"/>
+          <w:szCs w:val="15"/>
+        </w:rPr>
+        <w:t xml:space="preserve">    }</w:t>
+      </w:r>
+    </w:p>
+    <w:p>
+      <w:pPr>
+        <w:pStyle w:val="ZIKSMAINTEXT"/>
+        <w:ind w:firstLine="708"/>
+        <w:rPr>
+          <w:rFonts w:ascii="Courier New" w:hAnsi="Courier New"/>
+          <w:sz w:val="15"/>
+          <w:szCs w:val="15"/>
+        </w:rPr>
+      </w:pPr>
+    </w:p>
+    <w:p>
+      <w:pPr>
+        <w:pStyle w:val="ZIKSMAINTEXT"/>
+        <w:ind w:firstLine="708"/>
+        <w:rPr>
+          <w:rFonts w:ascii="Courier New" w:hAnsi="Courier New"/>
+          <w:sz w:val="15"/>
+          <w:szCs w:val="15"/>
+        </w:rPr>
+      </w:pPr>
+      <w:r>
+        <w:rPr>
+          <w:rFonts w:ascii="Courier New" w:hAnsi="Courier New"/>
+          <w:sz w:val="15"/>
+          <w:szCs w:val="15"/>
+        </w:rPr>
+        <w:t xml:space="preserve">    class Program</w:t>
+      </w:r>
+    </w:p>
+    <w:p>
+      <w:pPr>
+        <w:pStyle w:val="ZIKSMAINTEXT"/>
+        <w:ind w:firstLine="708"/>
+        <w:rPr>
+          <w:rFonts w:ascii="Courier New" w:hAnsi="Courier New"/>
+          <w:sz w:val="15"/>
+          <w:szCs w:val="15"/>
+        </w:rPr>
+      </w:pPr>
+      <w:r>
+        <w:rPr>
+          <w:rFonts w:ascii="Courier New" w:hAnsi="Courier New"/>
+          <w:sz w:val="15"/>
+          <w:szCs w:val="15"/>
+        </w:rPr>
+        <w:t xml:space="preserve">    {</w:t>
+      </w:r>
+    </w:p>
+    <w:p>
+      <w:pPr>
+        <w:pStyle w:val="ZIKSMAINTEXT"/>
+        <w:ind w:firstLine="708"/>
+        <w:rPr>
+          <w:rFonts w:ascii="Courier New" w:hAnsi="Courier New"/>
+          <w:sz w:val="15"/>
+          <w:szCs w:val="15"/>
+        </w:rPr>
+      </w:pPr>
+      <w:r>
+        <w:rPr>
+          <w:rFonts w:ascii="Courier New" w:hAnsi="Courier New"/>
+          <w:sz w:val="15"/>
+          <w:szCs w:val="15"/>
+        </w:rPr>
+        <w:t xml:space="preserve">        static void EmbedMessage(Bitmap24 bmp, string message)</w:t>
+      </w:r>
+    </w:p>
+    <w:p>
+      <w:pPr>
+        <w:pStyle w:val="ZIKSMAINTEXT"/>
+        <w:ind w:firstLine="708"/>
+        <w:rPr>
+          <w:rFonts w:ascii="Courier New" w:hAnsi="Courier New"/>
+          <w:sz w:val="15"/>
+          <w:szCs w:val="15"/>
+        </w:rPr>
+      </w:pPr>
+      <w:r>
+        <w:rPr>
+          <w:rFonts w:ascii="Courier New" w:hAnsi="Courier New"/>
+          <w:sz w:val="15"/>
+          <w:szCs w:val="15"/>
+        </w:rPr>
+        <w:t xml:space="preserve">        {</w:t>
+      </w:r>
+    </w:p>
+    <w:p>
+      <w:pPr>
+        <w:pStyle w:val="ZIKSMAINTEXT"/>
+        <w:ind w:firstLine="708"/>
+        <w:rPr>
+          <w:rFonts w:ascii="Courier New" w:hAnsi="Courier New"/>
+          <w:sz w:val="15"/>
+          <w:szCs w:val="15"/>
+        </w:rPr>
+      </w:pPr>
+      <w:r>
+        <w:rPr>
+          <w:rFonts w:ascii="Courier New" w:hAnsi="Courier New"/>
+          <w:sz w:val="15"/>
+          <w:szCs w:val="15"/>
+        </w:rPr>
+        <w:t xml:space="preserve">            byte[] msgBytes = Encoding.UTF8.GetBytes(message);</w:t>
+      </w:r>
+    </w:p>
+    <w:p>
+      <w:pPr>
+        <w:pStyle w:val="ZIKSMAINTEXT"/>
+        <w:ind w:firstLine="708"/>
+        <w:rPr>
+          <w:rFonts w:ascii="Courier New" w:hAnsi="Courier New"/>
+          <w:sz w:val="15"/>
+          <w:szCs w:val="15"/>
+        </w:rPr>
+      </w:pPr>
+      <w:r>
+        <w:rPr>
+          <w:rFonts w:ascii="Courier New" w:hAnsi="Courier New"/>
+          <w:sz w:val="15"/>
+          <w:szCs w:val="15"/>
+        </w:rPr>
+        <w:t xml:space="preserve">            int totalBits = (msgBytes.Length + 4) * 8;</w:t>
+      </w:r>
+    </w:p>
+    <w:p>
+      <w:pPr>
+        <w:pStyle w:val="ZIKSMAINTEXT"/>
+        <w:ind w:firstLine="708"/>
+        <w:rPr>
+          <w:rFonts w:ascii="Courier New" w:hAnsi="Courier New"/>
+          <w:sz w:val="15"/>
+          <w:szCs w:val="15"/>
+        </w:rPr>
+      </w:pPr>
+      <w:r>
+        <w:rPr>
+          <w:rFonts w:ascii="Courier New" w:hAnsi="Courier New"/>
+          <w:sz w:val="15"/>
+          <w:szCs w:val="15"/>
+        </w:rPr>
+        <w:t xml:space="preserve">            int capacity = bmp.Height * bmp.Width * 3;</w:t>
+      </w:r>
+    </w:p>
+    <w:p>
+      <w:pPr>
+        <w:pStyle w:val="ZIKSMAINTEXT"/>
+        <w:ind w:firstLine="708"/>
+        <w:rPr>
+          <w:rFonts w:ascii="Courier New" w:hAnsi="Courier New"/>
+          <w:sz w:val="15"/>
+          <w:szCs w:val="15"/>
+        </w:rPr>
+      </w:pPr>
+    </w:p>
+    <w:p>
+      <w:pPr>
+        <w:pStyle w:val="ZIKSMAINTEXT"/>
+        <w:ind w:firstLine="708"/>
+        <w:rPr>
+          <w:rFonts w:ascii="Courier New" w:hAnsi="Courier New"/>
+          <w:sz w:val="15"/>
+          <w:szCs w:val="15"/>
+        </w:rPr>
+      </w:pPr>
+      <w:r>
+        <w:rPr>
+          <w:rFonts w:ascii="Courier New" w:hAnsi="Courier New"/>
+          <w:sz w:val="15"/>
+          <w:szCs w:val="15"/>
+        </w:rPr>
+        <w:t xml:space="preserve">            if (totalBits &gt; capacity)</w:t>
+      </w:r>
+    </w:p>
+    <w:p>
+      <w:pPr>
+        <w:pStyle w:val="ZIKSMAINTEXT"/>
+        <w:ind w:firstLine="708"/>
+        <w:rPr>
+          <w:rFonts w:ascii="Courier New" w:hAnsi="Courier New"/>
+          <w:sz w:val="15"/>
+          <w:szCs w:val="15"/>
+        </w:rPr>
+      </w:pPr>
+      <w:r>
+        <w:rPr>
+          <w:rFonts w:ascii="Courier New" w:hAnsi="Courier New"/>
+          <w:sz w:val="15"/>
+          <w:szCs w:val="15"/>
+        </w:rPr>
+        <w:lastRenderedPageBreak/>
+        <w:t xml:space="preserve">                throw new Exception($"Message too long. Capacity: {capacity / 8 - 4} bytes.");</w:t>
+      </w:r>
+    </w:p>
+    <w:p>
+      <w:pPr>
+        <w:pStyle w:val="ZIKSMAINTEXT"/>
+        <w:ind w:firstLine="708"/>
+        <w:rPr>
+          <w:rFonts w:ascii="Courier New" w:hAnsi="Courier New"/>
+          <w:sz w:val="15"/>
+          <w:szCs w:val="15"/>
+        </w:rPr>
+      </w:pPr>
+    </w:p>
+    <w:p>
+      <w:pPr>
+        <w:pStyle w:val="ZIKSMAINTEXT"/>
+        <w:ind w:firstLine="708"/>
+        <w:rPr>
+          <w:rFonts w:ascii="Courier New" w:hAnsi="Courier New"/>
+          <w:sz w:val="15"/>
+          <w:szCs w:val="15"/>
+        </w:rPr>
+      </w:pPr>
+      <w:r>
+        <w:rPr>
+          <w:rFonts w:ascii="Courier New" w:hAnsi="Courier New"/>
+          <w:sz w:val="15"/>
+          <w:szCs w:val="15"/>
+        </w:rPr>
+        <w:t xml:space="preserve">            byte[] payload = new byte[4 + msgBytes.Length];</w:t>
+      </w:r>
+    </w:p>
+    <w:p>
+      <w:pPr>
+        <w:pStyle w:val="ZIKSMAINTEXT"/>
+        <w:ind w:firstLine="708"/>
+        <w:rPr>
+          <w:rFonts w:ascii="Courier New" w:hAnsi="Courier New"/>
+          <w:sz w:val="15"/>
+          <w:szCs w:val="15"/>
+        </w:rPr>
+      </w:pPr>
+      <w:r>
+        <w:rPr>
+          <w:rFonts w:ascii="Courier New" w:hAnsi="Courier New"/>
+          <w:sz w:val="15"/>
+          <w:szCs w:val="15"/>
+        </w:rPr>
+        <w:t xml:space="preserve">            BitConverter.GetBytes(msgBytes.Length).CopyTo(payload, 0);</w:t>
+      </w:r>
+    </w:p>
+    <w:p>
+      <w:pPr>
+        <w:pStyle w:val="ZIKSMAINTEXT"/>
+        <w:ind w:firstLine="708"/>
+        <w:rPr>
+          <w:rFonts w:ascii="Courier New" w:hAnsi="Courier New"/>
+          <w:sz w:val="15"/>
+          <w:szCs w:val="15"/>
+        </w:rPr>
+      </w:pPr>
+      <w:r>
+        <w:rPr>
+          <w:rFonts w:ascii="Courier New" w:hAnsi="Courier New"/>
+          <w:sz w:val="15"/>
+          <w:szCs w:val="15"/>
+        </w:rPr>
+        <w:t xml:space="preserve">            Array.Copy(msgBytes, 0, payload, 4, msgBytes.Length);</w:t>
+      </w:r>
+    </w:p>
+    <w:p>
+      <w:pPr>
+        <w:pStyle w:val="ZIKSMAINTEXT"/>
+        <w:ind w:firstLine="708"/>
+        <w:rPr>
+          <w:rFonts w:ascii="Courier New" w:hAnsi="Courier New"/>
+          <w:sz w:val="15"/>
+          <w:szCs w:val="15"/>
+        </w:rPr>
+      </w:pPr>
+    </w:p>
+    <w:p>
+      <w:pPr>
+        <w:pStyle w:val="ZIKSMAINTEXT"/>
+        <w:ind w:firstLine="708"/>
+        <w:rPr>
+          <w:rFonts w:ascii="Courier New" w:hAnsi="Courier New"/>
+          <w:sz w:val="15"/>
+          <w:szCs w:val="15"/>
+        </w:rPr>
+      </w:pPr>
+      <w:r>
+        <w:rPr>
+          <w:rFonts w:ascii="Courier New" w:hAnsi="Courier New"/>
+          <w:sz w:val="15"/>
+          <w:szCs w:val="15"/>
+        </w:rPr>
+        <w:t xml:space="preserve">            int bitIndex = 0;</w:t>
+      </w:r>
+    </w:p>
+    <w:p>
+      <w:pPr>
+        <w:pStyle w:val="ZIKSMAINTEXT"/>
+        <w:ind w:firstLine="708"/>
+        <w:rPr>
+          <w:rFonts w:ascii="Courier New" w:hAnsi="Courier New"/>
+          <w:sz w:val="15"/>
+          <w:szCs w:val="15"/>
+        </w:rPr>
+      </w:pPr>
+      <w:r>
+        <w:rPr>
+          <w:rFonts w:ascii="Courier New" w:hAnsi="Courier New"/>
+          <w:sz w:val="15"/>
+          <w:szCs w:val="15"/>
+        </w:rPr>
+        <w:t xml:space="preserve">            for (int y = 0; y &lt; bmp.Height &amp;&amp; bitIndex &lt; payload.Length * 8; y++)</w:t>
+      </w:r>
+    </w:p>
+    <w:p>
+      <w:pPr>
+        <w:pStyle w:val="ZIKSMAINTEXT"/>
+        <w:ind w:firstLine="708"/>
+        <w:rPr>
+          <w:rFonts w:ascii="Courier New" w:hAnsi="Courier New"/>
+          <w:sz w:val="15"/>
+          <w:szCs w:val="15"/>
+        </w:rPr>
+      </w:pPr>
+      <w:r>
+        <w:rPr>
+          <w:rFonts w:ascii="Courier New" w:hAnsi="Courier New"/>
+          <w:sz w:val="15"/>
+          <w:szCs w:val="15"/>
+        </w:rPr>
+        <w:t xml:space="preserve">                for (int x = 0; x &lt; bmp.Width &amp;&amp; bitIndex &lt; payload.Length * 8; x++)</w:t>
+      </w:r>
+    </w:p>
+    <w:p>
+      <w:pPr>
+        <w:pStyle w:val="ZIKSMAINTEXT"/>
+        <w:ind w:firstLine="708"/>
+        <w:rPr>
+          <w:rFonts w:ascii="Courier New" w:hAnsi="Courier New"/>
+          <w:sz w:val="15"/>
+          <w:szCs w:val="15"/>
+        </w:rPr>
+      </w:pPr>
+      <w:r>
+        <w:rPr>
+          <w:rFonts w:ascii="Courier New" w:hAnsi="Courier New"/>
+          <w:sz w:val="15"/>
+          <w:szCs w:val="15"/>
+        </w:rPr>
+        <w:t xml:space="preserve">                    for (int c = 0; c &lt; 3 &amp;&amp; bitIndex &lt; payload.Length * 8; c++)</w:t>
+      </w:r>
+    </w:p>
+    <w:p>
+      <w:pPr>
+        <w:pStyle w:val="ZIKSMAINTEXT"/>
+        <w:ind w:firstLine="708"/>
+        <w:rPr>
+          <w:rFonts w:ascii="Courier New" w:hAnsi="Courier New"/>
+          <w:sz w:val="15"/>
+          <w:szCs w:val="15"/>
+        </w:rPr>
+      </w:pPr>
+      <w:r>
+        <w:rPr>
+          <w:rFonts w:ascii="Courier New" w:hAnsi="Courier New"/>
+          <w:sz w:val="15"/>
+          <w:szCs w:val="15"/>
+        </w:rPr>
+        <w:t xml:space="preserve">                    {</w:t>
+      </w:r>
+    </w:p>
+    <w:p>
+      <w:pPr>
+        <w:pStyle w:val="ZIKSMAINTEXT"/>
+        <w:ind w:firstLine="708"/>
+        <w:rPr>
+          <w:rFonts w:ascii="Courier New" w:hAnsi="Courier New"/>
+          <w:sz w:val="15"/>
+          <w:szCs w:val="15"/>
+        </w:rPr>
+      </w:pPr>
+      <w:r>
+        <w:rPr>
+          <w:rFonts w:ascii="Courier New" w:hAnsi="Courier New"/>
+          <w:sz w:val="15"/>
+          <w:szCs w:val="15"/>
+        </w:rPr>
+        <w:t xml:space="preserve">                        int bytePos = bitIndex / 8;</w:t>
+      </w:r>
+    </w:p>
+    <w:p>
+      <w:pPr>
+        <w:pStyle w:val="ZIKSMAINTEXT"/>
+        <w:ind w:firstLine="708"/>
+        <w:rPr>
+          <w:rFonts w:ascii="Courier New" w:hAnsi="Courier New"/>
+          <w:sz w:val="15"/>
+          <w:szCs w:val="15"/>
+        </w:rPr>
+      </w:pPr>
+      <w:r>
+        <w:rPr>
+          <w:rFonts w:ascii="Courier New" w:hAnsi="Courier New"/>
+          <w:sz w:val="15"/>
+          <w:szCs w:val="15"/>
+        </w:rPr>
+        <w:t xml:space="preserve">                        int bitPos = 7 - (bitIndex % 8);</w:t>
+      </w:r>
+    </w:p>
+    <w:p>
+      <w:pPr>
+        <w:pStyle w:val="ZIKSMAINTEXT"/>
+        <w:ind w:firstLine="708"/>
+        <w:rPr>
+          <w:rFonts w:ascii="Courier New" w:hAnsi="Courier New"/>
+          <w:sz w:val="15"/>
+          <w:szCs w:val="15"/>
+        </w:rPr>
+      </w:pPr>
+      <w:r>
+        <w:rPr>
+          <w:rFonts w:ascii="Courier New" w:hAnsi="Courier New"/>
+          <w:sz w:val="15"/>
+          <w:szCs w:val="15"/>
+        </w:rPr>
+        <w:t xml:space="preserve">                        int bit = (payload[bytePos] &gt;&gt; bitPos) &amp; 1;</w:t>
+      </w:r>
+    </w:p>
+    <w:p>
+      <w:pPr>
+        <w:pStyle w:val="ZIKSMAINTEXT"/>
+        <w:ind w:firstLine="708"/>
+        <w:rPr>
+          <w:rFonts w:ascii="Courier New" w:hAnsi="Courier New"/>
+          <w:sz w:val="15"/>
+          <w:szCs w:val="15"/>
+        </w:rPr>
+      </w:pPr>
+      <w:r>
+        <w:rPr>
+          <w:rFonts w:ascii="Courier New" w:hAnsi="Courier New"/>
+          <w:sz w:val="15"/>
+          <w:szCs w:val="15"/>
+        </w:rPr>
+        <w:t xml:space="preserve">                        bmp.Pixels[y, x, c] = (byte)((bmp.Pixels[y, x, c] &amp; 0xFE) | bit);</w:t>
+      </w:r>
+    </w:p>
+    <w:p>
+      <w:pPr>
+        <w:pStyle w:val="ZIKSMAINTEXT"/>
+        <w:ind w:firstLine="708"/>
+        <w:rPr>
+          <w:rFonts w:ascii="Courier New" w:hAnsi="Courier New"/>
+          <w:sz w:val="15"/>
+          <w:szCs w:val="15"/>
+        </w:rPr>
+      </w:pPr>
+      <w:r>
+        <w:rPr>
+          <w:rFonts w:ascii="Courier New" w:hAnsi="Courier New"/>
+          <w:sz w:val="15"/>
+          <w:szCs w:val="15"/>
+        </w:rPr>
+        <w:t xml:space="preserve">                        bitIndex++;</w:t>
+      </w:r>
+    </w:p>
+    <w:p>
+      <w:pPr>
+        <w:pStyle w:val="ZIKSMAINTEXT"/>
+        <w:ind w:firstLine="708"/>
+        <w:rPr>
+          <w:rFonts w:ascii="Courier New" w:hAnsi="Courier New"/>
+          <w:sz w:val="15"/>
+          <w:szCs w:val="15"/>
+        </w:rPr>
+      </w:pPr>
+      <w:r>
+        <w:rPr>
+          <w:rFonts w:ascii="Courier New" w:hAnsi="Courier New"/>
+          <w:sz w:val="15"/>
+          <w:szCs w:val="15"/>
+        </w:rPr>
+        <w:t xml:space="preserve">                    }</w:t>
+      </w:r>
+    </w:p>
+    <w:p>
+      <w:pPr>
+        <w:pStyle w:val="ZIKSMAINTEXT"/>
+        <w:ind w:firstLine="708"/>
+        <w:rPr>
+          <w:rFonts w:ascii="Courier New" w:hAnsi="Courier New"/>
+          <w:sz w:val="15"/>
+          <w:szCs w:val="15"/>
+        </w:rPr>
+      </w:pPr>
+      <w:r>
+        <w:rPr>
+          <w:rFonts w:ascii="Courier New" w:hAnsi="Courier New"/>
+          <w:sz w:val="15"/>
+          <w:szCs w:val="15"/>
+        </w:rPr>
+        <w:t xml:space="preserve">        }</w:t>
+      </w:r>
+    </w:p>
+    <w:p>
+      <w:pPr>
+        <w:pStyle w:val="ZIKSMAINTEXT"/>
+        <w:ind w:firstLine="708"/>
+        <w:rPr>
+          <w:rFonts w:ascii="Courier New" w:hAnsi="Courier New"/>
+          <w:sz w:val="15"/>
+          <w:szCs w:val="15"/>
+        </w:rPr>
+      </w:pPr>
+    </w:p>
+    <w:p>
+      <w:pPr>
+        <w:pStyle w:val="ZIKSMAINTEXT"/>
+        <w:ind w:firstLine="708"/>
+        <w:rPr>
+          <w:rFonts w:ascii="Courier New" w:hAnsi="Courier New"/>
+          <w:sz w:val="15"/>
+          <w:szCs w:val="15"/>
+        </w:rPr>
+      </w:pPr>
+      <w:r>
+        <w:rPr>
+          <w:rFonts w:ascii="Courier New" w:hAnsi="Courier New"/>
+          <w:sz w:val="15"/>
+          <w:szCs w:val="15"/>
+        </w:rPr>
+        <w:t xml:space="preserve">        static string ExtractMessage(Bitmap24 bmp)</w:t>
+      </w:r>
+    </w:p>
+    <w:p>
+      <w:pPr>
+        <w:pStyle w:val="ZIKSMAINTEXT"/>
+        <w:ind w:firstLine="708"/>
+        <w:rPr>
+          <w:rFonts w:ascii="Courier New" w:hAnsi="Courier New"/>
+          <w:sz w:val="15"/>
+          <w:szCs w:val="15"/>
+        </w:rPr>
+      </w:pPr>
+      <w:r>
+        <w:rPr>
+          <w:rFonts w:ascii="Courier New" w:hAnsi="Courier New"/>
+          <w:sz w:val="15"/>
+          <w:szCs w:val="15"/>
+        </w:rPr>
+        <w:t>{</w:t>
+      </w:r>
+    </w:p>
+    <w:p>
+      <w:pPr>
+        <w:pStyle w:val="ZIKSMAINTEXT"/>
+        <w:ind w:firstLine="708"/>
+        <w:rPr>
+          <w:rFonts w:ascii="Courier New" w:hAnsi="Courier New"/>
+          <w:sz w:val="15"/>
+          <w:szCs w:val="15"/>
+        </w:rPr>
+      </w:pPr>
+      <w:r>
+        <w:rPr>
+          <w:rFonts w:ascii="Courier New" w:hAnsi="Courier New"/>
+          <w:sz w:val="15"/>
+          <w:szCs w:val="15"/>
+        </w:rPr>
+        <w:t xml:space="preserve">    byte[] lengthBytes = new byte[4];</w:t>
+      </w:r>
+    </w:p>
+    <w:p>
+      <w:pPr>
+        <w:pStyle w:val="ZIKSMAINTEXT"/>
+        <w:ind w:firstLine="708"/>
+        <w:rPr>
+          <w:rFonts w:ascii="Courier New" w:hAnsi="Courier New"/>
+          <w:sz w:val="15"/>
+          <w:szCs w:val="15"/>
+        </w:rPr>
+      </w:pPr>
+      <w:r>
+        <w:rPr>
+          <w:rFonts w:ascii="Courier New" w:hAnsi="Courier New"/>
+          <w:sz w:val="15"/>
+          <w:szCs w:val="15"/>
+        </w:rPr>
+        <w:t xml:space="preserve">    int bitIndex = 0;</w:t>
+      </w:r>
+    </w:p>
+    <w:p>
+      <w:pPr>
+        <w:pStyle w:val="ZIKSMAINTEXT"/>
+        <w:ind w:firstLine="708"/>
+        <w:rPr>
+          <w:rFonts w:ascii="Courier New" w:hAnsi="Courier New"/>
+          <w:sz w:val="15"/>
+          <w:szCs w:val="15"/>
+        </w:rPr>
+      </w:pPr>
+    </w:p>
+    <w:p>
+      <w:pPr>
+        <w:pStyle w:val="ZIKSMAINTEXT"/>
+        <w:ind w:firstLine="708"/>
+        <w:rPr>
+          <w:rFonts w:ascii="Courier New" w:hAnsi="Courier New"/>
+          <w:sz w:val="15"/>
+          <w:szCs w:val="15"/>
+        </w:rPr>
+      </w:pPr>
+      <w:r>
+        <w:rPr>
+          <w:rFonts w:ascii="Courier New" w:hAnsi="Courier New"/>
+          <w:sz w:val="15"/>
+          <w:szCs w:val="15"/>
+        </w:rPr>
+        <w:t xml:space="preserve">    for (int y = 0; y &lt; bmp.Height &amp;&amp; bitIndex &lt; 32; y++)</w:t>
+      </w:r>
+    </w:p>
+    <w:p>
+      <w:pPr>
+        <w:pStyle w:val="ZIKSMAINTEXT"/>
+        <w:ind w:firstLine="708"/>
+        <w:rPr>
+          <w:rFonts w:ascii="Courier New" w:hAnsi="Courier New"/>
+          <w:sz w:val="15"/>
+          <w:szCs w:val="15"/>
+        </w:rPr>
+      </w:pPr>
+      <w:r>
+        <w:rPr>
+          <w:rFonts w:ascii="Courier New" w:hAnsi="Courier New"/>
+          <w:sz w:val="15"/>
+          <w:szCs w:val="15"/>
+        </w:rPr>
+        <w:t xml:space="preserve">        for (int x = 0; x &lt; bmp.Width &amp;&amp; bitIndex &lt; 32; x++)</w:t>
+      </w:r>
+    </w:p>
+    <w:p>
+      <w:pPr>
+        <w:pStyle w:val="ZIKSMAINTEXT"/>
+        <w:ind w:firstLine="708"/>
+        <w:rPr>
+          <w:rFonts w:ascii="Courier New" w:hAnsi="Courier New"/>
+          <w:sz w:val="15"/>
+          <w:szCs w:val="15"/>
+        </w:rPr>
+      </w:pPr>
+      <w:r>
+        <w:rPr>
+          <w:rFonts w:ascii="Courier New" w:hAnsi="Courier New"/>
+          <w:sz w:val="15"/>
+          <w:szCs w:val="15"/>
+        </w:rPr>
+        <w:t xml:space="preserve">            for (int c = 0; c &lt; 3 &amp;&amp; bitIndex &lt; 32; c++)</w:t>
+      </w:r>
+    </w:p>
+    <w:p>
+      <w:pPr>
+        <w:pStyle w:val="ZIKSMAINTEXT"/>
+        <w:ind w:firstLine="708"/>
+        <w:rPr>
+          <w:rFonts w:ascii="Courier New" w:hAnsi="Courier New"/>
+          <w:sz w:val="15"/>
+          <w:szCs w:val="15"/>
+        </w:rPr>
+      </w:pPr>
+      <w:r>
+        <w:rPr>
+          <w:rFonts w:ascii="Courier New" w:hAnsi="Courier New"/>
+          <w:sz w:val="15"/>
+          <w:szCs w:val="15"/>
+        </w:rPr>
+        <w:t xml:space="preserve">            {</w:t>
+      </w:r>
+    </w:p>
+    <w:p>
+      <w:pPr>
+        <w:pStyle w:val="ZIKSMAINTEXT"/>
+        <w:ind w:firstLine="708"/>
+        <w:rPr>
+          <w:rFonts w:ascii="Courier New" w:hAnsi="Courier New"/>
+          <w:sz w:val="15"/>
+          <w:szCs w:val="15"/>
+        </w:rPr>
+      </w:pPr>
+      <w:r>
+        <w:rPr>
+          <w:rFonts w:ascii="Courier New" w:hAnsi="Courier New"/>
+          <w:sz w:val="15"/>
+          <w:szCs w:val="15"/>
+        </w:rPr>
+        <w:t xml:space="preserve">                int bytePos = bitIndex / 8;</w:t>
+      </w:r>
+    </w:p>
+    <w:p>
+      <w:pPr>
+        <w:pStyle w:val="ZIKSMAINTEXT"/>
+        <w:ind w:firstLine="708"/>
+        <w:rPr>
+          <w:rFonts w:ascii="Courier New" w:hAnsi="Courier New"/>
+          <w:sz w:val="15"/>
+          <w:szCs w:val="15"/>
+        </w:rPr>
+      </w:pPr>
+      <w:r>
+        <w:rPr>
+          <w:rFonts w:ascii="Courier New" w:hAnsi="Courier New"/>
+          <w:sz w:val="15"/>
+          <w:szCs w:val="15"/>
+        </w:rPr>
+        <w:t xml:space="preserve">                int bitPos  = 7 - (bitIndex % 8);</w:t>
+      </w:r>
+    </w:p>
+    <w:p>
+      <w:pPr>
+        <w:pStyle w:val="ZIKSMAINTEXT"/>
+        <w:ind w:firstLine="708"/>
+        <w:rPr>
+          <w:rFonts w:ascii="Courier New" w:hAnsi="Courier New"/>
+          <w:sz w:val="15"/>
+          <w:szCs w:val="15"/>
+        </w:rPr>
+      </w:pPr>
+      <w:r>
+        <w:rPr>
+          <w:rFonts w:ascii="Courier New" w:hAnsi="Courier New"/>
+          <w:sz w:val="15"/>
+          <w:szCs w:val="15"/>
+        </w:rPr>
+        <w:t xml:space="preserve">                int bit = bmp.Pixels[y, x, c] &amp; 1;</w:t>
+      </w:r>
+    </w:p>
+    <w:p>
+      <w:pPr>
+        <w:pStyle w:val="ZIKSMAINTEXT"/>
+        <w:ind w:firstLine="708"/>
+        <w:rPr>
+          <w:rFonts w:ascii="Courier New" w:hAnsi="Courier New"/>
+          <w:sz w:val="15"/>
+          <w:szCs w:val="15"/>
+        </w:rPr>
+      </w:pPr>
+      <w:r>
+        <w:rPr>
+          <w:rFonts w:ascii="Courier New" w:hAnsi="Courier New"/>
+          <w:sz w:val="15"/>
+          <w:szCs w:val="15"/>
+        </w:rPr>
+        <w:t xml:space="preserve">                lengthBytes[bytePos] |= (byte)(bit &lt;&lt; bitPos);</w:t>
+      </w:r>
+    </w:p>
+    <w:p>
+      <w:pPr>
+        <w:pStyle w:val="ZIKSMAINTEXT"/>
+        <w:ind w:firstLine="708"/>
+        <w:rPr>
+          <w:rFonts w:ascii="Courier New" w:hAnsi="Courier New"/>
+          <w:sz w:val="15"/>
+          <w:szCs w:val="15"/>
+        </w:rPr>
+      </w:pPr>
+      <w:r>
+        <w:rPr>
+          <w:rFonts w:ascii="Courier New" w:hAnsi="Courier New"/>
+          <w:sz w:val="15"/>
+          <w:szCs w:val="15"/>
+        </w:rPr>
+        <w:t xml:space="preserve">                bitIndex++;</w:t>
+      </w:r>
+    </w:p>
+    <w:p>
+      <w:pPr>
+        <w:pStyle w:val="ZIKSMAINTEXT"/>
+        <w:ind w:firstLine="708"/>
+        <w:rPr>
+          <w:rFonts w:ascii="Courier New" w:hAnsi="Courier New"/>
+          <w:sz w:val="15"/>
+          <w:szCs w:val="15"/>
+        </w:rPr>
+      </w:pPr>
+      <w:r>
+        <w:rPr>
+          <w:rFonts w:ascii="Courier New" w:hAnsi="Courier New"/>
+          <w:sz w:val="15"/>
+          <w:szCs w:val="15"/>
+        </w:rPr>
+        <w:t xml:space="preserve">            }</w:t>
+      </w:r>
+    </w:p>
+    <w:p>
+      <w:pPr>
+        <w:pStyle w:val="ZIKSMAINTEXT"/>
+        <w:ind w:firstLine="708"/>
+        <w:rPr>
+          <w:rFonts w:ascii="Courier New" w:hAnsi="Courier New"/>
+          <w:sz w:val="15"/>
+          <w:szCs w:val="15"/>
+        </w:rPr>
+      </w:pPr>
+    </w:p>
+    <w:p>
+      <w:pPr>
+        <w:pStyle w:val="ZIKSMAINTEXT"/>
+        <w:ind w:firstLine="708"/>
+        <w:rPr>
+          <w:rFonts w:ascii="Courier New" w:hAnsi="Courier New"/>
+          <w:sz w:val="15"/>
+          <w:szCs w:val="15"/>
+        </w:rPr>
+      </w:pPr>
+      <w:r>
+        <w:rPr>
+          <w:rFonts w:ascii="Courier New" w:hAnsi="Courier New"/>
+          <w:sz w:val="15"/>
+          <w:szCs w:val="15"/>
+        </w:rPr>
+        <w:t xml:space="preserve">    int length = BitConverter.ToInt32(lengthBytes, 0);</w:t>
+      </w:r>
+    </w:p>
+    <w:p>
+      <w:pPr>
+        <w:pStyle w:val="ZIKSMAINTEXT"/>
+        <w:ind w:firstLine="708"/>
+        <w:rPr>
+          <w:rFonts w:ascii="Courier New" w:hAnsi="Courier New"/>
+          <w:sz w:val="15"/>
+          <w:szCs w:val="15"/>
+        </w:rPr>
+      </w:pPr>
+    </w:p>
+    <w:p>
+      <w:pPr>
+        <w:pStyle w:val="ZIKSMAINTEXT"/>
+        <w:ind w:firstLine="708"/>
+        <w:rPr>
+          <w:rFonts w:ascii="Courier New" w:hAnsi="Courier New"/>
+          <w:sz w:val="15"/>
+          <w:szCs w:val="15"/>
+        </w:rPr>
+      </w:pPr>
+      <w:r>
+        <w:rPr>
+          <w:rFonts w:ascii="Courier New" w:hAnsi="Courier New"/>
+          <w:sz w:val="15"/>
+          <w:szCs w:val="15"/>
+        </w:rPr>
+        <w:t xml:space="preserve">    if (length &lt;= 0 || length &gt; bmp.Height * bmp.Width * 3 / 8 - 4)</w:t>
+      </w:r>
+    </w:p>
+    <w:p>
+      <w:pPr>
+        <w:pStyle w:val="ZIKSMAINTEXT"/>
+        <w:ind w:firstLine="708"/>
+        <w:rPr>
+          <w:rFonts w:ascii="Courier New" w:hAnsi="Courier New"/>
+          <w:sz w:val="15"/>
+          <w:szCs w:val="15"/>
+        </w:rPr>
+      </w:pPr>
+      <w:r>
+        <w:rPr>
+          <w:rFonts w:ascii="Courier New" w:hAnsi="Courier New"/>
+          <w:sz w:val="15"/>
+          <w:szCs w:val="15"/>
+        </w:rPr>
+        <w:t xml:space="preserve">        throw new Exception("No valid watermark found or image is corrupted.");</w:t>
+      </w:r>
+    </w:p>
+    <w:p>
+      <w:pPr>
+        <w:pStyle w:val="ZIKSMAINTEXT"/>
+        <w:ind w:firstLine="708"/>
+        <w:rPr>
+          <w:rFonts w:ascii="Courier New" w:hAnsi="Courier New"/>
+          <w:sz w:val="15"/>
+          <w:szCs w:val="15"/>
+        </w:rPr>
+      </w:pPr>
+    </w:p>
+    <w:p>
+      <w:pPr>
+        <w:pStyle w:val="ZIKSMAINTEXT"/>
+        <w:ind w:firstLine="708"/>
+        <w:rPr>
+          <w:rFonts w:ascii="Courier New" w:hAnsi="Courier New"/>
+          <w:sz w:val="15"/>
+          <w:szCs w:val="15"/>
+        </w:rPr>
+      </w:pPr>
+      <w:r>
+        <w:rPr>
+          <w:rFonts w:ascii="Courier New" w:hAnsi="Courier New"/>
+          <w:sz w:val="15"/>
+          <w:szCs w:val="15"/>
+        </w:rPr>
+        <w:t xml:space="preserve">    byte[] msgBytes = new byte[length];</w:t>
+      </w:r>
+    </w:p>
+    <w:p>
+      <w:pPr>
+        <w:pStyle w:val="ZIKSMAINTEXT"/>
+        <w:ind w:firstLine="708"/>
+        <w:rPr>
+          <w:rFonts w:ascii="Courier New" w:hAnsi="Courier New"/>
+          <w:sz w:val="15"/>
+          <w:szCs w:val="15"/>
+        </w:rPr>
+      </w:pPr>
+      <w:r>
+        <w:rPr>
+          <w:rFonts w:ascii="Courier New" w:hAnsi="Courier New"/>
+          <w:sz w:val="15"/>
+          <w:szCs w:val="15"/>
+        </w:rPr>
+        <w:t xml:space="preserve">    int msgBit = 0;</w:t>
+      </w:r>
+    </w:p>
+    <w:p>
+      <w:pPr>
+        <w:pStyle w:val="ZIKSMAINTEXT"/>
+        <w:ind w:firstLine="708"/>
+        <w:rPr>
+          <w:rFonts w:ascii="Courier New" w:hAnsi="Courier New"/>
+          <w:sz w:val="15"/>
+          <w:szCs w:val="15"/>
+        </w:rPr>
+      </w:pPr>
+      <w:r>
+        <w:rPr>
+          <w:rFonts w:ascii="Courier New" w:hAnsi="Courier New"/>
+          <w:sz w:val="15"/>
+          <w:szCs w:val="15"/>
+        </w:rPr>
+        <w:t xml:space="preserve">    int headerBits = 32;</w:t>
+      </w:r>
+    </w:p>
+    <w:p>
+      <w:pPr>
+        <w:pStyle w:val="ZIKSMAINTEXT"/>
+        <w:ind w:firstLine="708"/>
+        <w:rPr>
+          <w:rFonts w:ascii="Courier New" w:hAnsi="Courier New"/>
+          <w:sz w:val="15"/>
+          <w:szCs w:val="15"/>
+        </w:rPr>
+      </w:pPr>
+      <w:r>
+        <w:rPr>
+          <w:rFonts w:ascii="Courier New" w:hAnsi="Courier New"/>
+          <w:sz w:val="15"/>
+          <w:szCs w:val="15"/>
+        </w:rPr>
+        <w:t xml:space="preserve">    int totalBits  = headerBits + length * 8;</w:t>
+      </w:r>
+    </w:p>
+    <w:p>
+      <w:pPr>
+        <w:pStyle w:val="ZIKSMAINTEXT"/>
+        <w:ind w:firstLine="708"/>
+        <w:rPr>
+          <w:rFonts w:ascii="Courier New" w:hAnsi="Courier New"/>
+          <w:sz w:val="15"/>
+          <w:szCs w:val="15"/>
+        </w:rPr>
+      </w:pPr>
+      <w:r>
+        <w:rPr>
+          <w:rFonts w:ascii="Courier New" w:hAnsi="Courier New"/>
+          <w:sz w:val="15"/>
+          <w:szCs w:val="15"/>
+        </w:rPr>
+        <w:t xml:space="preserve">    bitIndex = 0;</w:t>
+      </w:r>
+    </w:p>
+    <w:p>
+      <w:pPr>
+        <w:pStyle w:val="ZIKSMAINTEXT"/>
+        <w:ind w:firstLine="708"/>
+        <w:rPr>
+          <w:rFonts w:ascii="Courier New" w:hAnsi="Courier New"/>
+          <w:sz w:val="15"/>
+          <w:szCs w:val="15"/>
+        </w:rPr>
+      </w:pPr>
+    </w:p>
+    <w:p>
+      <w:pPr>
+        <w:pStyle w:val="ZIKSMAINTEXT"/>
+        <w:ind w:firstLine="708"/>
+        <w:rPr>
+          <w:rFonts w:ascii="Courier New" w:hAnsi="Courier New"/>
+          <w:sz w:val="15"/>
+          <w:szCs w:val="15"/>
+        </w:rPr>
+      </w:pPr>
+      <w:r>
+        <w:rPr>
+          <w:rFonts w:ascii="Courier New" w:hAnsi="Courier New"/>
+          <w:sz w:val="15"/>
+          <w:szCs w:val="15"/>
+        </w:rPr>
+        <w:t xml:space="preserve">    for (int y = 0; y &lt; bmp.Height &amp;&amp; bitIndex &lt; totalBits; y++)</w:t>
+      </w:r>
+    </w:p>
+    <w:p>
+      <w:pPr>
+        <w:pStyle w:val="ZIKSMAINTEXT"/>
+        <w:ind w:firstLine="708"/>
+        <w:rPr>
+          <w:rFonts w:ascii="Courier New" w:hAnsi="Courier New"/>
+          <w:sz w:val="15"/>
+          <w:szCs w:val="15"/>
+        </w:rPr>
+      </w:pPr>
+      <w:r>
+        <w:rPr>
+          <w:rFonts w:ascii="Courier New" w:hAnsi="Courier New"/>
+          <w:sz w:val="15"/>
+          <w:szCs w:val="15"/>
+        </w:rPr>
+        <w:t xml:space="preserve">        for (int x = 0; x &lt; bmp.Width &amp;&amp; bitIndex &lt; totalBits; x++)</w:t>
+      </w:r>
+    </w:p>
+    <w:p>
+      <w:pPr>
+        <w:pStyle w:val="ZIKSMAINTEXT"/>
+        <w:ind w:firstLine="708"/>
+        <w:rPr>
+          <w:rFonts w:ascii="Courier New" w:hAnsi="Courier New"/>
+          <w:sz w:val="15"/>
+          <w:szCs w:val="15"/>
+        </w:rPr>
+      </w:pPr>
+      <w:r>
+        <w:rPr>
+          <w:rFonts w:ascii="Courier New" w:hAnsi="Courier New"/>
+          <w:sz w:val="15"/>
+          <w:szCs w:val="15"/>
+        </w:rPr>
+        <w:t xml:space="preserve">            for (int c = 0; c &lt; 3 &amp;&amp; bitIndex &lt; totalBits; c++)</w:t>
+      </w:r>
+    </w:p>
+    <w:p>
+      <w:pPr>
+        <w:pStyle w:val="ZIKSMAINTEXT"/>
+        <w:ind w:firstLine="708"/>
+        <w:rPr>
+          <w:rFonts w:ascii="Courier New" w:hAnsi="Courier New"/>
+          <w:sz w:val="15"/>
+          <w:szCs w:val="15"/>
+        </w:rPr>
+      </w:pPr>
+      <w:r>
+        <w:rPr>
+          <w:rFonts w:ascii="Courier New" w:hAnsi="Courier New"/>
+          <w:sz w:val="15"/>
+          <w:szCs w:val="15"/>
+        </w:rPr>
+        <w:t xml:space="preserve">            {</w:t>
+      </w:r>
+    </w:p>
+    <w:p>
+      <w:pPr>
+        <w:pStyle w:val="ZIKSMAINTEXT"/>
+        <w:ind w:firstLine="708"/>
+        <w:rPr>
+          <w:rFonts w:ascii="Courier New" w:hAnsi="Courier New"/>
+          <w:sz w:val="15"/>
+          <w:szCs w:val="15"/>
+        </w:rPr>
+      </w:pPr>
+      <w:r>
+        <w:rPr>
+          <w:rFonts w:ascii="Courier New" w:hAnsi="Courier New"/>
+          <w:sz w:val="15"/>
+          <w:szCs w:val="15"/>
+        </w:rPr>
+        <w:t xml:space="preserve">                if (bitIndex &gt;= headerBits)</w:t>
+      </w:r>
+    </w:p>
+    <w:p>
+      <w:pPr>
+        <w:pStyle w:val="ZIKSMAINTEXT"/>
+        <w:ind w:firstLine="708"/>
+        <w:rPr>
+          <w:rFonts w:ascii="Courier New" w:hAnsi="Courier New"/>
+          <w:sz w:val="15"/>
+          <w:szCs w:val="15"/>
+        </w:rPr>
+      </w:pPr>
+      <w:r>
+        <w:rPr>
+          <w:rFonts w:ascii="Courier New" w:hAnsi="Courier New"/>
+          <w:sz w:val="15"/>
+          <w:szCs w:val="15"/>
+        </w:rPr>
+        <w:t xml:space="preserve">                {</w:t>
+      </w:r>
+    </w:p>
+    <w:p>
+      <w:pPr>
+        <w:pStyle w:val="ZIKSMAINTEXT"/>
+        <w:ind w:firstLine="708"/>
+        <w:rPr>
+          <w:rFonts w:ascii="Courier New" w:hAnsi="Courier New"/>
+          <w:sz w:val="15"/>
+          <w:szCs w:val="15"/>
+        </w:rPr>
+      </w:pPr>
+      <w:r>
+        <w:rPr>
+          <w:rFonts w:ascii="Courier New" w:hAnsi="Courier New"/>
+          <w:sz w:val="15"/>
+          <w:szCs w:val="15"/>
+        </w:rPr>
+        <w:t xml:space="preserve">                    int bytePos = msgBit / 8;</w:t>
+      </w:r>
+    </w:p>
+    <w:p>
+      <w:pPr>
+        <w:pStyle w:val="ZIKSMAINTEXT"/>
+        <w:ind w:firstLine="708"/>
+        <w:rPr>
+          <w:rFonts w:ascii="Courier New" w:hAnsi="Courier New"/>
+          <w:sz w:val="15"/>
+          <w:szCs w:val="15"/>
+        </w:rPr>
+      </w:pPr>
+      <w:r>
+        <w:rPr>
+          <w:rFonts w:ascii="Courier New" w:hAnsi="Courier New"/>
+          <w:sz w:val="15"/>
+          <w:szCs w:val="15"/>
+        </w:rPr>
+        <w:t xml:space="preserve">                    int bitPos  = 7 - (msgBit % 8);</w:t>
+      </w:r>
+    </w:p>
+    <w:p>
+      <w:pPr>
+        <w:pStyle w:val="ZIKSMAINTEXT"/>
+        <w:ind w:firstLine="708"/>
+        <w:rPr>
+          <w:rFonts w:ascii="Courier New" w:hAnsi="Courier New"/>
+          <w:sz w:val="15"/>
+          <w:szCs w:val="15"/>
+        </w:rPr>
+      </w:pPr>
+      <w:r>
+        <w:rPr>
+          <w:rFonts w:ascii="Courier New" w:hAnsi="Courier New"/>
+          <w:sz w:val="15"/>
+          <w:szCs w:val="15"/>
+        </w:rPr>
+        <w:t xml:space="preserve">                    int bit = bmp.Pixels[y, x, c] &amp; 1;</w:t>
+      </w:r>
+    </w:p>
+    <w:p>
+      <w:pPr>
+        <w:pStyle w:val="ZIKSMAINTEXT"/>
+        <w:ind w:firstLine="708"/>
+        <w:rPr>
+          <w:rFonts w:ascii="Courier New" w:hAnsi="Courier New"/>
+          <w:sz w:val="15"/>
+          <w:szCs w:val="15"/>
+        </w:rPr>
+      </w:pPr>
+      <w:r>
+        <w:rPr>
+          <w:rFonts w:ascii="Courier New" w:hAnsi="Courier New"/>
+          <w:sz w:val="15"/>
+          <w:szCs w:val="15"/>
+        </w:rPr>
+        <w:t xml:space="preserve">                    msgBytes[bytePos] |= (byte)(bit &lt;&lt; bitPos);</w:t>
+      </w:r>
+    </w:p>
+    <w:p>
+      <w:pPr>
+        <w:pStyle w:val="ZIKSMAINTEXT"/>
+        <w:ind w:firstLine="708"/>
+        <w:rPr>
+          <w:rFonts w:ascii="Courier New" w:hAnsi="Courier New"/>
+          <w:sz w:val="15"/>
+          <w:szCs w:val="15"/>
+        </w:rPr>
+      </w:pPr>
+      <w:r>
+        <w:rPr>
+          <w:rFonts w:ascii="Courier New" w:hAnsi="Courier New"/>
+          <w:sz w:val="15"/>
+          <w:szCs w:val="15"/>
+        </w:rPr>
+        <w:lastRenderedPageBreak/>
+        <w:t xml:space="preserve">                    msgBit++;</w:t>
+      </w:r>
+    </w:p>
+    <w:p>
+      <w:pPr>
+        <w:pStyle w:val="ZIKSMAINTEXT"/>
+        <w:ind w:firstLine="708"/>
+        <w:rPr>
+          <w:rFonts w:ascii="Courier New" w:hAnsi="Courier New"/>
+          <w:sz w:val="15"/>
+          <w:szCs w:val="15"/>
+        </w:rPr>
+      </w:pPr>
+      <w:r>
+        <w:rPr>
+          <w:rFonts w:ascii="Courier New" w:hAnsi="Courier New"/>
+          <w:sz w:val="15"/>
+          <w:szCs w:val="15"/>
+        </w:rPr>
+        <w:t xml:space="preserve">                }</w:t>
+      </w:r>
+    </w:p>
+    <w:p>
+      <w:pPr>
+        <w:pStyle w:val="ZIKSMAINTEXT"/>
+        <w:ind w:firstLine="708"/>
+        <w:rPr>
+          <w:rFonts w:ascii="Courier New" w:hAnsi="Courier New"/>
+          <w:sz w:val="15"/>
+          <w:szCs w:val="15"/>
+        </w:rPr>
+      </w:pPr>
+      <w:r>
+        <w:rPr>
+          <w:rFonts w:ascii="Courier New" w:hAnsi="Courier New"/>
+          <w:sz w:val="15"/>
+          <w:szCs w:val="15"/>
+        </w:rPr>
+        <w:t xml:space="preserve">                bitIndex++;</w:t>
+      </w:r>
+    </w:p>
+    <w:p>
+      <w:pPr>
+        <w:pStyle w:val="ZIKSMAINTEXT"/>
+        <w:ind w:firstLine="708"/>
+        <w:rPr>
+          <w:rFonts w:ascii="Courier New" w:hAnsi="Courier New"/>
+          <w:sz w:val="15"/>
+          <w:szCs w:val="15"/>
+        </w:rPr>
+      </w:pPr>
+      <w:r>
+        <w:rPr>
+          <w:rFonts w:ascii="Courier New" w:hAnsi="Courier New"/>
+          <w:sz w:val="15"/>
+          <w:szCs w:val="15"/>
+        </w:rPr>
+        <w:t xml:space="preserve">            }</w:t>
+      </w:r>
+    </w:p>
+    <w:p>
+      <w:pPr>
+        <w:pStyle w:val="ZIKSMAINTEXT"/>
+        <w:ind w:firstLine="708"/>
+        <w:rPr>
+          <w:rFonts w:ascii="Courier New" w:hAnsi="Courier New"/>
+          <w:sz w:val="15"/>
+          <w:szCs w:val="15"/>
+        </w:rPr>
+      </w:pPr>
+    </w:p>
+    <w:p>
+      <w:pPr>
+        <w:pStyle w:val="ZIKSMAINTEXT"/>
+        <w:ind w:firstLine="708"/>
+        <w:rPr>
+          <w:rFonts w:ascii="Courier New" w:hAnsi="Courier New"/>
+          <w:sz w:val="15"/>
+          <w:szCs w:val="15"/>
+        </w:rPr>
+      </w:pPr>
+      <w:r>
+        <w:rPr>
+          <w:rFonts w:ascii="Courier New" w:hAnsi="Courier New"/>
+          <w:sz w:val="15"/>
+          <w:szCs w:val="15"/>
+        </w:rPr>
+        <w:t xml:space="preserve">    return Encoding.UTF8.GetString(msgBytes);</w:t>
+      </w:r>
+    </w:p>
+    <w:p>
+      <w:pPr>
+        <w:pStyle w:val="ZIKSMAINTEXT"/>
+        <w:ind w:firstLine="708"/>
+        <w:rPr>
+          <w:rFonts w:ascii="Courier New" w:hAnsi="Courier New"/>
+          <w:sz w:val="15"/>
+          <w:szCs w:val="15"/>
+        </w:rPr>
+      </w:pPr>
+      <w:r>
+        <w:rPr>
+          <w:rFonts w:ascii="Courier New" w:hAnsi="Courier New"/>
+          <w:sz w:val="15"/>
+          <w:szCs w:val="15"/>
+        </w:rPr>
+        <w:t>}</w:t>
+      </w:r>
+    </w:p>
+    <w:p>
+      <w:pPr>
+        <w:pStyle w:val="ZIKSMAINTEXT"/>
+        <w:ind w:firstLine="708"/>
+        <w:rPr>
+          <w:rFonts w:ascii="Courier New" w:hAnsi="Courier New"/>
+          <w:sz w:val="15"/>
+          <w:szCs w:val="15"/>
+        </w:rPr>
+      </w:pPr>
+    </w:p>
+    <w:p>
+      <w:pPr>
+        <w:pStyle w:val="ZIKSMAINTEXT"/>
+        <w:ind w:firstLine="708"/>
+        <w:rPr>
+          <w:rFonts w:ascii="Courier New" w:hAnsi="Courier New"/>
+          <w:sz w:val="15"/>
+          <w:szCs w:val="15"/>
+        </w:rPr>
+      </w:pPr>
+      <w:r>
+        <w:rPr>
+          <w:rFonts w:ascii="Courier New" w:hAnsi="Courier New"/>
+          <w:sz w:val="15"/>
+          <w:szCs w:val="15"/>
+        </w:rPr>
+        <w:t xml:space="preserve">        static Bitmap24 CreateTestBMP(int width, int height, string savePath)</w:t>
+      </w:r>
+    </w:p>
+    <w:p>
+      <w:pPr>
+        <w:pStyle w:val="ZIKSMAINTEXT"/>
+        <w:ind w:firstLine="708"/>
+        <w:rPr>
+          <w:rFonts w:ascii="Courier New" w:hAnsi="Courier New"/>
+          <w:sz w:val="15"/>
+          <w:szCs w:val="15"/>
+        </w:rPr>
+      </w:pPr>
+      <w:r>
+        <w:rPr>
+          <w:rFonts w:ascii="Courier New" w:hAnsi="Courier New"/>
+          <w:sz w:val="15"/>
+          <w:szCs w:val="15"/>
+        </w:rPr>
+        <w:t xml:space="preserve">        {</w:t>
+      </w:r>
+    </w:p>
+    <w:p>
+      <w:pPr>
+        <w:pStyle w:val="ZIKSMAINTEXT"/>
+        <w:ind w:firstLine="708"/>
+        <w:rPr>
+          <w:rFonts w:ascii="Courier New" w:hAnsi="Courier New"/>
+          <w:sz w:val="15"/>
+          <w:szCs w:val="15"/>
+        </w:rPr>
+      </w:pPr>
+      <w:r>
+        <w:rPr>
+          <w:rFonts w:ascii="Courier New" w:hAnsi="Courier New"/>
+          <w:sz w:val="15"/>
+          <w:szCs w:val="15"/>
+        </w:rPr>
+        <w:t xml:space="preserve">            int rowSize = ((width * 3 + 3) / 4) * 4;</w:t>
+      </w:r>
+    </w:p>
+    <w:p>
+      <w:pPr>
+        <w:pStyle w:val="ZIKSMAINTEXT"/>
+        <w:ind w:firstLine="708"/>
+        <w:rPr>
+          <w:rFonts w:ascii="Courier New" w:hAnsi="Courier New"/>
+          <w:sz w:val="15"/>
+          <w:szCs w:val="15"/>
+        </w:rPr>
+      </w:pPr>
+      <w:r>
+        <w:rPr>
+          <w:rFonts w:ascii="Courier New" w:hAnsi="Courier New"/>
+          <w:sz w:val="15"/>
+          <w:szCs w:val="15"/>
+        </w:rPr>
+        <w:t xml:space="preserve">            int pixelOffset = 54;</w:t>
+      </w:r>
+    </w:p>
+    <w:p>
+      <w:pPr>
+        <w:pStyle w:val="ZIKSMAINTEXT"/>
+        <w:ind w:firstLine="708"/>
+        <w:rPr>
+          <w:rFonts w:ascii="Courier New" w:hAnsi="Courier New"/>
+          <w:sz w:val="15"/>
+          <w:szCs w:val="15"/>
+        </w:rPr>
+      </w:pPr>
+      <w:r>
+        <w:rPr>
+          <w:rFonts w:ascii="Courier New" w:hAnsi="Courier New"/>
+          <w:sz w:val="15"/>
+          <w:szCs w:val="15"/>
+        </w:rPr>
+        <w:t xml:space="preserve">            int fileSize = pixelOffset + rowSize * height;</w:t>
+      </w:r>
+    </w:p>
+    <w:p>
+      <w:pPr>
+        <w:pStyle w:val="ZIKSMAINTEXT"/>
+        <w:ind w:firstLine="708"/>
+        <w:rPr>
+          <w:rFonts w:ascii="Courier New" w:hAnsi="Courier New"/>
+          <w:sz w:val="15"/>
+          <w:szCs w:val="15"/>
+        </w:rPr>
+      </w:pPr>
+    </w:p>
+    <w:p>
+      <w:pPr>
+        <w:pStyle w:val="ZIKSMAINTEXT"/>
+        <w:ind w:firstLine="708"/>
+        <w:rPr>
+          <w:rFonts w:ascii="Courier New" w:hAnsi="Courier New"/>
+          <w:sz w:val="15"/>
+          <w:szCs w:val="15"/>
+        </w:rPr>
+      </w:pPr>
+      <w:r>
+        <w:rPr>
+          <w:rFonts w:ascii="Courier New" w:hAnsi="Courier New"/>
+          <w:sz w:val="15"/>
+          <w:szCs w:val="15"/>
+        </w:rPr>
+        <w:t xml:space="preserve">            byte[] data = new byte[fileSize];</w:t>
+      </w:r>
+    </w:p>
+    <w:p>
+      <w:pPr>
+        <w:pStyle w:val="ZIKSMAINTEXT"/>
+        <w:ind w:firstLine="708"/>
+        <w:rPr>
+          <w:rFonts w:ascii="Courier New" w:hAnsi="Courier New"/>
+          <w:sz w:val="15"/>
+          <w:szCs w:val="15"/>
+        </w:rPr>
+      </w:pPr>
+      <w:r>
+        <w:rPr>
+          <w:rFonts w:ascii="Courier New" w:hAnsi="Courier New"/>
+          <w:sz w:val="15"/>
+          <w:szCs w:val="15"/>
+        </w:rPr>
+        <w:t xml:space="preserve">            data[0] = (byte)'B'; data[1] = (byte)'M';</w:t>
+      </w:r>
+    </w:p>
+    <w:p>
+      <w:pPr>
+        <w:pStyle w:val="ZIKSMAINTEXT"/>
+        <w:ind w:firstLine="708"/>
+        <w:rPr>
+          <w:rFonts w:ascii="Courier New" w:hAnsi="Courier New"/>
+          <w:sz w:val="15"/>
+          <w:szCs w:val="15"/>
+        </w:rPr>
+      </w:pPr>
+      <w:r>
+        <w:rPr>
+          <w:rFonts w:ascii="Courier New" w:hAnsi="Courier New"/>
+          <w:sz w:val="15"/>
+          <w:szCs w:val="15"/>
+        </w:rPr>
+        <w:t xml:space="preserve">            BitConverter.GetBytes(fileSize).CopyTo(data, 2);</w:t>
+      </w:r>
+    </w:p>
+    <w:p>
+      <w:pPr>
+        <w:pStyle w:val="ZIKSMAINTEXT"/>
+        <w:ind w:firstLine="708"/>
+        <w:rPr>
+          <w:rFonts w:ascii="Courier New" w:hAnsi="Courier New"/>
+          <w:sz w:val="15"/>
+          <w:szCs w:val="15"/>
+        </w:rPr>
+      </w:pPr>
+      <w:r>
+        <w:rPr>
+          <w:rFonts w:ascii="Courier New" w:hAnsi="Courier New"/>
+          <w:sz w:val="15"/>
+          <w:szCs w:val="15"/>
+        </w:rPr>
+        <w:t xml:space="preserve">            BitConverter.GetBytes(pixelOffset).CopyTo(data, 10);</w:t>
+      </w:r>
+    </w:p>
+    <w:p>
+      <w:pPr>
+        <w:pStyle w:val="ZIKSMAINTEXT"/>
+        <w:ind w:firstLine="708"/>
+        <w:rPr>
+          <w:rFonts w:ascii="Courier New" w:hAnsi="Courier New"/>
+          <w:sz w:val="15"/>
+          <w:szCs w:val="15"/>
+        </w:rPr>
+      </w:pPr>
+      <w:r>
+        <w:rPr>
+          <w:rFonts w:ascii="Courier New" w:hAnsi="Courier New"/>
+          <w:sz w:val="15"/>
+          <w:szCs w:val="15"/>
+        </w:rPr>
+        <w:t xml:space="preserve">            BitConverter.GetBytes(40).CopyTo(data, 14);</w:t>
+      </w:r>
+    </w:p>
+    <w:p>
+      <w:pPr>
+        <w:pStyle w:val="ZIKSMAINTEXT"/>
+        <w:ind w:firstLine="708"/>
+        <w:rPr>
+          <w:rFonts w:ascii="Courier New" w:hAnsi="Courier New"/>
+          <w:sz w:val="15"/>
+          <w:szCs w:val="15"/>
+        </w:rPr>
+      </w:pPr>
+      <w:r>
+        <w:rPr>
+          <w:rFonts w:ascii="Courier New" w:hAnsi="Courier New"/>
+          <w:sz w:val="15"/>
+          <w:szCs w:val="15"/>
+        </w:rPr>
+        <w:t xml:space="preserve">            BitConverter.GetBytes(width).CopyTo(data, 18);</w:t>
+      </w:r>
+    </w:p>
+    <w:p>
+      <w:pPr>
+        <w:pStyle w:val="ZIKSMAINTEXT"/>
+        <w:ind w:firstLine="708"/>
+        <w:rPr>
+          <w:rFonts w:ascii="Courier New" w:hAnsi="Courier New"/>
+          <w:sz w:val="15"/>
+          <w:szCs w:val="15"/>
+        </w:rPr>
+      </w:pPr>
+      <w:r>
+        <w:rPr>
+          <w:rFonts w:ascii="Courier New" w:hAnsi="Courier New"/>
+          <w:sz w:val="15"/>
+          <w:szCs w:val="15"/>
+        </w:rPr>
+        <w:t xml:space="preserve">            BitConverter.GetBytes(-height).CopyTo(data, 22);</w:t>
+      </w:r>
+    </w:p>
+    <w:p>
+      <w:pPr>
+        <w:pStyle w:val="ZIKSMAINTEXT"/>
+        <w:ind w:firstLine="708"/>
+        <w:rPr>
+          <w:rFonts w:ascii="Courier New" w:hAnsi="Courier New"/>
+          <w:sz w:val="15"/>
+          <w:szCs w:val="15"/>
+        </w:rPr>
+      </w:pPr>
+      <w:r>
+        <w:rPr>
+          <w:rFonts w:ascii="Courier New" w:hAnsi="Courier New"/>
+          <w:sz w:val="15"/>
+          <w:szCs w:val="15"/>
+        </w:rPr>
+        <w:t xml:space="preserve">            data[26] = 1; data[27] = 0;</w:t>
+      </w:r>
+    </w:p>
+    <w:p>
+      <w:pPr>
+        <w:pStyle w:val="ZIKSMAINTEXT"/>
+        <w:ind w:firstLine="708"/>
+        <w:rPr>
+          <w:rFonts w:ascii="Courier New" w:hAnsi="Courier New"/>
+          <w:sz w:val="15"/>
+          <w:szCs w:val="15"/>
+        </w:rPr>
+      </w:pPr>
+      <w:r>
+        <w:rPr>
+          <w:rFonts w:ascii="Courier New" w:hAnsi="Courier New"/>
+          <w:sz w:val="15"/>
+          <w:szCs w:val="15"/>
+        </w:rPr>
+        <w:t xml:space="preserve">            data[28] = 24; data[29] = 0;</w:t>
+      </w:r>
+    </w:p>
+    <w:p>
+      <w:pPr>
+        <w:pStyle w:val="ZIKSMAINTEXT"/>
+        <w:ind w:firstLine="708"/>
+        <w:rPr>
+          <w:rFonts w:ascii="Courier New" w:hAnsi="Courier New"/>
+          <w:sz w:val="15"/>
+          <w:szCs w:val="15"/>
+        </w:rPr>
+      </w:pPr>
+    </w:p>
+    <w:p>
+      <w:pPr>
+        <w:pStyle w:val="ZIKSMAINTEXT"/>
+        <w:ind w:firstLine="708"/>
+        <w:rPr>
+          <w:rFonts w:ascii="Courier New" w:hAnsi="Courier New"/>
+          <w:sz w:val="15"/>
+          <w:szCs w:val="15"/>
+        </w:rPr>
+      </w:pPr>
+      <w:r>
+        <w:rPr>
+          <w:rFonts w:ascii="Courier New" w:hAnsi="Courier New"/>
+          <w:sz w:val="15"/>
+          <w:szCs w:val="15"/>
+        </w:rPr>
+        <w:t xml:space="preserve">            var rng = new Random(42);</w:t>
+      </w:r>
+    </w:p>
+    <w:p>
+      <w:pPr>
+        <w:pStyle w:val="ZIKSMAINTEXT"/>
+        <w:ind w:firstLine="708"/>
+        <w:rPr>
+          <w:rFonts w:ascii="Courier New" w:hAnsi="Courier New"/>
+          <w:sz w:val="15"/>
+          <w:szCs w:val="15"/>
+        </w:rPr>
+      </w:pPr>
+      <w:r>
+        <w:rPr>
+          <w:rFonts w:ascii="Courier New" w:hAnsi="Courier New"/>
+          <w:sz w:val="15"/>
+          <w:szCs w:val="15"/>
+        </w:rPr>
+        <w:t xml:space="preserve">            for (int y = 0; y &lt; height; y++)</w:t>
+      </w:r>
+    </w:p>
+    <w:p>
+      <w:pPr>
+        <w:pStyle w:val="ZIKSMAINTEXT"/>
+        <w:ind w:firstLine="708"/>
+        <w:rPr>
+          <w:rFonts w:ascii="Courier New" w:hAnsi="Courier New"/>
+          <w:sz w:val="15"/>
+          <w:szCs w:val="15"/>
+        </w:rPr>
+      </w:pPr>
+      <w:r>
+        <w:rPr>
+          <w:rFonts w:ascii="Courier New" w:hAnsi="Courier New"/>
+          <w:sz w:val="15"/>
+          <w:szCs w:val="15"/>
+        </w:rPr>
+        <w:t xml:space="preserve">            {</w:t>
+      </w:r>
+    </w:p>
+    <w:p>
+      <w:pPr>
+        <w:pStyle w:val="ZIKSMAINTEXT"/>
+        <w:ind w:firstLine="708"/>
+        <w:rPr>
+          <w:rFonts w:ascii="Courier New" w:hAnsi="Courier New"/>
+          <w:sz w:val="15"/>
+          <w:szCs w:val="15"/>
+        </w:rPr>
+      </w:pPr>
+      <w:r>
+        <w:rPr>
+          <w:rFonts w:ascii="Courier New" w:hAnsi="Courier New"/>
+          <w:sz w:val="15"/>
+          <w:szCs w:val="15"/>
+        </w:rPr>
+        <w:t xml:space="preserve">                int row = pixelOffset + y * rowSize;</w:t>
+      </w:r>
+    </w:p>
+    <w:p>
+      <w:pPr>
+        <w:pStyle w:val="ZIKSMAINTEXT"/>
+        <w:ind w:firstLine="708"/>
+        <w:rPr>
+          <w:rFonts w:ascii="Courier New" w:hAnsi="Courier New"/>
+          <w:sz w:val="15"/>
+          <w:szCs w:val="15"/>
+        </w:rPr>
+      </w:pPr>
+      <w:r>
+        <w:rPr>
+          <w:rFonts w:ascii="Courier New" w:hAnsi="Courier New"/>
+          <w:sz w:val="15"/>
+          <w:szCs w:val="15"/>
+        </w:rPr>
+        <w:t xml:space="preserve">                for (int x = 0; x &lt; width; x++)</w:t>
+      </w:r>
+    </w:p>
+    <w:p>
+      <w:pPr>
+        <w:pStyle w:val="ZIKSMAINTEXT"/>
+        <w:ind w:firstLine="708"/>
+        <w:rPr>
+          <w:rFonts w:ascii="Courier New" w:hAnsi="Courier New"/>
+          <w:sz w:val="15"/>
+          <w:szCs w:val="15"/>
+        </w:rPr>
+      </w:pPr>
+      <w:r>
+        <w:rPr>
+          <w:rFonts w:ascii="Courier New" w:hAnsi="Courier New"/>
+          <w:sz w:val="15"/>
+          <w:szCs w:val="15"/>
+        </w:rPr>
+        <w:t xml:space="preserve">                {</w:t>
+      </w:r>
+    </w:p>
+    <w:p>
+      <w:pPr>
+        <w:pStyle w:val="ZIKSMAINTEXT"/>
+        <w:ind w:firstLine="708"/>
+        <w:rPr>
+          <w:rFonts w:ascii="Courier New" w:hAnsi="Courier New"/>
+          <w:sz w:val="15"/>
+          <w:szCs w:val="15"/>
+        </w:rPr>
+      </w:pPr>
+      <w:r>
+        <w:rPr>
+          <w:rFonts w:ascii="Courier New" w:hAnsi="Courier New"/>
+          <w:sz w:val="15"/>
+          <w:szCs w:val="15"/>
+        </w:rPr>
+        <w:t xml:space="preserve">                    data[row + x * 3] = (byte)(x % 256);</w:t>
+      </w:r>
+    </w:p>
+    <w:p>
+      <w:pPr>
+        <w:pStyle w:val="ZIKSMAINTEXT"/>
+        <w:ind w:firstLine="708"/>
+        <w:rPr>
+          <w:rFonts w:ascii="Courier New" w:hAnsi="Courier New"/>
+          <w:sz w:val="15"/>
+          <w:szCs w:val="15"/>
+        </w:rPr>
+      </w:pPr>
+      <w:r>
+        <w:rPr>
+          <w:rFonts w:ascii="Courier New" w:hAnsi="Courier New"/>
+          <w:sz w:val="15"/>
+          <w:szCs w:val="15"/>
+        </w:rPr>
+        <w:t xml:space="preserve">                    data[row + x * 3 + 1] = (byte)(y % 256);</w:t>
+      </w:r>
+    </w:p>
+    <w:p>
+      <w:pPr>
+        <w:pStyle w:val="ZIKSMAINTEXT"/>
+        <w:ind w:firstLine="708"/>
+        <w:rPr>
+          <w:rFonts w:ascii="Courier New" w:hAnsi="Courier New"/>
+          <w:sz w:val="15"/>
+          <w:szCs w:val="15"/>
+        </w:rPr>
+      </w:pPr>
+      <w:r>
+        <w:rPr>
+          <w:rFonts w:ascii="Courier New" w:hAnsi="Courier New"/>
+          <w:sz w:val="15"/>
+          <w:szCs w:val="15"/>
+        </w:rPr>
+        <w:t xml:space="preserve">                    data[row + x * 3 + 2] = (byte)((x + y) % 256);</w:t>
+      </w:r>
+    </w:p>
+    <w:p>
+      <w:pPr>
+        <w:pStyle w:val="ZIKSMAINTEXT"/>
+        <w:ind w:firstLine="708"/>
+        <w:rPr>
+          <w:rFonts w:ascii="Courier New" w:hAnsi="Courier New"/>
+          <w:sz w:val="15"/>
+          <w:szCs w:val="15"/>
+        </w:rPr>
+      </w:pPr>
+      <w:r>
+        <w:rPr>
+          <w:rFonts w:ascii="Courier New" w:hAnsi="Courier New"/>
+          <w:sz w:val="15"/>
+          <w:szCs w:val="15"/>
+        </w:rPr>
+        <w:t xml:space="preserve">                }</w:t>
+      </w:r>
+    </w:p>
+    <w:p>
+      <w:pPr>
+        <w:pStyle w:val="ZIKSMAINTEXT"/>
+        <w:ind w:firstLine="708"/>
+        <w:rPr>
+          <w:rFonts w:ascii="Courier New" w:hAnsi="Courier New"/>
+          <w:sz w:val="15"/>
+          <w:szCs w:val="15"/>
+        </w:rPr>
+      </w:pPr>
+      <w:r>
+        <w:rPr>
+          <w:rFonts w:ascii="Courier New" w:hAnsi="Courier New"/>
+          <w:sz w:val="15"/>
+          <w:szCs w:val="15"/>
+        </w:rPr>
+        <w:t xml:space="preserve">            }</w:t>
+      </w:r>
+    </w:p>
+    <w:p>
+      <w:pPr>
+        <w:pStyle w:val="ZIKSMAINTEXT"/>
+        <w:ind w:firstLine="708"/>
+        <w:rPr>
+          <w:rFonts w:ascii="Courier New" w:hAnsi="Courier New"/>
+          <w:sz w:val="15"/>
+          <w:szCs w:val="15"/>
+        </w:rPr>
+      </w:pPr>
+      <w:r>
+        <w:rPr>
+          <w:rFonts w:ascii="Courier New" w:hAnsi="Courier New"/>
+          <w:sz w:val="15"/>
+          <w:szCs w:val="15"/>
+        </w:rPr>
+        <w:t xml:space="preserve">            File.WriteAllBytes(savePath, data);</w:t>
+      </w:r>
+    </w:p>
+    <w:p>
+      <w:pPr>
+        <w:pStyle w:val="ZIKSMAINTEXT"/>
+        <w:ind w:firstLine="708"/>
+        <w:rPr>
+          <w:rFonts w:ascii="Courier New" w:hAnsi="Courier New"/>
+          <w:sz w:val="15"/>
+          <w:szCs w:val="15"/>
+        </w:rPr>
+      </w:pPr>
+      <w:r>
+        <w:rPr>
+          <w:rFonts w:ascii="Courier New" w:hAnsi="Courier New"/>
+          <w:sz w:val="15"/>
+          <w:szCs w:val="15"/>
+        </w:rPr>
+        <w:t xml:space="preserve">            return Bitmap24.Load(savePath);</w:t>
+      </w:r>
+    </w:p>
+    <w:p>
+      <w:pPr>
+        <w:pStyle w:val="ZIKSMAINTEXT"/>
+        <w:ind w:firstLine="708"/>
+        <w:rPr>
+          <w:rFonts w:ascii="Courier New" w:hAnsi="Courier New"/>
+          <w:sz w:val="15"/>
+          <w:szCs w:val="15"/>
+        </w:rPr>
+      </w:pPr>
+      <w:r>
+        <w:rPr>
+          <w:rFonts w:ascii="Courier New" w:hAnsi="Courier New"/>
+          <w:sz w:val="15"/>
+          <w:szCs w:val="15"/>
+        </w:rPr>
+        <w:t xml:space="preserve">        }</w:t>
+      </w:r>
+    </w:p>
+    <w:p>
+      <w:pPr>
+        <w:pStyle w:val="ZIKSMAINTEXT"/>
+        <w:ind w:firstLine="708"/>
+        <w:rPr>
+          <w:rFonts w:ascii="Courier New" w:hAnsi="Courier New"/>
+          <w:sz w:val="15"/>
+          <w:szCs w:val="15"/>
+        </w:rPr>
+      </w:pPr>
+    </w:p>
+    <w:p>
+      <w:pPr>
+        <w:pStyle w:val="ZIKSMAINTEXT"/>
+        <w:ind w:firstLine="708"/>
+        <w:rPr>
+          <w:rFonts w:ascii="Courier New" w:hAnsi="Courier New"/>
+          <w:sz w:val="15"/>
+          <w:szCs w:val="15"/>
+        </w:rPr>
+      </w:pPr>
+      <w:r>
+        <w:rPr>
+          <w:rFonts w:ascii="Courier New" w:hAnsi="Courier New"/>
+          <w:sz w:val="15"/>
+          <w:szCs w:val="15"/>
+        </w:rPr>
+        <w:t xml:space="preserve">        static void Main()</w:t>
+      </w:r>
+    </w:p>
+    <w:p>
+      <w:pPr>
+        <w:pStyle w:val="ZIKSMAINTEXT"/>
+        <w:ind w:firstLine="708"/>
+        <w:rPr>
+          <w:rFonts w:ascii="Courier New" w:hAnsi="Courier New"/>
+          <w:sz w:val="15"/>
+          <w:szCs w:val="15"/>
+        </w:rPr>
+      </w:pPr>
+      <w:r>
+        <w:rPr>
+          <w:rFonts w:ascii="Courier New" w:hAnsi="Courier New"/>
+          <w:sz w:val="15"/>
+          <w:szCs w:val="15"/>
+        </w:rPr>
+        <w:t xml:space="preserve">        {</w:t>
+      </w:r>
+    </w:p>
+    <w:p>
+      <w:pPr>
+        <w:pStyle w:val="ZIKSMAINTEXT"/>
+        <w:ind w:firstLine="708"/>
+        <w:rPr>
+          <w:rFonts w:ascii="Courier New" w:hAnsi="Courier New"/>
+          <w:sz w:val="15"/>
+          <w:szCs w:val="15"/>
+        </w:rPr>
+      </w:pPr>
+      <w:r>
+        <w:rPr>
+          <w:rFonts w:ascii="Courier New" w:hAnsi="Courier New"/>
+          <w:sz w:val="15"/>
+          <w:szCs w:val="15"/>
+        </w:rPr>
+        <w:t xml:space="preserve">            Console.OutputEncoding = Encoding.UTF8;</w:t>
+      </w:r>
+    </w:p>
+    <w:p>
+      <w:pPr>
+        <w:pStyle w:val="ZIKSMAINTEXT"/>
+        <w:ind w:firstLine="708"/>
+        <w:rPr>
+          <w:rFonts w:ascii="Courier New" w:hAnsi="Courier New"/>
+          <w:sz w:val="15"/>
+          <w:szCs w:val="15"/>
+        </w:rPr>
+      </w:pPr>
+      <w:r>
+        <w:rPr>
+          <w:rFonts w:ascii="Courier New" w:hAnsi="Courier New"/>
+          <w:sz w:val="15"/>
+          <w:szCs w:val="15"/>
+        </w:rPr>
+        <w:t xml:space="preserve">            Console.WriteLine("=== LSB Digital Watermarking ===\n");</w:t>
+      </w:r>
+    </w:p>
+    <w:p>
+      <w:pPr>
+        <w:pStyle w:val="ZIKSMAINTEXT"/>
+        <w:ind w:firstLine="708"/>
+        <w:rPr>
+          <w:rFonts w:ascii="Courier New" w:hAnsi="Courier New"/>
+          <w:sz w:val="15"/>
+          <w:szCs w:val="15"/>
+        </w:rPr>
+      </w:pPr>
+    </w:p>
+    <w:p>
+      <w:pPr>
+        <w:pStyle w:val="ZIKSMAINTEXT"/>
+        <w:ind w:firstLine="708"/>
+        <w:rPr>
+          <w:rFonts w:ascii="Courier New" w:hAnsi="Courier New"/>
+          <w:sz w:val="15"/>
+          <w:szCs w:val="15"/>
+        </w:rPr>
+      </w:pPr>
+      <w:r>
+        <w:rPr>
+          <w:rFonts w:ascii="Courier New" w:hAnsi="Courier New"/>
+          <w:sz w:val="15"/>
+          <w:szCs w:val="15"/>
+        </w:rPr>
+        <w:t xml:space="preserve">            string srcPath = "image_original.bmp";</w:t>
+      </w:r>
+    </w:p>
+    <w:p>
+      <w:pPr>
+        <w:pStyle w:val="ZIKSMAINTEXT"/>
+        <w:ind w:firstLine="708"/>
+        <w:rPr>
+          <w:rFonts w:ascii="Courier New" w:hAnsi="Courier New"/>
+          <w:sz w:val="15"/>
+          <w:szCs w:val="15"/>
+        </w:rPr>
+      </w:pPr>
+      <w:r>
+        <w:rPr>
+          <w:rFonts w:ascii="Courier New" w:hAnsi="Courier New"/>
+          <w:sz w:val="15"/>
+          <w:szCs w:val="15"/>
+        </w:rPr>
+        <w:t xml:space="preserve">            string dstPath = "image_watermarked.bmp";</w:t>
+      </w:r>
+    </w:p>
+    <w:p>
+      <w:pPr>
+        <w:pStyle w:val="ZIKSMAINTEXT"/>
+        <w:ind w:firstLine="708"/>
+        <w:rPr>
+          <w:rFonts w:ascii="Courier New" w:hAnsi="Courier New"/>
+          <w:sz w:val="15"/>
+          <w:szCs w:val="15"/>
+        </w:rPr>
+      </w:pPr>
+    </w:p>
+    <w:p>
+      <w:pPr>
+        <w:pStyle w:val="ZIKSMAINTEXT"/>
+        <w:ind w:firstLine="708"/>
+        <w:rPr>
+          <w:rFonts w:ascii="Courier New" w:hAnsi="Courier New"/>
+          <w:sz w:val="15"/>
+          <w:szCs w:val="15"/>
+        </w:rPr>
+      </w:pPr>
+      <w:r>
+        <w:rPr>
+          <w:rFonts w:ascii="Courier New" w:hAnsi="Courier New"/>
+          <w:sz w:val="15"/>
+          <w:szCs w:val="15"/>
+        </w:rPr>
+        <w:t xml:space="preserve">            Bitmap24 bmp;</w:t>
+      </w:r>
+    </w:p>
+    <w:p>
+      <w:pPr>
+        <w:pStyle w:val="ZIKSMAINTEXT"/>
+        <w:ind w:firstLine="708"/>
+        <w:rPr>
+          <w:rFonts w:ascii="Courier New" w:hAnsi="Courier New"/>
+          <w:sz w:val="15"/>
+          <w:szCs w:val="15"/>
+        </w:rPr>
+      </w:pPr>
+      <w:r>
+        <w:rPr>
+          <w:rFonts w:ascii="Courier New" w:hAnsi="Courier New"/>
+          <w:sz w:val="15"/>
+          <w:szCs w:val="15"/>
+        </w:rPr>
+        <w:t xml:space="preserve">            if (File.Exists(srcPath))</w:t>
+      </w:r>
+    </w:p>
+    <w:p>
+      <w:pPr>
+        <w:pStyle w:val="ZIKSMAINTEXT"/>
+        <w:ind w:firstLine="708"/>
+        <w:rPr>
+          <w:rFonts w:ascii="Courier New" w:hAnsi="Courier New"/>
+          <w:sz w:val="15"/>
+          <w:szCs w:val="15"/>
+        </w:rPr>
+      </w:pPr>
+      <w:r>
+        <w:rPr>
+          <w:rFonts w:ascii="Courier New" w:hAnsi="Courier New"/>
+          <w:sz w:val="15"/>
+          <w:szCs w:val="15"/>
+        </w:rPr>
+        <w:t xml:space="preserve">            {</w:t>
+      </w:r>
+    </w:p>
+    <w:p>
+      <w:pPr>
+        <w:pStyle w:val="ZIKSMAINTEXT"/>
+        <w:ind w:firstLine="708"/>
+        <w:rPr>
+          <w:rFonts w:ascii="Courier New" w:hAnsi="Courier New"/>
+          <w:sz w:val="15"/>
+          <w:szCs w:val="15"/>
+        </w:rPr>
+      </w:pPr>
+      <w:r>
+        <w:rPr>
+          <w:rFonts w:ascii="Courier New" w:hAnsi="Courier New"/>
+          <w:sz w:val="15"/>
+          <w:szCs w:val="15"/>
+        </w:rPr>
+        <w:t xml:space="preserve">                Console.WriteLine($"Loaded existing image: {srcPath}");</w:t>
+      </w:r>
+    </w:p>
+    <w:p>
+      <w:pPr>
+        <w:pStyle w:val="ZIKSMAINTEXT"/>
+        <w:ind w:firstLine="708"/>
+        <w:rPr>
+          <w:rFonts w:ascii="Courier New" w:hAnsi="Courier New"/>
+          <w:sz w:val="15"/>
+          <w:szCs w:val="15"/>
+        </w:rPr>
+      </w:pPr>
+      <w:r>
+        <w:rPr>
+          <w:rFonts w:ascii="Courier New" w:hAnsi="Courier New"/>
+          <w:sz w:val="15"/>
+          <w:szCs w:val="15"/>
+        </w:rPr>
+        <w:t xml:space="preserve">                bmp = Bitmap24.Load(srcPath);</w:t>
+      </w:r>
+    </w:p>
+    <w:p>
+      <w:pPr>
+        <w:pStyle w:val="ZIKSMAINTEXT"/>
+        <w:ind w:firstLine="708"/>
+        <w:rPr>
+          <w:rFonts w:ascii="Courier New" w:hAnsi="Courier New"/>
+          <w:sz w:val="15"/>
+          <w:szCs w:val="15"/>
+        </w:rPr>
+      </w:pPr>
+      <w:r>
+        <w:rPr>
+          <w:rFonts w:ascii="Courier New" w:hAnsi="Courier New"/>
+          <w:sz w:val="15"/>
+          <w:szCs w:val="15"/>
+        </w:rPr>
+        <w:t xml:space="preserve">            }</w:t>
+      </w:r>
+    </w:p>
+    <w:p>
+      <w:pPr>
+        <w:pStyle w:val="ZIKSMAINTEXT"/>
+        <w:ind w:firstLine="708"/>
+        <w:rPr>
+          <w:rFonts w:ascii="Courier New" w:hAnsi="Courier New"/>
+          <w:sz w:val="15"/>
+          <w:szCs w:val="15"/>
+        </w:rPr>
+      </w:pPr>
+      <w:r>
+        <w:rPr>
+          <w:rFonts w:ascii="Courier New" w:hAnsi="Courier New"/>
+          <w:sz w:val="15"/>
+          <w:szCs w:val="15"/>
+        </w:rPr>
+        <w:t xml:space="preserve">            else</w:t>
+      </w:r>
+    </w:p>
+    <w:p>
+      <w:pPr>
+        <w:pStyle w:val="ZIKSMAINTEXT"/>
+        <w:ind w:firstLine="708"/>
+        <w:rPr>
+          <w:rFonts w:ascii="Courier New" w:hAnsi="Courier New"/>
+          <w:sz w:val="15"/>
+          <w:szCs w:val="15"/>
+        </w:rPr>
+      </w:pPr>
+      <w:r>
+        <w:rPr>
+          <w:rFonts w:ascii="Courier New" w:hAnsi="Courier New"/>
+          <w:sz w:val="15"/>
+          <w:szCs w:val="15"/>
+        </w:rPr>
+        <w:t xml:space="preserve">            {</w:t>
+      </w:r>
+    </w:p>
+    <w:p>
+      <w:pPr>
+        <w:pStyle w:val="ZIKSMAINTEXT"/>
+        <w:ind w:firstLine="708"/>
+        <w:rPr>
+          <w:rFonts w:ascii="Courier New" w:hAnsi="Courier New"/>
+          <w:sz w:val="15"/>
+          <w:szCs w:val="15"/>
+        </w:rPr>
+      </w:pPr>
+      <w:r>
+        <w:rPr>
+          <w:rFonts w:ascii="Courier New" w:hAnsi="Courier New"/>
+          <w:sz w:val="15"/>
+          <w:szCs w:val="15"/>
+        </w:rPr>
+        <w:t xml:space="preserve">                Console.WriteLine("No image_original.bmp found. Creating a 200x150 test image.");</w:t>
+      </w:r>
+    </w:p>
+    <w:p>
+      <w:pPr>
+        <w:pStyle w:val="ZIKSMAINTEXT"/>
+        <w:ind w:firstLine="708"/>
+        <w:rPr>
+          <w:rFonts w:ascii="Courier New" w:hAnsi="Courier New"/>
+          <w:sz w:val="15"/>
+          <w:szCs w:val="15"/>
+        </w:rPr>
+      </w:pPr>
+      <w:r>
+        <w:rPr>
+          <w:rFonts w:ascii="Courier New" w:hAnsi="Courier New"/>
+          <w:sz w:val="15"/>
+          <w:szCs w:val="15"/>
+        </w:rPr>
+        <w:lastRenderedPageBreak/>
+        <w:t xml:space="preserve">                bmp = CreateTestBMP(200, 150, srcPath);</w:t>
+      </w:r>
+    </w:p>
+    <w:p>
+      <w:pPr>
+        <w:pStyle w:val="ZIKSMAINTEXT"/>
+        <w:ind w:firstLine="708"/>
+        <w:rPr>
+          <w:rFonts w:ascii="Courier New" w:hAnsi="Courier New"/>
+          <w:sz w:val="15"/>
+          <w:szCs w:val="15"/>
+        </w:rPr>
+      </w:pPr>
+      <w:r>
+        <w:rPr>
+          <w:rFonts w:ascii="Courier New" w:hAnsi="Courier New"/>
+          <w:sz w:val="15"/>
+          <w:szCs w:val="15"/>
+        </w:rPr>
+        <w:t xml:space="preserve">                Console.WriteLine($"Test image saved: {srcPath}");</w:t>
+      </w:r>
+    </w:p>
+    <w:p>
+      <w:pPr>
+        <w:pStyle w:val="ZIKSMAINTEXT"/>
+        <w:ind w:firstLine="708"/>
+        <w:rPr>
+          <w:rFonts w:ascii="Courier New" w:hAnsi="Courier New"/>
+          <w:sz w:val="15"/>
+          <w:szCs w:val="15"/>
+        </w:rPr>
+      </w:pPr>
+      <w:r>
+        <w:rPr>
+          <w:rFonts w:ascii="Courier New" w:hAnsi="Courier New"/>
+          <w:sz w:val="15"/>
+          <w:szCs w:val="15"/>
+        </w:rPr>
+        <w:t xml:space="preserve">            }</w:t>
+      </w:r>
+    </w:p>
+    <w:p>
+      <w:pPr>
+        <w:pStyle w:val="ZIKSMAINTEXT"/>
+        <w:ind w:firstLine="708"/>
+        <w:rPr>
+          <w:rFonts w:ascii="Courier New" w:hAnsi="Courier New"/>
+          <w:sz w:val="15"/>
+          <w:szCs w:val="15"/>
+        </w:rPr>
+      </w:pPr>
+    </w:p>
+    <w:p>
+      <w:pPr>
+        <w:pStyle w:val="ZIKSMAINTEXT"/>
+        <w:ind w:firstLine="708"/>
+        <w:rPr>
+          <w:rFonts w:ascii="Courier New" w:hAnsi="Courier New"/>
+          <w:sz w:val="15"/>
+          <w:szCs w:val="15"/>
+        </w:rPr>
+      </w:pPr>
+      <w:r>
+        <w:rPr>
+          <w:rFonts w:ascii="Courier New" w:hAnsi="Courier New"/>
+          <w:sz w:val="15"/>
+          <w:szCs w:val="15"/>
+        </w:rPr>
+        <w:t xml:space="preserve">            Console.WriteLine($"Image size: {bmp.Width}x{bmp.Height} pixels");</w:t>
+      </w:r>
+    </w:p>
+    <w:p>
+      <w:pPr>
+        <w:pStyle w:val="ZIKSMAINTEXT"/>
+        <w:ind w:firstLine="708"/>
+        <w:rPr>
+          <w:rFonts w:ascii="Courier New" w:hAnsi="Courier New"/>
+          <w:sz w:val="15"/>
+          <w:szCs w:val="15"/>
+        </w:rPr>
+      </w:pPr>
+      <w:r>
+        <w:rPr>
+          <w:rFonts w:ascii="Courier New" w:hAnsi="Courier New"/>
+          <w:sz w:val="15"/>
+          <w:szCs w:val="15"/>
+        </w:rPr>
+        <w:t xml:space="preserve">            Console.WriteLine($"Max watermark capacity: {bmp.Width * bmp.Height * 3 / 8 - 4} bytes\n");</w:t>
+      </w:r>
+    </w:p>
+    <w:p>
+      <w:pPr>
+        <w:pStyle w:val="ZIKSMAINTEXT"/>
+        <w:ind w:firstLine="708"/>
+        <w:rPr>
+          <w:rFonts w:ascii="Courier New" w:hAnsi="Courier New"/>
+          <w:sz w:val="15"/>
+          <w:szCs w:val="15"/>
+        </w:rPr>
+      </w:pPr>
+    </w:p>
+    <w:p>
+      <w:pPr>
+        <w:pStyle w:val="ZIKSMAINTEXT"/>
+        <w:ind w:firstLine="708"/>
+        <w:rPr>
+          <w:rFonts w:ascii="Courier New" w:hAnsi="Courier New"/>
+          <w:sz w:val="15"/>
+          <w:szCs w:val="15"/>
+        </w:rPr>
+      </w:pPr>
+      <w:r>
+        <w:rPr>
+          <w:rFonts w:ascii="Courier New" w:hAnsi="Courier New"/>
+          <w:sz w:val="15"/>
+          <w:szCs w:val="15"/>
+        </w:rPr>
+        <w:t xml:space="preserve">            Console.Write("Enter watermark message : ");</w:t>
+      </w:r>
+    </w:p>
+    <w:p>
+      <w:pPr>
+        <w:pStyle w:val="ZIKSMAINTEXT"/>
+        <w:ind w:firstLine="708"/>
+        <w:rPr>
+          <w:rFonts w:ascii="Courier New" w:hAnsi="Courier New"/>
+          <w:sz w:val="15"/>
+          <w:szCs w:val="15"/>
+        </w:rPr>
+      </w:pPr>
+      <w:r>
+        <w:rPr>
+          <w:rFonts w:ascii="Courier New" w:hAnsi="Courier New"/>
+          <w:sz w:val="15"/>
+          <w:szCs w:val="15"/>
+        </w:rPr>
+        <w:t xml:space="preserve">            string message = Console.ReadLine() ?? "watermark";</w:t>
+      </w:r>
+    </w:p>
+    <w:p>
+      <w:pPr>
+        <w:pStyle w:val="ZIKSMAINTEXT"/>
+        <w:ind w:firstLine="708"/>
+        <w:rPr>
+          <w:rFonts w:ascii="Courier New" w:hAnsi="Courier New"/>
+          <w:sz w:val="15"/>
+          <w:szCs w:val="15"/>
+        </w:rPr>
+      </w:pPr>
+    </w:p>
+    <w:p>
+      <w:pPr>
+        <w:pStyle w:val="ZIKSMAINTEXT"/>
+        <w:ind w:firstLine="708"/>
+        <w:rPr>
+          <w:rFonts w:ascii="Courier New" w:hAnsi="Courier New"/>
+          <w:sz w:val="15"/>
+          <w:szCs w:val="15"/>
+        </w:rPr>
+      </w:pPr>
+      <w:r>
+        <w:rPr>
+          <w:rFonts w:ascii="Courier New" w:hAnsi="Courier New"/>
+          <w:sz w:val="15"/>
+          <w:szCs w:val="15"/>
+        </w:rPr>
+        <w:t xml:space="preserve">            bool[,,] originalLSBs = new bool[bmp.Height, bmp.Width, 3];</w:t>
+      </w:r>
+    </w:p>
+    <w:p>
+      <w:pPr>
+        <w:pStyle w:val="ZIKSMAINTEXT"/>
+        <w:ind w:firstLine="708"/>
+        <w:rPr>
+          <w:rFonts w:ascii="Courier New" w:hAnsi="Courier New"/>
+          <w:sz w:val="15"/>
+          <w:szCs w:val="15"/>
+        </w:rPr>
+      </w:pPr>
+      <w:r>
+        <w:rPr>
+          <w:rFonts w:ascii="Courier New" w:hAnsi="Courier New"/>
+          <w:sz w:val="15"/>
+          <w:szCs w:val="15"/>
+        </w:rPr>
+        <w:t xml:space="preserve">            for (int y = 0; y &lt; bmp.Height; y++)</w:t>
+      </w:r>
+    </w:p>
+    <w:p>
+      <w:pPr>
+        <w:pStyle w:val="ZIKSMAINTEXT"/>
+        <w:ind w:firstLine="708"/>
+        <w:rPr>
+          <w:rFonts w:ascii="Courier New" w:hAnsi="Courier New"/>
+          <w:sz w:val="15"/>
+          <w:szCs w:val="15"/>
+        </w:rPr>
+      </w:pPr>
+      <w:r>
+        <w:rPr>
+          <w:rFonts w:ascii="Courier New" w:hAnsi="Courier New"/>
+          <w:sz w:val="15"/>
+          <w:szCs w:val="15"/>
+        </w:rPr>
+        <w:t xml:space="preserve">                for (int x = 0; x &lt; bmp.Width; x++)</w:t>
+      </w:r>
+    </w:p>
+    <w:p>
+      <w:pPr>
+        <w:pStyle w:val="ZIKSMAINTEXT"/>
+        <w:ind w:firstLine="708"/>
+        <w:rPr>
+          <w:rFonts w:ascii="Courier New" w:hAnsi="Courier New"/>
+          <w:sz w:val="15"/>
+          <w:szCs w:val="15"/>
+        </w:rPr>
+      </w:pPr>
+      <w:r>
+        <w:rPr>
+          <w:rFonts w:ascii="Courier New" w:hAnsi="Courier New"/>
+          <w:sz w:val="15"/>
+          <w:szCs w:val="15"/>
+        </w:rPr>
+        <w:t xml:space="preserve">                    for (int c = 0; c &lt; 3; c++)</w:t>
+      </w:r>
+    </w:p>
+    <w:p>
+      <w:pPr>
+        <w:pStyle w:val="ZIKSMAINTEXT"/>
+        <w:ind w:firstLine="708"/>
+        <w:rPr>
+          <w:rFonts w:ascii="Courier New" w:hAnsi="Courier New"/>
+          <w:sz w:val="15"/>
+          <w:szCs w:val="15"/>
+        </w:rPr>
+      </w:pPr>
+      <w:r>
+        <w:rPr>
+          <w:rFonts w:ascii="Courier New" w:hAnsi="Courier New"/>
+          <w:sz w:val="15"/>
+          <w:szCs w:val="15"/>
+        </w:rPr>
+        <w:t xml:space="preserve">                        originalLSBs[y, x, c] = (bmp.Pixels[y, x, c] &amp; 1) == 1;</w:t>
+      </w:r>
+    </w:p>
+    <w:p>
+      <w:pPr>
+        <w:pStyle w:val="ZIKSMAINTEXT"/>
+        <w:ind w:firstLine="708"/>
+        <w:rPr>
+          <w:rFonts w:ascii="Courier New" w:hAnsi="Courier New"/>
+          <w:sz w:val="15"/>
+          <w:szCs w:val="15"/>
+        </w:rPr>
+      </w:pPr>
+    </w:p>
+    <w:p>
+      <w:pPr>
+        <w:pStyle w:val="ZIKSMAINTEXT"/>
+        <w:ind w:firstLine="708"/>
+        <w:rPr>
+          <w:rFonts w:ascii="Courier New" w:hAnsi="Courier New"/>
+          <w:sz w:val="15"/>
+          <w:szCs w:val="15"/>
+        </w:rPr>
+      </w:pPr>
+      <w:r>
+        <w:rPr>
+          <w:rFonts w:ascii="Courier New" w:hAnsi="Courier New"/>
+          <w:sz w:val="15"/>
+          <w:szCs w:val="15"/>
+        </w:rPr>
+        <w:t xml:space="preserve">            EmbedMessage(bmp, message);</w:t>
+      </w:r>
+    </w:p>
+    <w:p>
+      <w:pPr>
+        <w:pStyle w:val="ZIKSMAINTEXT"/>
+        <w:ind w:firstLine="708"/>
+        <w:rPr>
+          <w:rFonts w:ascii="Courier New" w:hAnsi="Courier New"/>
+          <w:sz w:val="15"/>
+          <w:szCs w:val="15"/>
+        </w:rPr>
+      </w:pPr>
+      <w:r>
+        <w:rPr>
+          <w:rFonts w:ascii="Courier New" w:hAnsi="Courier New"/>
+          <w:sz w:val="15"/>
+          <w:szCs w:val="15"/>
+        </w:rPr>
+        <w:t xml:space="preserve">            bmp.Save(dstPath);</w:t>
+      </w:r>
+    </w:p>
+    <w:p>
+      <w:pPr>
+        <w:pStyle w:val="ZIKSMAINTEXT"/>
+        <w:ind w:firstLine="708"/>
+        <w:rPr>
+          <w:rFonts w:ascii="Courier New" w:hAnsi="Courier New"/>
+          <w:sz w:val="15"/>
+          <w:szCs w:val="15"/>
+        </w:rPr>
+      </w:pPr>
+      <w:r>
+        <w:rPr>
+          <w:rFonts w:ascii="Courier New" w:hAnsi="Courier New"/>
+          <w:sz w:val="15"/>
+          <w:szCs w:val="15"/>
+        </w:rPr>
+        <w:t xml:space="preserve">            Console.WriteLine($"Watermarked image saved : {dstPath}");</w:t>
+      </w:r>
+    </w:p>
+    <w:p>
+      <w:pPr>
+        <w:pStyle w:val="ZIKSMAINTEXT"/>
+        <w:ind w:firstLine="708"/>
+        <w:rPr>
+          <w:rFonts w:ascii="Courier New" w:hAnsi="Courier New"/>
+          <w:sz w:val="15"/>
+          <w:szCs w:val="15"/>
+        </w:rPr>
+      </w:pPr>
+    </w:p>
+    <w:p>
+      <w:pPr>
+        <w:pStyle w:val="ZIKSMAINTEXT"/>
+        <w:ind w:firstLine="708"/>
+        <w:rPr>
+          <w:rFonts w:ascii="Courier New" w:hAnsi="Courier New"/>
+          <w:sz w:val="15"/>
+          <w:szCs w:val="15"/>
+        </w:rPr>
+      </w:pPr>
+      <w:r>
+        <w:rPr>
+          <w:rFonts w:ascii="Courier New" w:hAnsi="Courier New"/>
+          <w:sz w:val="15"/>
+          <w:szCs w:val="15"/>
+        </w:rPr>
+        <w:t xml:space="preserve">            Bitmap24 wm = Bitmap24.Load(dstPath);</w:t>
+      </w:r>
+    </w:p>
+    <w:p>
+      <w:pPr>
+        <w:pStyle w:val="ZIKSMAINTEXT"/>
+        <w:ind w:firstLine="708"/>
+        <w:rPr>
+          <w:rFonts w:ascii="Courier New" w:hAnsi="Courier New"/>
+          <w:sz w:val="15"/>
+          <w:szCs w:val="15"/>
+        </w:rPr>
+      </w:pPr>
+      <w:r>
+        <w:rPr>
+          <w:rFonts w:ascii="Courier New" w:hAnsi="Courier New"/>
+          <w:sz w:val="15"/>
+          <w:szCs w:val="15"/>
+        </w:rPr>
+        <w:t xml:space="preserve">            string extracted = ExtractMessage(wm);</w:t>
+      </w:r>
+    </w:p>
+    <w:p>
+      <w:pPr>
+        <w:pStyle w:val="ZIKSMAINTEXT"/>
+        <w:ind w:firstLine="708"/>
+        <w:rPr>
+          <w:rFonts w:ascii="Courier New" w:hAnsi="Courier New"/>
+          <w:sz w:val="15"/>
+          <w:szCs w:val="15"/>
+        </w:rPr>
+      </w:pPr>
+      <w:r>
+        <w:rPr>
+          <w:rFonts w:ascii="Courier New" w:hAnsi="Courier New"/>
+          <w:sz w:val="15"/>
+          <w:szCs w:val="15"/>
+        </w:rPr>
+        <w:t xml:space="preserve">            Console.WriteLine($"Extracted message       : {extracted}");</w:t>
+      </w:r>
+    </w:p>
+    <w:p>
+      <w:pPr>
+        <w:pStyle w:val="ZIKSMAINTEXT"/>
+        <w:ind w:firstLine="708"/>
+        <w:rPr>
+          <w:rFonts w:ascii="Courier New" w:hAnsi="Courier New"/>
+          <w:sz w:val="15"/>
+          <w:szCs w:val="15"/>
+        </w:rPr>
+      </w:pPr>
+      <w:r>
+        <w:rPr>
+          <w:rFonts w:ascii="Courier New" w:hAnsi="Courier New"/>
+          <w:sz w:val="15"/>
+          <w:szCs w:val="15"/>
+        </w:rPr>
+        <w:t xml:space="preserve">            Console.WriteLine($"Verification            : {(extracted == message ? "OK - messages match" : "FAIL - messages differ")}");</w:t>
+      </w:r>
+    </w:p>
+    <w:p>
+      <w:pPr>
+        <w:pStyle w:val="ZIKSMAINTEXT"/>
+        <w:ind w:firstLine="708"/>
+        <w:rPr>
+          <w:rFonts w:ascii="Courier New" w:hAnsi="Courier New"/>
+          <w:sz w:val="15"/>
+          <w:szCs w:val="15"/>
+        </w:rPr>
+      </w:pPr>
+    </w:p>
+    <w:p>
+      <w:pPr>
+        <w:pStyle w:val="ZIKSMAINTEXT"/>
+        <w:ind w:firstLine="708"/>
+        <w:rPr>
+          <w:rFonts w:ascii="Courier New" w:hAnsi="Courier New"/>
+          <w:sz w:val="15"/>
+          <w:szCs w:val="15"/>
+        </w:rPr>
+      </w:pPr>
+      <w:r>
+        <w:rPr>
+          <w:rFonts w:ascii="Courier New" w:hAnsi="Courier New"/>
+          <w:sz w:val="15"/>
+          <w:szCs w:val="15"/>
+        </w:rPr>
+        <w:t xml:space="preserve">            int changed = 0;</w:t>
+      </w:r>
+    </w:p>
+    <w:p>
+      <w:pPr>
+        <w:pStyle w:val="ZIKSMAINTEXT"/>
+        <w:ind w:firstLine="708"/>
+        <w:rPr>
+          <w:rFonts w:ascii="Courier New" w:hAnsi="Courier New"/>
+          <w:sz w:val="15"/>
+          <w:szCs w:val="15"/>
+        </w:rPr>
+      </w:pPr>
+      <w:r>
+        <w:rPr>
+          <w:rFonts w:ascii="Courier New" w:hAnsi="Courier New"/>
+          <w:sz w:val="15"/>
+          <w:szCs w:val="15"/>
+        </w:rPr>
+        <w:t xml:space="preserve">            for (int y = 0; y &lt; bmp.Height; y++)</w:t>
+      </w:r>
+    </w:p>
+    <w:p>
+      <w:pPr>
+        <w:pStyle w:val="ZIKSMAINTEXT"/>
+        <w:ind w:firstLine="708"/>
+        <w:rPr>
+          <w:rFonts w:ascii="Courier New" w:hAnsi="Courier New"/>
+          <w:sz w:val="15"/>
+          <w:szCs w:val="15"/>
+        </w:rPr>
+      </w:pPr>
+      <w:r>
+        <w:rPr>
+          <w:rFonts w:ascii="Courier New" w:hAnsi="Courier New"/>
+          <w:sz w:val="15"/>
+          <w:szCs w:val="15"/>
+        </w:rPr>
+        <w:t xml:space="preserve">                for (int x = 0; x &lt; bmp.Width; x++)</w:t>
+      </w:r>
+    </w:p>
+    <w:p>
+      <w:pPr>
+        <w:pStyle w:val="ZIKSMAINTEXT"/>
+        <w:ind w:firstLine="708"/>
+        <w:rPr>
+          <w:rFonts w:ascii="Courier New" w:hAnsi="Courier New"/>
+          <w:sz w:val="15"/>
+          <w:szCs w:val="15"/>
+        </w:rPr>
+      </w:pPr>
+      <w:r>
+        <w:rPr>
+          <w:rFonts w:ascii="Courier New" w:hAnsi="Courier New"/>
+          <w:sz w:val="15"/>
+          <w:szCs w:val="15"/>
+        </w:rPr>
+        <w:t xml:space="preserve">                    for (int c = 0; c &lt; 3; c++)</w:t>
+      </w:r>
+    </w:p>
+    <w:p>
+      <w:pPr>
+        <w:pStyle w:val="ZIKSMAINTEXT"/>
+        <w:ind w:firstLine="708"/>
+        <w:rPr>
+          <w:rFonts w:ascii="Courier New" w:hAnsi="Courier New"/>
+          <w:sz w:val="15"/>
+          <w:szCs w:val="15"/>
+        </w:rPr>
+      </w:pPr>
+      <w:r>
+        <w:rPr>
+          <w:rFonts w:ascii="Courier New" w:hAnsi="Courier New"/>
+          <w:sz w:val="15"/>
+          <w:szCs w:val="15"/>
+        </w:rPr>
+        <w:t xml:space="preserve">                        if (originalLSBs[y, x, c] != ((wm.Pixels[y, x, c] &amp; 1) == 1))</w:t>
+      </w:r>
+    </w:p>
+    <w:p>
+      <w:pPr>
+        <w:pStyle w:val="ZIKSMAINTEXT"/>
+        <w:ind w:firstLine="708"/>
+        <w:rPr>
+          <w:rFonts w:ascii="Courier New" w:hAnsi="Courier New"/>
+          <w:sz w:val="15"/>
+          <w:szCs w:val="15"/>
+        </w:rPr>
+      </w:pPr>
+      <w:r>
+        <w:rPr>
+          <w:rFonts w:ascii="Courier New" w:hAnsi="Courier New"/>
+          <w:sz w:val="15"/>
+          <w:szCs w:val="15"/>
+        </w:rPr>
+        <w:t xml:space="preserve">                            changed++;</w:t>
+      </w:r>
+    </w:p>
+    <w:p>
+      <w:pPr>
+        <w:pStyle w:val="ZIKSMAINTEXT"/>
+        <w:ind w:firstLine="708"/>
+        <w:rPr>
+          <w:rFonts w:ascii="Courier New" w:hAnsi="Courier New"/>
+          <w:sz w:val="15"/>
+          <w:szCs w:val="15"/>
+        </w:rPr>
+      </w:pPr>
+    </w:p>
+    <w:p>
+      <w:pPr>
+        <w:pStyle w:val="ZIKSMAINTEXT"/>
+        <w:ind w:firstLine="708"/>
+        <w:rPr>
+          <w:rFonts w:ascii="Courier New" w:hAnsi="Courier New"/>
+          <w:sz w:val="15"/>
+          <w:szCs w:val="15"/>
+        </w:rPr>
+      </w:pPr>
+      <w:r>
+        <w:rPr>
+          <w:rFonts w:ascii="Courier New" w:hAnsi="Courier New"/>
+          <w:sz w:val="15"/>
+          <w:szCs w:val="15"/>
+        </w:rPr>
+        <w:t xml:space="preserve">            Console.WriteLine($"Pixels modified (LSB)   : {changed} of {bmp.Width * bmp.Height * 3} channels");</w:t>
+      </w:r>
+    </w:p>
+    <w:p>
+      <w:pPr>
+        <w:pStyle w:val="ZIKSMAINTEXT"/>
+        <w:ind w:firstLine="708"/>
+        <w:rPr>
+          <w:rFonts w:ascii="Courier New" w:hAnsi="Courier New"/>
+          <w:sz w:val="15"/>
+          <w:szCs w:val="15"/>
+        </w:rPr>
+      </w:pPr>
+      <w:r>
+        <w:rPr>
+          <w:rFonts w:ascii="Courier New" w:hAnsi="Courier New"/>
+          <w:sz w:val="15"/>
+          <w:szCs w:val="15"/>
+        </w:rPr>
+        <w:t xml:space="preserve">        }</w:t>
+      </w:r>
+    </w:p>
+    <w:p>
+      <w:pPr>
+        <w:pStyle w:val="ZIKSMAINTEXT"/>
+        <w:ind w:firstLine="708"/>
+        <w:rPr>
+          <w:rFonts w:ascii="Courier New" w:hAnsi="Courier New"/>
+          <w:sz w:val="15"/>
+          <w:szCs w:val="15"/>
+        </w:rPr>
+      </w:pPr>
+      <w:r>
+        <w:rPr>
+          <w:rFonts w:ascii="Courier New" w:hAnsi="Courier New"/>
+          <w:sz w:val="15"/>
+          <w:szCs w:val="15"/>
+        </w:rPr>
+        <w:t xml:space="preserve">    }</w:t>
+      </w:r>
+    </w:p>
+    <w:p>
+      <w:pPr>
+        <w:pStyle w:val="ZIKSMAINTEXT"/>
+        <w:ind w:firstLine="708"/>
+        <w:rPr>
+          <w:rFonts w:ascii="Courier New" w:hAnsi="Courier New"/>
+          <w:sz w:val="15"/>
+          <w:szCs w:val="15"/>
           <w:lang w:val="en-US"/>
         </w:rPr>
       </w:pPr>
@@ -5001,3687 +9084,421 @@
           <w:sz w:val="15"/>
           <w:szCs w:val="15"/>
         </w:rPr>
-        <w:t xml:space="preserve">        public byte[,,] Pixels { get; private set; }</w:t>
-      </w:r>
-    </w:p>
-    <w:p>
-      <w:pPr>
-        <w:pStyle w:val="ZIKSMAINTEXT"/>
-        <w:ind w:firstLine="708"/>
-        <w:rPr>
-          <w:rFonts w:ascii="Courier New" w:hAnsi="Courier New"/>
-          <w:sz w:val="15"/>
-          <w:szCs w:val="15"/>
-        </w:rPr>
-      </w:pPr>
-      <w:r>
-        <w:rPr>
-          <w:rFonts w:ascii="Courier New" w:hAnsi="Courier New"/>
-          <w:sz w:val="15"/>
-          <w:szCs w:val="15"/>
-        </w:rPr>
-        <w:t xml:space="preserve">        byte[] _fileHeader;</w:t>
-      </w:r>
-    </w:p>
-    <w:p>
-      <w:pPr>
-        <w:pStyle w:val="ZIKSMAINTEXT"/>
-        <w:ind w:firstLine="708"/>
-        <w:rPr>
-          <w:rFonts w:ascii="Courier New" w:hAnsi="Courier New"/>
-          <w:sz w:val="15"/>
-          <w:szCs w:val="15"/>
+        <w:t>}</w:t>
+      </w:r>
+    </w:p>
+    <w:p>
+      <w:pPr>
+        <w:pStyle w:val="ZIKSMAINTEXT"/>
+        <w:ind w:firstLine="0"/>
+        <w:rPr>
+          <w:lang w:val="ru-RU"/>
+        </w:rPr>
+      </w:pPr>
+      <w:r>
+        <w:t xml:space="preserve">Результати виконання програми </w:t>
+      </w:r>
+      <w:r>
+        <w:rPr>
           <w:lang w:val="en-US"/>
         </w:rPr>
-      </w:pPr>
-      <w:r>
-        <w:rPr>
-          <w:rFonts w:ascii="Courier New" w:hAnsi="Courier New"/>
-          <w:sz w:val="15"/>
-          <w:szCs w:val="15"/>
-        </w:rPr>
-        <w:t xml:space="preserve">        byte[] _dibHeader;</w:t>
-      </w:r>
-    </w:p>
-    <w:p>
-      <w:pPr>
-        <w:pStyle w:val="ZIKSMAINTEXT"/>
-        <w:ind w:firstLine="708"/>
-        <w:rPr>
-          <w:rFonts w:ascii="Courier New" w:hAnsi="Courier New"/>
-          <w:sz w:val="15"/>
-          <w:szCs w:val="15"/>
-        </w:rPr>
-      </w:pPr>
-      <w:r>
-        <w:rPr>
-          <w:rFonts w:ascii="Courier New" w:hAnsi="Courier New"/>
-          <w:sz w:val="15"/>
-          <w:szCs w:val="15"/>
-        </w:rPr>
-        <w:t xml:space="preserve">        public static Bitmap24 Load(string path)</w:t>
-      </w:r>
-    </w:p>
-    <w:p>
-      <w:pPr>
-        <w:pStyle w:val="ZIKSMAINTEXT"/>
-        <w:ind w:firstLine="708"/>
-        <w:rPr>
-          <w:rFonts w:ascii="Courier New" w:hAnsi="Courier New"/>
-          <w:sz w:val="15"/>
-          <w:szCs w:val="15"/>
-        </w:rPr>
-      </w:pPr>
-      <w:r>
-        <w:rPr>
-          <w:rFonts w:ascii="Courier New" w:hAnsi="Courier New"/>
-          <w:sz w:val="15"/>
-          <w:szCs w:val="15"/>
-        </w:rPr>
-        <w:t xml:space="preserve">        {</w:t>
-      </w:r>
-    </w:p>
-    <w:p>
-      <w:pPr>
-        <w:pStyle w:val="ZIKSMAINTEXT"/>
-        <w:ind w:firstLine="708"/>
-        <w:rPr>
-          <w:rFonts w:ascii="Courier New" w:hAnsi="Courier New"/>
-          <w:sz w:val="15"/>
-          <w:szCs w:val="15"/>
-        </w:rPr>
-      </w:pPr>
-      <w:r>
-        <w:rPr>
-          <w:rFonts w:ascii="Courier New" w:hAnsi="Courier New"/>
-          <w:sz w:val="15"/>
-          <w:szCs w:val="15"/>
-        </w:rPr>
-        <w:t xml:space="preserve">            var bmp = new Bitmap24();</w:t>
-      </w:r>
-    </w:p>
-    <w:p>
-      <w:pPr>
-        <w:pStyle w:val="ZIKSMAINTEXT"/>
-        <w:ind w:firstLine="708"/>
-        <w:rPr>
-          <w:rFonts w:ascii="Courier New" w:hAnsi="Courier New"/>
-          <w:sz w:val="15"/>
-          <w:szCs w:val="15"/>
-        </w:rPr>
-      </w:pPr>
-      <w:r>
-        <w:rPr>
-          <w:rFonts w:ascii="Courier New" w:hAnsi="Courier New"/>
-          <w:sz w:val="15"/>
-          <w:szCs w:val="15"/>
-        </w:rPr>
-        <w:t xml:space="preserve">            byte[] data = File.ReadAllBytes(path);</w:t>
-      </w:r>
-    </w:p>
-    <w:p>
-      <w:pPr>
-        <w:pStyle w:val="ZIKSMAINTEXT"/>
-        <w:ind w:firstLine="708"/>
-        <w:rPr>
-          <w:rFonts w:ascii="Courier New" w:hAnsi="Courier New"/>
-          <w:sz w:val="15"/>
-          <w:szCs w:val="15"/>
-        </w:rPr>
-      </w:pPr>
-    </w:p>
-    <w:p>
-      <w:pPr>
-        <w:pStyle w:val="ZIKSMAINTEXT"/>
-        <w:ind w:firstLine="708"/>
-        <w:rPr>
-          <w:rFonts w:ascii="Courier New" w:hAnsi="Courier New"/>
-          <w:sz w:val="15"/>
-          <w:szCs w:val="15"/>
-        </w:rPr>
-      </w:pPr>
-      <w:r>
-        <w:rPr>
-          <w:rFonts w:ascii="Courier New" w:hAnsi="Courier New"/>
-          <w:sz w:val="15"/>
-          <w:szCs w:val="15"/>
-        </w:rPr>
-        <w:t xml:space="preserve">            if (data[0] != 'B' || data[1] != 'M')</w:t>
-      </w:r>
-    </w:p>
-    <w:p>
-      <w:pPr>
-        <w:pStyle w:val="ZIKSMAINTEXT"/>
-        <w:ind w:firstLine="708"/>
-        <w:rPr>
-          <w:rFonts w:ascii="Courier New" w:hAnsi="Courier New"/>
-          <w:sz w:val="15"/>
-          <w:szCs w:val="15"/>
-        </w:rPr>
-      </w:pPr>
-      <w:r>
-        <w:rPr>
-          <w:rFonts w:ascii="Courier New" w:hAnsi="Courier New"/>
-          <w:sz w:val="15"/>
-          <w:szCs w:val="15"/>
-        </w:rPr>
-        <w:t xml:space="preserve">                throw new Exception("Not a BMP file.");</w:t>
-      </w:r>
-    </w:p>
-    <w:p>
-      <w:pPr>
-        <w:pStyle w:val="ZIKSMAINTEXT"/>
-        <w:ind w:firstLine="708"/>
-        <w:rPr>
-          <w:rFonts w:ascii="Courier New" w:hAnsi="Courier New"/>
-          <w:sz w:val="15"/>
-          <w:szCs w:val="15"/>
-        </w:rPr>
-      </w:pPr>
-    </w:p>
-    <w:p>
-      <w:pPr>
-        <w:pStyle w:val="ZIKSMAINTEXT"/>
-        <w:ind w:firstLine="708"/>
-        <w:rPr>
-          <w:rFonts w:ascii="Courier New" w:hAnsi="Courier New"/>
-          <w:sz w:val="15"/>
-          <w:szCs w:val="15"/>
-        </w:rPr>
-      </w:pPr>
-      <w:r>
-        <w:rPr>
-          <w:rFonts w:ascii="Courier New" w:hAnsi="Courier New"/>
-          <w:sz w:val="15"/>
-          <w:szCs w:val="15"/>
-        </w:rPr>
-        <w:t xml:space="preserve">            int pixelOffset = BitConverter.ToInt32(data, 10);</w:t>
-      </w:r>
-    </w:p>
-    <w:p>
-      <w:pPr>
-        <w:pStyle w:val="ZIKSMAINTEXT"/>
-        <w:ind w:firstLine="708"/>
-        <w:rPr>
-          <w:rFonts w:ascii="Courier New" w:hAnsi="Courier New"/>
-          <w:sz w:val="15"/>
-          <w:szCs w:val="15"/>
-        </w:rPr>
-      </w:pPr>
-      <w:r>
-        <w:rPr>
-          <w:rFonts w:ascii="Courier New" w:hAnsi="Courier New"/>
-          <w:sz w:val="15"/>
-          <w:szCs w:val="15"/>
-        </w:rPr>
-        <w:t xml:space="preserve">            int width = BitConverter.ToInt32(data, 18);</w:t>
-      </w:r>
-    </w:p>
-    <w:p>
-      <w:pPr>
-        <w:pStyle w:val="ZIKSMAINTEXT"/>
-        <w:ind w:firstLine="708"/>
-        <w:rPr>
-          <w:rFonts w:ascii="Courier New" w:hAnsi="Courier New"/>
-          <w:sz w:val="15"/>
-          <w:szCs w:val="15"/>
-        </w:rPr>
-      </w:pPr>
-      <w:r>
-        <w:rPr>
-          <w:rFonts w:ascii="Courier New" w:hAnsi="Courier New"/>
-          <w:sz w:val="15"/>
-          <w:szCs w:val="15"/>
-        </w:rPr>
-        <w:t xml:space="preserve">            int height = BitConverter.ToInt32(data, 22);</w:t>
-      </w:r>
-    </w:p>
-    <w:p>
-      <w:pPr>
-        <w:pStyle w:val="ZIKSMAINTEXT"/>
-        <w:ind w:firstLine="708"/>
+        <w:t>LSB</w:t>
+      </w:r>
+      <w:r>
+        <w:t>:</w:t>
+      </w:r>
+    </w:p>
+    <w:p>
+      <w:pPr>
+        <w:pStyle w:val="ZIKSMAINTEXT"/>
+        <w:rPr>
+          <w:rFonts w:ascii="Courier New" w:hAnsi="Courier New"/>
+          <w:sz w:val="15"/>
+          <w:szCs w:val="15"/>
+          <w:lang w:val="ru-RU"/>
+        </w:rPr>
+      </w:pPr>
+      <w:r>
+        <w:rPr>
+          <w:rFonts w:ascii="Courier New" w:hAnsi="Courier New"/>
+          <w:sz w:val="15"/>
+          <w:szCs w:val="15"/>
+          <w:lang w:val="ru-RU"/>
+        </w:rPr>
+        <w:t xml:space="preserve">=== </w:t>
+      </w:r>
+      <w:r>
         <w:rPr>
           <w:rFonts w:ascii="Courier New" w:hAnsi="Courier New"/>
           <w:sz w:val="15"/>
           <w:szCs w:val="15"/>
           <w:lang w:val="en-US"/>
         </w:rPr>
-      </w:pPr>
-      <w:r>
-        <w:rPr>
-          <w:rFonts w:ascii="Courier New" w:hAnsi="Courier New"/>
-          <w:sz w:val="15"/>
-          <w:szCs w:val="15"/>
-        </w:rPr>
-        <w:t xml:space="preserve">            short bpp = BitConverter.ToInt16(data, 28);</w:t>
-      </w:r>
-    </w:p>
-    <w:p>
-      <w:pPr>
-        <w:pStyle w:val="ZIKSMAINTEXT"/>
-        <w:ind w:firstLine="708"/>
-        <w:rPr>
-          <w:rFonts w:ascii="Courier New" w:hAnsi="Courier New"/>
-          <w:sz w:val="15"/>
-          <w:szCs w:val="15"/>
-        </w:rPr>
-      </w:pPr>
-      <w:r>
-        <w:rPr>
-          <w:rFonts w:ascii="Courier New" w:hAnsi="Courier New"/>
-          <w:sz w:val="15"/>
-          <w:szCs w:val="15"/>
-        </w:rPr>
-        <w:t xml:space="preserve">            if (bpp != 24)</w:t>
-      </w:r>
-    </w:p>
-    <w:p>
-      <w:pPr>
-        <w:pStyle w:val="ZIKSMAINTEXT"/>
-        <w:ind w:firstLine="708"/>
+        <w:t>LSB</w:t>
+      </w:r>
+      <w:r>
+        <w:rPr>
+          <w:rFonts w:ascii="Courier New" w:hAnsi="Courier New"/>
+          <w:sz w:val="15"/>
+          <w:szCs w:val="15"/>
+          <w:lang w:val="ru-RU"/>
+        </w:rPr>
+        <w:t xml:space="preserve"> </w:t>
+      </w:r>
+      <w:r>
         <w:rPr>
           <w:rFonts w:ascii="Courier New" w:hAnsi="Courier New"/>
           <w:sz w:val="15"/>
           <w:szCs w:val="15"/>
           <w:lang w:val="en-US"/>
         </w:rPr>
-      </w:pPr>
-      <w:r>
-        <w:rPr>
-          <w:rFonts w:ascii="Courier New" w:hAnsi="Courier New"/>
-          <w:sz w:val="15"/>
-          <w:szCs w:val="15"/>
-        </w:rPr>
-        <w:t xml:space="preserve">                throw new Exception("Only 24-bit BMP supported.");</w:t>
-      </w:r>
-    </w:p>
-    <w:p>
-      <w:pPr>
-        <w:pStyle w:val="ZIKSMAINTEXT"/>
-        <w:ind w:firstLine="708"/>
-        <w:rPr>
-          <w:rFonts w:ascii="Courier New" w:hAnsi="Courier New"/>
-          <w:sz w:val="15"/>
-          <w:szCs w:val="15"/>
-        </w:rPr>
-      </w:pPr>
-      <w:r>
-        <w:rPr>
-          <w:rFonts w:ascii="Courier New" w:hAnsi="Courier New"/>
-          <w:sz w:val="15"/>
-          <w:szCs w:val="15"/>
-        </w:rPr>
-        <w:t xml:space="preserve">            bmp.Width = width;</w:t>
-      </w:r>
-    </w:p>
-    <w:p>
-      <w:pPr>
-        <w:pStyle w:val="ZIKSMAINTEXT"/>
-        <w:ind w:firstLine="708"/>
-        <w:rPr>
-          <w:rFonts w:ascii="Courier New" w:hAnsi="Courier New"/>
-          <w:sz w:val="15"/>
-          <w:szCs w:val="15"/>
-        </w:rPr>
-      </w:pPr>
-      <w:r>
-        <w:rPr>
-          <w:rFonts w:ascii="Courier New" w:hAnsi="Courier New"/>
-          <w:sz w:val="15"/>
-          <w:szCs w:val="15"/>
-        </w:rPr>
-        <w:t xml:space="preserve">            bmp.Height = Math.Abs(height);</w:t>
-      </w:r>
-    </w:p>
-    <w:p>
-      <w:pPr>
-        <w:pStyle w:val="ZIKSMAINTEXT"/>
-        <w:ind w:firstLine="708"/>
-        <w:rPr>
-          <w:rFonts w:ascii="Courier New" w:hAnsi="Courier New"/>
-          <w:sz w:val="15"/>
-          <w:szCs w:val="15"/>
-        </w:rPr>
-      </w:pPr>
-      <w:r>
-        <w:rPr>
-          <w:rFonts w:ascii="Courier New" w:hAnsi="Courier New"/>
-          <w:sz w:val="15"/>
-          <w:szCs w:val="15"/>
-        </w:rPr>
-        <w:t xml:space="preserve">            bmp._fileHeader = data[0..14];</w:t>
-      </w:r>
-    </w:p>
-    <w:p>
-      <w:pPr>
-        <w:pStyle w:val="ZIKSMAINTEXT"/>
-        <w:ind w:firstLine="708"/>
-        <w:rPr>
-          <w:rFonts w:ascii="Courier New" w:hAnsi="Courier New"/>
-          <w:sz w:val="15"/>
-          <w:szCs w:val="15"/>
-        </w:rPr>
-      </w:pPr>
-      <w:r>
-        <w:rPr>
-          <w:rFonts w:ascii="Courier New" w:hAnsi="Courier New"/>
-          <w:sz w:val="15"/>
-          <w:szCs w:val="15"/>
-        </w:rPr>
-        <w:t xml:space="preserve">            bmp._dibHeader = data[14..pixelOffset];</w:t>
-      </w:r>
-    </w:p>
-    <w:p>
-      <w:pPr>
-        <w:pStyle w:val="ZIKSMAINTEXT"/>
-        <w:ind w:firstLine="708"/>
-        <w:rPr>
-          <w:rFonts w:ascii="Courier New" w:hAnsi="Courier New"/>
-          <w:sz w:val="15"/>
-          <w:szCs w:val="15"/>
-        </w:rPr>
-      </w:pPr>
-      <w:r>
-        <w:rPr>
-          <w:rFonts w:ascii="Courier New" w:hAnsi="Courier New"/>
-          <w:sz w:val="15"/>
-          <w:szCs w:val="15"/>
-        </w:rPr>
-        <w:t xml:space="preserve">            bmp.Pixels = new byte[bmp.Height, bmp.Width, 3];</w:t>
-      </w:r>
-    </w:p>
-    <w:p>
-      <w:pPr>
-        <w:pStyle w:val="ZIKSMAINTEXT"/>
-        <w:ind w:firstLine="708"/>
-        <w:rPr>
-          <w:rFonts w:ascii="Courier New" w:hAnsi="Courier New"/>
-          <w:sz w:val="15"/>
-          <w:szCs w:val="15"/>
-        </w:rPr>
-      </w:pPr>
-    </w:p>
-    <w:p>
-      <w:pPr>
-        <w:pStyle w:val="ZIKSMAINTEXT"/>
-        <w:ind w:firstLine="708"/>
-        <w:rPr>
-          <w:rFonts w:ascii="Courier New" w:hAnsi="Courier New"/>
-          <w:sz w:val="15"/>
-          <w:szCs w:val="15"/>
-        </w:rPr>
-      </w:pPr>
-      <w:r>
-        <w:rPr>
-          <w:rFonts w:ascii="Courier New" w:hAnsi="Courier New"/>
-          <w:sz w:val="15"/>
-          <w:szCs w:val="15"/>
-        </w:rPr>
-        <w:t xml:space="preserve">            int rowSize = ((width * 3 + 3) / 4) * 4;</w:t>
-      </w:r>
-    </w:p>
-    <w:p>
-      <w:pPr>
-        <w:pStyle w:val="ZIKSMAINTEXT"/>
-        <w:ind w:firstLine="708"/>
-        <w:rPr>
-          <w:rFonts w:ascii="Courier New" w:hAnsi="Courier New"/>
-          <w:sz w:val="15"/>
-          <w:szCs w:val="15"/>
-        </w:rPr>
-      </w:pPr>
-      <w:r>
-        <w:rPr>
-          <w:rFonts w:ascii="Courier New" w:hAnsi="Courier New"/>
-          <w:sz w:val="15"/>
-          <w:szCs w:val="15"/>
-        </w:rPr>
-        <w:t xml:space="preserve">            bool topDown = height &lt; 0;</w:t>
-      </w:r>
-    </w:p>
-    <w:p>
-      <w:pPr>
-        <w:pStyle w:val="ZIKSMAINTEXT"/>
-        <w:ind w:firstLine="708"/>
-        <w:rPr>
-          <w:rFonts w:ascii="Courier New" w:hAnsi="Courier New"/>
-          <w:sz w:val="15"/>
-          <w:szCs w:val="15"/>
-        </w:rPr>
-      </w:pPr>
-    </w:p>
-    <w:p>
-      <w:pPr>
-        <w:pStyle w:val="ZIKSMAINTEXT"/>
-        <w:ind w:firstLine="708"/>
-        <w:rPr>
-          <w:rFonts w:ascii="Courier New" w:hAnsi="Courier New"/>
-          <w:sz w:val="15"/>
-          <w:szCs w:val="15"/>
-        </w:rPr>
-      </w:pPr>
-      <w:r>
-        <w:rPr>
-          <w:rFonts w:ascii="Courier New" w:hAnsi="Courier New"/>
-          <w:sz w:val="15"/>
-          <w:szCs w:val="15"/>
-        </w:rPr>
-        <w:t xml:space="preserve">            for (int y = 0; y &lt; bmp.Height; y++)</w:t>
-      </w:r>
-    </w:p>
-    <w:p>
-      <w:pPr>
-        <w:pStyle w:val="ZIKSMAINTEXT"/>
-        <w:ind w:firstLine="708"/>
-        <w:rPr>
-          <w:rFonts w:ascii="Courier New" w:hAnsi="Courier New"/>
-          <w:sz w:val="15"/>
-          <w:szCs w:val="15"/>
-        </w:rPr>
-      </w:pPr>
-      <w:r>
-        <w:rPr>
-          <w:rFonts w:ascii="Courier New" w:hAnsi="Courier New"/>
-          <w:sz w:val="15"/>
-          <w:szCs w:val="15"/>
-        </w:rPr>
-        <w:t xml:space="preserve">            {</w:t>
-      </w:r>
-    </w:p>
-    <w:p>
-      <w:pPr>
-        <w:pStyle w:val="ZIKSMAINTEXT"/>
-        <w:ind w:firstLine="708"/>
-        <w:rPr>
-          <w:rFonts w:ascii="Courier New" w:hAnsi="Courier New"/>
-          <w:sz w:val="15"/>
-          <w:szCs w:val="15"/>
-        </w:rPr>
-      </w:pPr>
-      <w:r>
-        <w:rPr>
-          <w:rFonts w:ascii="Courier New" w:hAnsi="Courier New"/>
-          <w:sz w:val="15"/>
-          <w:szCs w:val="15"/>
-        </w:rPr>
+        <w:t>Digital</w:t>
+      </w:r>
+      <w:r>
+        <w:rPr>
+          <w:rFonts w:ascii="Courier New" w:hAnsi="Courier New"/>
+          <w:sz w:val="15"/>
+          <w:szCs w:val="15"/>
+          <w:lang w:val="ru-RU"/>
+        </w:rPr>
+        <w:t xml:space="preserve"> </w:t>
+      </w:r>
+      <w:r>
+        <w:rPr>
+          <w:rFonts w:ascii="Courier New" w:hAnsi="Courier New"/>
+          <w:sz w:val="15"/>
+          <w:szCs w:val="15"/>
+          <w:lang w:val="en-US"/>
+        </w:rPr>
+        <w:t>Watermarking</w:t>
+      </w:r>
+      <w:r>
+        <w:rPr>
+          <w:rFonts w:ascii="Courier New" w:hAnsi="Courier New"/>
+          <w:sz w:val="15"/>
+          <w:szCs w:val="15"/>
+          <w:lang w:val="ru-RU"/>
+        </w:rPr>
+        <w:t xml:space="preserve"> ===</w:t>
+      </w:r>
+    </w:p>
+    <w:p>
+      <w:pPr>
+        <w:pStyle w:val="ZIKSMAINTEXT"/>
+        <w:rPr>
+          <w:rFonts w:ascii="Courier New" w:hAnsi="Courier New"/>
+          <w:sz w:val="15"/>
+          <w:szCs w:val="15"/>
+          <w:lang w:val="ru-RU"/>
+        </w:rPr>
+      </w:pPr>
+    </w:p>
+    <w:p>
+      <w:pPr>
+        <w:pStyle w:val="ZIKSMAINTEXT"/>
+        <w:rPr>
+          <w:rFonts w:ascii="Courier New" w:hAnsi="Courier New"/>
+          <w:sz w:val="15"/>
+          <w:szCs w:val="15"/>
+          <w:lang w:val="en-US"/>
+        </w:rPr>
+      </w:pPr>
+      <w:r>
+        <w:rPr>
+          <w:rFonts w:ascii="Courier New" w:hAnsi="Courier New"/>
+          <w:sz w:val="15"/>
+          <w:szCs w:val="15"/>
+          <w:lang w:val="en-US"/>
+        </w:rPr>
+        <w:t>Loaded existing image: image_original.bmp</w:t>
+      </w:r>
+    </w:p>
+    <w:p>
+      <w:pPr>
+        <w:pStyle w:val="ZIKSMAINTEXT"/>
+        <w:rPr>
+          <w:rFonts w:ascii="Courier New" w:hAnsi="Courier New"/>
+          <w:sz w:val="15"/>
+          <w:szCs w:val="15"/>
+          <w:lang w:val="en-US"/>
+        </w:rPr>
+      </w:pPr>
+      <w:r>
+        <w:rPr>
+          <w:rFonts w:ascii="Courier New" w:hAnsi="Courier New"/>
+          <w:sz w:val="15"/>
+          <w:szCs w:val="15"/>
+          <w:lang w:val="en-US"/>
+        </w:rPr>
+        <w:t>Image size: 200x150 pixels</w:t>
+      </w:r>
+    </w:p>
+    <w:p>
+      <w:pPr>
+        <w:pStyle w:val="ZIKSMAINTEXT"/>
+        <w:rPr>
+          <w:rFonts w:ascii="Courier New" w:hAnsi="Courier New"/>
+          <w:sz w:val="15"/>
+          <w:szCs w:val="15"/>
+          <w:lang w:val="en-US"/>
+        </w:rPr>
+      </w:pPr>
+      <w:r>
+        <w:rPr>
+          <w:rFonts w:ascii="Courier New" w:hAnsi="Courier New"/>
+          <w:sz w:val="15"/>
+          <w:szCs w:val="15"/>
+          <w:lang w:val="en-US"/>
+        </w:rPr>
+        <w:t>Max watermark capacity: 11246 bytes</w:t>
+      </w:r>
+    </w:p>
+    <w:p>
+      <w:pPr>
+        <w:pStyle w:val="ZIKSMAINTEXT"/>
+        <w:rPr>
+          <w:rFonts w:ascii="Courier New" w:hAnsi="Courier New"/>
+          <w:sz w:val="15"/>
+          <w:szCs w:val="15"/>
+          <w:lang w:val="en-US"/>
+        </w:rPr>
+      </w:pPr>
+    </w:p>
+    <w:p>
+      <w:pPr>
+        <w:pStyle w:val="ZIKSMAINTEXT"/>
+        <w:rPr>
+          <w:rFonts w:ascii="Courier New" w:hAnsi="Courier New"/>
+          <w:sz w:val="15"/>
+          <w:szCs w:val="15"/>
+          <w:lang w:val="en-US"/>
+        </w:rPr>
+      </w:pPr>
+      <w:r>
+        <w:rPr>
+          <w:rFonts w:ascii="Courier New" w:hAnsi="Courier New"/>
+          <w:sz w:val="15"/>
+          <w:szCs w:val="15"/>
+          <w:lang w:val="en-US"/>
+        </w:rPr>
+        <w:t xml:space="preserve">Enter watermark </w:t>
+      </w:r>
+      <w:proofErr w:type="gramStart"/>
+      <w:r>
+        <w:rPr>
+          <w:rFonts w:ascii="Courier New" w:hAnsi="Courier New"/>
+          <w:sz w:val="15"/>
+          <w:szCs w:val="15"/>
+          <w:lang w:val="en-US"/>
+        </w:rPr>
+        <w:t>message :</w:t>
+      </w:r>
+      <w:proofErr w:type="gramEnd"/>
+      <w:r>
+        <w:rPr>
+          <w:rFonts w:ascii="Courier New" w:hAnsi="Courier New"/>
+          <w:sz w:val="15"/>
+          <w:szCs w:val="15"/>
+          <w:lang w:val="en-US"/>
+        </w:rPr>
+        <w:t xml:space="preserve"> Check15</w:t>
+      </w:r>
+    </w:p>
+    <w:p>
+      <w:pPr>
+        <w:pStyle w:val="ZIKSMAINTEXT"/>
+        <w:rPr>
+          <w:rFonts w:ascii="Courier New" w:hAnsi="Courier New"/>
+          <w:sz w:val="15"/>
+          <w:szCs w:val="15"/>
+          <w:lang w:val="en-US"/>
+        </w:rPr>
+      </w:pPr>
+      <w:r>
+        <w:rPr>
+          <w:rFonts w:ascii="Courier New" w:hAnsi="Courier New"/>
+          <w:sz w:val="15"/>
+          <w:szCs w:val="15"/>
+          <w:lang w:val="en-US"/>
+        </w:rPr>
+        <w:t xml:space="preserve">Watermarked image </w:t>
+      </w:r>
+      <w:proofErr w:type="gramStart"/>
+      <w:r>
+        <w:rPr>
+          <w:rFonts w:ascii="Courier New" w:hAnsi="Courier New"/>
+          <w:sz w:val="15"/>
+          <w:szCs w:val="15"/>
+          <w:lang w:val="en-US"/>
+        </w:rPr>
+        <w:t>saved :</w:t>
+      </w:r>
+      <w:proofErr w:type="gramEnd"/>
+      <w:r>
+        <w:rPr>
+          <w:rFonts w:ascii="Courier New" w:hAnsi="Courier New"/>
+          <w:sz w:val="15"/>
+          <w:szCs w:val="15"/>
+          <w:lang w:val="en-US"/>
+        </w:rPr>
+        <w:t xml:space="preserve"> image_watermarked.bmp</w:t>
+      </w:r>
+    </w:p>
+    <w:p>
+      <w:pPr>
+        <w:pStyle w:val="ZIKSMAINTEXT"/>
+        <w:rPr>
+          <w:rFonts w:ascii="Courier New" w:hAnsi="Courier New"/>
+          <w:sz w:val="15"/>
+          <w:szCs w:val="15"/>
+          <w:lang w:val="en-US"/>
+        </w:rPr>
+      </w:pPr>
+      <w:r>
+        <w:rPr>
+          <w:rFonts w:ascii="Courier New" w:hAnsi="Courier New"/>
+          <w:sz w:val="15"/>
+          <w:szCs w:val="15"/>
+          <w:lang w:val="en-US"/>
+        </w:rPr>
+        <w:t xml:space="preserve">Extracted message     </w:t>
+      </w:r>
+      <w:proofErr w:type="gramStart"/>
+      <w:r>
+        <w:rPr>
+          <w:rFonts w:ascii="Courier New" w:hAnsi="Courier New"/>
+          <w:sz w:val="15"/>
+          <w:szCs w:val="15"/>
+          <w:lang w:val="en-US"/>
+        </w:rPr>
+        <w:t xml:space="preserve">  :</w:t>
+      </w:r>
+      <w:proofErr w:type="gramEnd"/>
+      <w:r>
+        <w:rPr>
+          <w:rFonts w:ascii="Courier New" w:hAnsi="Courier New"/>
+          <w:sz w:val="15"/>
+          <w:szCs w:val="15"/>
+          <w:lang w:val="en-US"/>
+        </w:rPr>
+        <w:t xml:space="preserve"> Check15</w:t>
+      </w:r>
+    </w:p>
+    <w:p>
+      <w:pPr>
+        <w:pStyle w:val="ZIKSMAINTEXT"/>
+        <w:rPr>
+          <w:rFonts w:ascii="Courier New" w:hAnsi="Courier New"/>
+          <w:sz w:val="15"/>
+          <w:szCs w:val="15"/>
+          <w:lang w:val="en-US"/>
+        </w:rPr>
+      </w:pPr>
+      <w:r>
+        <w:rPr>
+          <w:rFonts w:ascii="Courier New" w:hAnsi="Courier New"/>
+          <w:sz w:val="15"/>
+          <w:szCs w:val="15"/>
+          <w:lang w:val="en-US"/>
+        </w:rPr>
+        <w:t xml:space="preserve">Verification          </w:t>
+      </w:r>
+      <w:proofErr w:type="gramStart"/>
+      <w:r>
+        <w:rPr>
+          <w:rFonts w:ascii="Courier New" w:hAnsi="Courier New"/>
+          <w:sz w:val="15"/>
+          <w:szCs w:val="15"/>
+          <w:lang w:val="en-US"/>
+        </w:rPr>
+        <w:t xml:space="preserve">  :</w:t>
+      </w:r>
+      <w:proofErr w:type="gramEnd"/>
+      <w:r>
+        <w:rPr>
+          <w:rFonts w:ascii="Courier New" w:hAnsi="Courier New"/>
+          <w:sz w:val="15"/>
+          <w:szCs w:val="15"/>
+          <w:lang w:val="en-US"/>
+        </w:rPr>
+        <w:t xml:space="preserve"> OK - messages match</w:t>
+      </w:r>
+    </w:p>
+    <w:p>
+      <w:pPr>
+        <w:pStyle w:val="ZIKSMAINTEXT"/>
+        <w:ind w:firstLine="0"/>
+        <w:rPr>
+          <w:rFonts w:ascii="Courier New" w:hAnsi="Courier New"/>
+          <w:sz w:val="15"/>
+          <w:szCs w:val="15"/>
+          <w:lang w:val="en-US"/>
+        </w:rPr>
+      </w:pPr>
+      <w:r>
+        <w:rPr>
+          <w:rFonts w:ascii="Courier New" w:hAnsi="Courier New"/>
+          <w:sz w:val="15"/>
+          <w:szCs w:val="15"/>
+          <w:lang w:val="en-US"/>
+        </w:rPr>
+        <w:t>Pixels modified (</w:t>
+      </w:r>
+      <w:proofErr w:type="gramStart"/>
+      <w:r>
+        <w:rPr>
+          <w:rFonts w:ascii="Courier New" w:hAnsi="Courier New"/>
+          <w:sz w:val="15"/>
+          <w:szCs w:val="15"/>
+          <w:lang w:val="en-US"/>
+        </w:rPr>
+        <w:t xml:space="preserve">LSB)   </w:t>
+      </w:r>
+      <w:proofErr w:type="gramEnd"/>
+      <w:r>
+        <w:rPr>
+          <w:rFonts w:ascii="Courier New" w:hAnsi="Courier New"/>
+          <w:sz w:val="15"/>
+          <w:szCs w:val="15"/>
+          <w:lang w:val="en-US"/>
+        </w:rPr>
+        <w:t>: 34 of 90000 channels</w:t>
+      </w:r>
+    </w:p>
+    <w:p>
+      <w:pPr>
+        <w:pStyle w:val="ZIKSMAINTEXT"/>
+        <w:ind w:firstLine="0"/>
+        <w:rPr>
+          <w:lang w:val="en-US"/>
+        </w:rPr>
+      </w:pPr>
+    </w:p>
+    <w:p>
+      <w:pPr>
+        <w:pStyle w:val="ZIKSMAINTEXT"/>
+        <w:ind w:firstLine="0"/>
+        <w:rPr>
+          <w:lang w:val="en-US"/>
+        </w:rPr>
+      </w:pPr>
+    </w:p>
+    <w:p>
+      <w:pPr>
+        <w:pStyle w:val="ZIKSMAINTEXT"/>
+        <w:ind w:firstLine="0"/>
+        <w:rPr>
+          <w:lang w:val="en-US"/>
+        </w:rPr>
+      </w:pPr>
+    </w:p>
+    <w:p>
+      <w:pPr>
+        <w:pStyle w:val="ZIKSMAINTEXT"/>
+        <w:ind w:firstLine="0"/>
+      </w:pPr>
+      <w:r>
         <w:lastRenderedPageBreak/>
-        <w:t xml:space="preserve">                int srcY = topDown ? y : (bmp.Height - 1 - y);</w:t>
-      </w:r>
-    </w:p>
-    <w:p>
-      <w:pPr>
-        <w:pStyle w:val="ZIKSMAINTEXT"/>
-        <w:ind w:firstLine="708"/>
-        <w:rPr>
-          <w:rFonts w:ascii="Courier New" w:hAnsi="Courier New"/>
-          <w:sz w:val="15"/>
-          <w:szCs w:val="15"/>
-        </w:rPr>
-      </w:pPr>
-      <w:r>
-        <w:rPr>
-          <w:rFonts w:ascii="Courier New" w:hAnsi="Courier New"/>
-          <w:sz w:val="15"/>
-          <w:szCs w:val="15"/>
-        </w:rPr>
-        <w:t xml:space="preserve">                int rowStart = pixelOffset + srcY * rowSize;</w:t>
-      </w:r>
-    </w:p>
-    <w:p>
-      <w:pPr>
-        <w:pStyle w:val="ZIKSMAINTEXT"/>
-        <w:ind w:firstLine="708"/>
-        <w:rPr>
-          <w:rFonts w:ascii="Courier New" w:hAnsi="Courier New"/>
-          <w:sz w:val="15"/>
-          <w:szCs w:val="15"/>
-        </w:rPr>
-      </w:pPr>
-      <w:r>
-        <w:rPr>
-          <w:rFonts w:ascii="Courier New" w:hAnsi="Courier New"/>
-          <w:sz w:val="15"/>
-          <w:szCs w:val="15"/>
-        </w:rPr>
-        <w:t xml:space="preserve">                for (int x = 0; x &lt; bmp.Width; x++)</w:t>
-      </w:r>
-    </w:p>
-    <w:p>
-      <w:pPr>
-        <w:pStyle w:val="ZIKSMAINTEXT"/>
-        <w:ind w:firstLine="708"/>
-        <w:rPr>
-          <w:rFonts w:ascii="Courier New" w:hAnsi="Courier New"/>
-          <w:sz w:val="15"/>
-          <w:szCs w:val="15"/>
-        </w:rPr>
-      </w:pPr>
-      <w:r>
-        <w:rPr>
-          <w:rFonts w:ascii="Courier New" w:hAnsi="Courier New"/>
-          <w:sz w:val="15"/>
-          <w:szCs w:val="15"/>
-        </w:rPr>
-        <w:t xml:space="preserve">                {</w:t>
-      </w:r>
-    </w:p>
-    <w:p>
-      <w:pPr>
-        <w:pStyle w:val="ZIKSMAINTEXT"/>
-        <w:ind w:firstLine="708"/>
-        <w:rPr>
-          <w:rFonts w:ascii="Courier New" w:hAnsi="Courier New"/>
-          <w:sz w:val="15"/>
-          <w:szCs w:val="15"/>
-        </w:rPr>
-      </w:pPr>
-      <w:r>
-        <w:rPr>
-          <w:rFonts w:ascii="Courier New" w:hAnsi="Courier New"/>
-          <w:sz w:val="15"/>
-          <w:szCs w:val="15"/>
-        </w:rPr>
-        <w:t xml:space="preserve">                    bmp.Pixels[y, x, 0] = data[rowStart + x * 3];     // B</w:t>
-      </w:r>
-    </w:p>
-    <w:p>
-      <w:pPr>
-        <w:pStyle w:val="ZIKSMAINTEXT"/>
-        <w:ind w:firstLine="708"/>
-        <w:rPr>
-          <w:rFonts w:ascii="Courier New" w:hAnsi="Courier New"/>
-          <w:sz w:val="15"/>
-          <w:szCs w:val="15"/>
-        </w:rPr>
-      </w:pPr>
-      <w:r>
-        <w:rPr>
-          <w:rFonts w:ascii="Courier New" w:hAnsi="Courier New"/>
-          <w:sz w:val="15"/>
-          <w:szCs w:val="15"/>
-        </w:rPr>
-        <w:t xml:space="preserve">                    bmp.Pixels[y, x, 1] = data[rowStart + x * 3 + 1]; // G</w:t>
-      </w:r>
-    </w:p>
-    <w:p>
-      <w:pPr>
-        <w:pStyle w:val="ZIKSMAINTEXT"/>
-        <w:ind w:firstLine="708"/>
-        <w:rPr>
-          <w:rFonts w:ascii="Courier New" w:hAnsi="Courier New"/>
-          <w:sz w:val="15"/>
-          <w:szCs w:val="15"/>
-        </w:rPr>
-      </w:pPr>
-      <w:r>
-        <w:rPr>
-          <w:rFonts w:ascii="Courier New" w:hAnsi="Courier New"/>
-          <w:sz w:val="15"/>
-          <w:szCs w:val="15"/>
-        </w:rPr>
-        <w:t xml:space="preserve">                    bmp.Pixels[y, x, 2] = data[rowStart + x * 3 + 2]; // R</w:t>
-      </w:r>
-    </w:p>
-    <w:p>
-      <w:pPr>
-        <w:pStyle w:val="ZIKSMAINTEXT"/>
-        <w:ind w:firstLine="708"/>
-        <w:rPr>
-          <w:rFonts w:ascii="Courier New" w:hAnsi="Courier New"/>
-          <w:sz w:val="15"/>
-          <w:szCs w:val="15"/>
-        </w:rPr>
-      </w:pPr>
-      <w:r>
-        <w:rPr>
-          <w:rFonts w:ascii="Courier New" w:hAnsi="Courier New"/>
-          <w:sz w:val="15"/>
-          <w:szCs w:val="15"/>
-        </w:rPr>
-        <w:t xml:space="preserve">                }</w:t>
-      </w:r>
-    </w:p>
-    <w:p>
-      <w:pPr>
-        <w:pStyle w:val="ZIKSMAINTEXT"/>
-        <w:ind w:firstLine="708"/>
-        <w:rPr>
-          <w:rFonts w:ascii="Courier New" w:hAnsi="Courier New"/>
-          <w:sz w:val="15"/>
-          <w:szCs w:val="15"/>
-        </w:rPr>
-      </w:pPr>
-      <w:r>
-        <w:rPr>
-          <w:rFonts w:ascii="Courier New" w:hAnsi="Courier New"/>
-          <w:sz w:val="15"/>
-          <w:szCs w:val="15"/>
-        </w:rPr>
-        <w:t xml:space="preserve">            }</w:t>
-      </w:r>
-    </w:p>
-    <w:p>
-      <w:pPr>
-        <w:pStyle w:val="ZIKSMAINTEXT"/>
-        <w:ind w:firstLine="708"/>
-        <w:rPr>
-          <w:rFonts w:ascii="Courier New" w:hAnsi="Courier New"/>
-          <w:sz w:val="15"/>
-          <w:szCs w:val="15"/>
-        </w:rPr>
-      </w:pPr>
-      <w:r>
-        <w:rPr>
-          <w:rFonts w:ascii="Courier New" w:hAnsi="Courier New"/>
-          <w:sz w:val="15"/>
-          <w:szCs w:val="15"/>
-        </w:rPr>
-        <w:t xml:space="preserve">            return bmp;</w:t>
-      </w:r>
-    </w:p>
-    <w:p>
-      <w:pPr>
-        <w:pStyle w:val="ZIKSMAINTEXT"/>
-        <w:ind w:firstLine="708"/>
-        <w:rPr>
-          <w:rFonts w:ascii="Courier New" w:hAnsi="Courier New"/>
-          <w:sz w:val="15"/>
-          <w:szCs w:val="15"/>
-          <w:lang w:val="en-US"/>
-        </w:rPr>
-      </w:pPr>
-      <w:r>
-        <w:rPr>
-          <w:rFonts w:ascii="Courier New" w:hAnsi="Courier New"/>
-          <w:sz w:val="15"/>
-          <w:szCs w:val="15"/>
-        </w:rPr>
-        <w:t xml:space="preserve">        }</w:t>
-      </w:r>
-    </w:p>
-    <w:p>
-      <w:pPr>
-        <w:pStyle w:val="ZIKSMAINTEXT"/>
-        <w:ind w:firstLine="708"/>
-        <w:rPr>
-          <w:rFonts w:ascii="Courier New" w:hAnsi="Courier New"/>
-          <w:sz w:val="15"/>
-          <w:szCs w:val="15"/>
-        </w:rPr>
-      </w:pPr>
-      <w:r>
-        <w:rPr>
-          <w:rFonts w:ascii="Courier New" w:hAnsi="Courier New"/>
-          <w:sz w:val="15"/>
-          <w:szCs w:val="15"/>
-        </w:rPr>
-        <w:t xml:space="preserve">        public void Save(string path)</w:t>
-      </w:r>
-    </w:p>
-    <w:p>
-      <w:pPr>
-        <w:pStyle w:val="ZIKSMAINTEXT"/>
-        <w:ind w:firstLine="708"/>
-        <w:rPr>
-          <w:rFonts w:ascii="Courier New" w:hAnsi="Courier New"/>
-          <w:sz w:val="15"/>
-          <w:szCs w:val="15"/>
-        </w:rPr>
-      </w:pPr>
-      <w:r>
-        <w:rPr>
-          <w:rFonts w:ascii="Courier New" w:hAnsi="Courier New"/>
-          <w:sz w:val="15"/>
-          <w:szCs w:val="15"/>
-        </w:rPr>
-        <w:t xml:space="preserve">        {</w:t>
-      </w:r>
-    </w:p>
-    <w:p>
-      <w:pPr>
-        <w:pStyle w:val="ZIKSMAINTEXT"/>
-        <w:ind w:firstLine="708"/>
-        <w:rPr>
-          <w:rFonts w:ascii="Courier New" w:hAnsi="Courier New"/>
-          <w:sz w:val="15"/>
-          <w:szCs w:val="15"/>
-        </w:rPr>
-      </w:pPr>
-      <w:r>
-        <w:rPr>
-          <w:rFonts w:ascii="Courier New" w:hAnsi="Courier New"/>
-          <w:sz w:val="15"/>
-          <w:szCs w:val="15"/>
-        </w:rPr>
-        <w:t xml:space="preserve">            int rowSize = ((Width * 3 + 3) / 4) * 4;</w:t>
-      </w:r>
-    </w:p>
-    <w:p>
-      <w:pPr>
-        <w:pStyle w:val="ZIKSMAINTEXT"/>
-        <w:ind w:firstLine="708"/>
-        <w:rPr>
-          <w:rFonts w:ascii="Courier New" w:hAnsi="Courier New"/>
-          <w:sz w:val="15"/>
-          <w:szCs w:val="15"/>
-        </w:rPr>
-      </w:pPr>
-      <w:r>
-        <w:rPr>
-          <w:rFonts w:ascii="Courier New" w:hAnsi="Courier New"/>
-          <w:sz w:val="15"/>
-          <w:szCs w:val="15"/>
-        </w:rPr>
-        <w:t xml:space="preserve">            int pixelDataSize = rowSize * Height;</w:t>
-      </w:r>
-    </w:p>
-    <w:p>
-      <w:pPr>
-        <w:pStyle w:val="ZIKSMAINTEXT"/>
-        <w:ind w:firstLine="708"/>
-        <w:rPr>
-          <w:rFonts w:ascii="Courier New" w:hAnsi="Courier New"/>
-          <w:sz w:val="15"/>
-          <w:szCs w:val="15"/>
-        </w:rPr>
-      </w:pPr>
-      <w:r>
-        <w:rPr>
-          <w:rFonts w:ascii="Courier New" w:hAnsi="Courier New"/>
-          <w:sz w:val="15"/>
-          <w:szCs w:val="15"/>
-        </w:rPr>
-        <w:t xml:space="preserve">            int pixelOffset = _fileHeader.Length + _dibHeader.Length;</w:t>
-      </w:r>
-    </w:p>
-    <w:p>
-      <w:pPr>
-        <w:pStyle w:val="ZIKSMAINTEXT"/>
-        <w:ind w:firstLine="708"/>
-        <w:rPr>
-          <w:rFonts w:ascii="Courier New" w:hAnsi="Courier New"/>
-          <w:sz w:val="15"/>
-          <w:szCs w:val="15"/>
-          <w:lang w:val="en-US"/>
-        </w:rPr>
-      </w:pPr>
-      <w:r>
-        <w:rPr>
-          <w:rFonts w:ascii="Courier New" w:hAnsi="Courier New"/>
-          <w:sz w:val="15"/>
-          <w:szCs w:val="15"/>
-        </w:rPr>
-        <w:t xml:space="preserve">            int fileSize = pixelOffset + pixelDataSize;</w:t>
-      </w:r>
-    </w:p>
-    <w:p>
-      <w:pPr>
-        <w:pStyle w:val="ZIKSMAINTEXT"/>
-        <w:ind w:firstLine="708"/>
-        <w:rPr>
-          <w:rFonts w:ascii="Courier New" w:hAnsi="Courier New"/>
-          <w:sz w:val="15"/>
-          <w:szCs w:val="15"/>
-        </w:rPr>
-      </w:pPr>
-      <w:r>
-        <w:rPr>
-          <w:rFonts w:ascii="Courier New" w:hAnsi="Courier New"/>
-          <w:sz w:val="15"/>
-          <w:szCs w:val="15"/>
-        </w:rPr>
-        <w:t xml:space="preserve">            byte[] outData = new byte[fileSize];</w:t>
-      </w:r>
-    </w:p>
-    <w:p>
-      <w:pPr>
-        <w:pStyle w:val="ZIKSMAINTEXT"/>
-        <w:ind w:firstLine="708"/>
-        <w:rPr>
-          <w:rFonts w:ascii="Courier New" w:hAnsi="Courier New"/>
-          <w:sz w:val="15"/>
-          <w:szCs w:val="15"/>
-        </w:rPr>
-      </w:pPr>
-      <w:r>
-        <w:rPr>
-          <w:rFonts w:ascii="Courier New" w:hAnsi="Courier New"/>
-          <w:sz w:val="15"/>
-          <w:szCs w:val="15"/>
-        </w:rPr>
-        <w:t xml:space="preserve">            Array.Copy(_fileHeader, outData, _fileHeader.Length);</w:t>
-      </w:r>
-    </w:p>
-    <w:p>
-      <w:pPr>
-        <w:pStyle w:val="ZIKSMAINTEXT"/>
-        <w:ind w:firstLine="708"/>
-        <w:rPr>
-          <w:rFonts w:ascii="Courier New" w:hAnsi="Courier New"/>
-          <w:sz w:val="15"/>
-          <w:szCs w:val="15"/>
-          <w:lang w:val="en-US"/>
-        </w:rPr>
-      </w:pPr>
-      <w:r>
-        <w:rPr>
-          <w:rFonts w:ascii="Courier New" w:hAnsi="Courier New"/>
-          <w:sz w:val="15"/>
-          <w:szCs w:val="15"/>
-        </w:rPr>
-        <w:t xml:space="preserve">            Array.Copy(_dibHeader, 0, outData, _fileHeader.Length, _dibHeader.Length);</w:t>
-      </w:r>
-    </w:p>
-    <w:p>
-      <w:pPr>
-        <w:pStyle w:val="ZIKSMAINTEXT"/>
-        <w:ind w:firstLine="708"/>
-        <w:rPr>
-          <w:rFonts w:ascii="Courier New" w:hAnsi="Courier New"/>
-          <w:sz w:val="15"/>
-          <w:szCs w:val="15"/>
-          <w:lang w:val="en-US"/>
-        </w:rPr>
-      </w:pPr>
-      <w:r>
-        <w:rPr>
-          <w:rFonts w:ascii="Courier New" w:hAnsi="Courier New"/>
-          <w:sz w:val="15"/>
-          <w:szCs w:val="15"/>
-        </w:rPr>
-        <w:t xml:space="preserve">            BitConverter.GetBytes(fileSize).CopyTo(outData, 2);</w:t>
-      </w:r>
-    </w:p>
-    <w:p>
-      <w:pPr>
-        <w:pStyle w:val="ZIKSMAINTEXT"/>
-        <w:ind w:firstLine="708"/>
-        <w:rPr>
-          <w:rFonts w:ascii="Courier New" w:hAnsi="Courier New"/>
-          <w:sz w:val="15"/>
-          <w:szCs w:val="15"/>
-        </w:rPr>
-      </w:pPr>
-      <w:r>
-        <w:rPr>
-          <w:rFonts w:ascii="Courier New" w:hAnsi="Courier New"/>
-          <w:sz w:val="15"/>
-          <w:szCs w:val="15"/>
-        </w:rPr>
-        <w:t xml:space="preserve">            for (int y = 0; y &lt; Height; y++)</w:t>
-      </w:r>
-    </w:p>
-    <w:p>
-      <w:pPr>
-        <w:pStyle w:val="ZIKSMAINTEXT"/>
-        <w:ind w:firstLine="708"/>
-        <w:rPr>
-          <w:rFonts w:ascii="Courier New" w:hAnsi="Courier New"/>
-          <w:sz w:val="15"/>
-          <w:szCs w:val="15"/>
-        </w:rPr>
-      </w:pPr>
-      <w:r>
-        <w:rPr>
-          <w:rFonts w:ascii="Courier New" w:hAnsi="Courier New"/>
-          <w:sz w:val="15"/>
-          <w:szCs w:val="15"/>
-        </w:rPr>
-        <w:t xml:space="preserve">            {</w:t>
-      </w:r>
-    </w:p>
-    <w:p>
-      <w:pPr>
-        <w:pStyle w:val="ZIKSMAINTEXT"/>
-        <w:ind w:firstLine="708"/>
-        <w:rPr>
-          <w:rFonts w:ascii="Courier New" w:hAnsi="Courier New"/>
-          <w:sz w:val="15"/>
-          <w:szCs w:val="15"/>
-        </w:rPr>
-      </w:pPr>
-      <w:r>
-        <w:rPr>
-          <w:rFonts w:ascii="Courier New" w:hAnsi="Courier New"/>
-          <w:sz w:val="15"/>
-          <w:szCs w:val="15"/>
-        </w:rPr>
-        <w:t xml:space="preserve">                int dstY = Height - 1 - y;</w:t>
-      </w:r>
-    </w:p>
-    <w:p>
-      <w:pPr>
-        <w:pStyle w:val="ZIKSMAINTEXT"/>
-        <w:ind w:firstLine="708"/>
-        <w:rPr>
-          <w:rFonts w:ascii="Courier New" w:hAnsi="Courier New"/>
-          <w:sz w:val="15"/>
-          <w:szCs w:val="15"/>
-        </w:rPr>
-      </w:pPr>
-      <w:r>
-        <w:rPr>
-          <w:rFonts w:ascii="Courier New" w:hAnsi="Courier New"/>
-          <w:sz w:val="15"/>
-          <w:szCs w:val="15"/>
-        </w:rPr>
-        <w:t xml:space="preserve">                int rowStart = pixelOffset + dstY * rowSize;</w:t>
-      </w:r>
-    </w:p>
-    <w:p>
-      <w:pPr>
-        <w:pStyle w:val="ZIKSMAINTEXT"/>
-        <w:ind w:firstLine="708"/>
-        <w:rPr>
-          <w:rFonts w:ascii="Courier New" w:hAnsi="Courier New"/>
-          <w:sz w:val="15"/>
-          <w:szCs w:val="15"/>
-        </w:rPr>
-      </w:pPr>
-      <w:r>
-        <w:rPr>
-          <w:rFonts w:ascii="Courier New" w:hAnsi="Courier New"/>
-          <w:sz w:val="15"/>
-          <w:szCs w:val="15"/>
-        </w:rPr>
-        <w:t xml:space="preserve">                for (int x = 0; x &lt; Width; x++)</w:t>
-      </w:r>
-    </w:p>
-    <w:p>
-      <w:pPr>
-        <w:pStyle w:val="ZIKSMAINTEXT"/>
-        <w:ind w:firstLine="708"/>
-        <w:rPr>
-          <w:rFonts w:ascii="Courier New" w:hAnsi="Courier New"/>
-          <w:sz w:val="15"/>
-          <w:szCs w:val="15"/>
-        </w:rPr>
-      </w:pPr>
-      <w:r>
-        <w:rPr>
-          <w:rFonts w:ascii="Courier New" w:hAnsi="Courier New"/>
-          <w:sz w:val="15"/>
-          <w:szCs w:val="15"/>
-        </w:rPr>
-        <w:t xml:space="preserve">                {</w:t>
-      </w:r>
-    </w:p>
-    <w:p>
-      <w:pPr>
-        <w:pStyle w:val="ZIKSMAINTEXT"/>
-        <w:ind w:firstLine="708"/>
-        <w:rPr>
-          <w:rFonts w:ascii="Courier New" w:hAnsi="Courier New"/>
-          <w:sz w:val="15"/>
-          <w:szCs w:val="15"/>
-        </w:rPr>
-      </w:pPr>
-      <w:r>
-        <w:rPr>
-          <w:rFonts w:ascii="Courier New" w:hAnsi="Courier New"/>
-          <w:sz w:val="15"/>
-          <w:szCs w:val="15"/>
-        </w:rPr>
-        <w:t xml:space="preserve">                    outData[rowStart + x * 3] = Pixels[y, x, 0];</w:t>
-      </w:r>
-    </w:p>
-    <w:p>
-      <w:pPr>
-        <w:pStyle w:val="ZIKSMAINTEXT"/>
-        <w:ind w:firstLine="708"/>
-        <w:rPr>
-          <w:rFonts w:ascii="Courier New" w:hAnsi="Courier New"/>
-          <w:sz w:val="15"/>
-          <w:szCs w:val="15"/>
-        </w:rPr>
-      </w:pPr>
-      <w:r>
-        <w:rPr>
-          <w:rFonts w:ascii="Courier New" w:hAnsi="Courier New"/>
-          <w:sz w:val="15"/>
-          <w:szCs w:val="15"/>
-        </w:rPr>
-        <w:t xml:space="preserve">                    outData[rowStart + x * 3 + 1] = Pixels[y, x, 1];</w:t>
-      </w:r>
-    </w:p>
-    <w:p>
-      <w:pPr>
-        <w:pStyle w:val="ZIKSMAINTEXT"/>
-        <w:ind w:firstLine="708"/>
-        <w:rPr>
-          <w:rFonts w:ascii="Courier New" w:hAnsi="Courier New"/>
-          <w:sz w:val="15"/>
-          <w:szCs w:val="15"/>
-        </w:rPr>
-      </w:pPr>
-      <w:r>
-        <w:rPr>
-          <w:rFonts w:ascii="Courier New" w:hAnsi="Courier New"/>
-          <w:sz w:val="15"/>
-          <w:szCs w:val="15"/>
-        </w:rPr>
-        <w:t xml:space="preserve">                    outData[rowStart + x * 3 + 2] = Pixels[y, x, 2];</w:t>
-      </w:r>
-    </w:p>
-    <w:p>
-      <w:pPr>
-        <w:pStyle w:val="ZIKSMAINTEXT"/>
-        <w:ind w:firstLine="708"/>
-        <w:rPr>
-          <w:rFonts w:ascii="Courier New" w:hAnsi="Courier New"/>
-          <w:sz w:val="15"/>
-          <w:szCs w:val="15"/>
-        </w:rPr>
-      </w:pPr>
-      <w:r>
-        <w:rPr>
-          <w:rFonts w:ascii="Courier New" w:hAnsi="Courier New"/>
-          <w:sz w:val="15"/>
-          <w:szCs w:val="15"/>
-        </w:rPr>
-        <w:t xml:space="preserve">                }</w:t>
-      </w:r>
-    </w:p>
-    <w:p>
-      <w:pPr>
-        <w:pStyle w:val="ZIKSMAINTEXT"/>
-        <w:ind w:firstLine="708"/>
-        <w:rPr>
-          <w:rFonts w:ascii="Courier New" w:hAnsi="Courier New"/>
-          <w:sz w:val="15"/>
-          <w:szCs w:val="15"/>
-        </w:rPr>
-      </w:pPr>
-      <w:r>
-        <w:rPr>
-          <w:rFonts w:ascii="Courier New" w:hAnsi="Courier New"/>
-          <w:sz w:val="15"/>
-          <w:szCs w:val="15"/>
-        </w:rPr>
-        <w:t xml:space="preserve">            }</w:t>
-      </w:r>
-    </w:p>
-    <w:p>
-      <w:pPr>
-        <w:pStyle w:val="ZIKSMAINTEXT"/>
-        <w:ind w:firstLine="708"/>
-        <w:rPr>
-          <w:rFonts w:ascii="Courier New" w:hAnsi="Courier New"/>
-          <w:sz w:val="15"/>
-          <w:szCs w:val="15"/>
-        </w:rPr>
-      </w:pPr>
-      <w:r>
-        <w:rPr>
-          <w:rFonts w:ascii="Courier New" w:hAnsi="Courier New"/>
-          <w:sz w:val="15"/>
-          <w:szCs w:val="15"/>
-        </w:rPr>
-        <w:t xml:space="preserve">            File.WriteAllBytes(path, outData);</w:t>
-      </w:r>
-    </w:p>
-    <w:p>
-      <w:pPr>
-        <w:pStyle w:val="ZIKSMAINTEXT"/>
-        <w:ind w:firstLine="708"/>
-        <w:rPr>
-          <w:rFonts w:ascii="Courier New" w:hAnsi="Courier New"/>
-          <w:sz w:val="15"/>
-          <w:szCs w:val="15"/>
-        </w:rPr>
-      </w:pPr>
-      <w:r>
-        <w:rPr>
-          <w:rFonts w:ascii="Courier New" w:hAnsi="Courier New"/>
-          <w:sz w:val="15"/>
-          <w:szCs w:val="15"/>
-        </w:rPr>
-        <w:t xml:space="preserve">        }</w:t>
-      </w:r>
-    </w:p>
-    <w:p>
-      <w:pPr>
-        <w:pStyle w:val="ZIKSMAINTEXT"/>
-        <w:ind w:firstLine="708"/>
-        <w:rPr>
-          <w:rFonts w:ascii="Courier New" w:hAnsi="Courier New"/>
-          <w:sz w:val="15"/>
-          <w:szCs w:val="15"/>
-        </w:rPr>
-      </w:pPr>
-      <w:r>
-        <w:rPr>
-          <w:rFonts w:ascii="Courier New" w:hAnsi="Courier New"/>
-          <w:sz w:val="15"/>
-          <w:szCs w:val="15"/>
-        </w:rPr>
-        <w:t xml:space="preserve">    }</w:t>
-      </w:r>
-    </w:p>
-    <w:p>
-      <w:pPr>
-        <w:pStyle w:val="ZIKSMAINTEXT"/>
-        <w:ind w:firstLine="708"/>
-        <w:rPr>
-          <w:rFonts w:ascii="Courier New" w:hAnsi="Courier New"/>
-          <w:sz w:val="15"/>
-          <w:szCs w:val="15"/>
-        </w:rPr>
-      </w:pPr>
-    </w:p>
-    <w:p>
-      <w:pPr>
-        <w:pStyle w:val="ZIKSMAINTEXT"/>
-        <w:ind w:firstLine="708"/>
-        <w:rPr>
-          <w:rFonts w:ascii="Courier New" w:hAnsi="Courier New"/>
-          <w:sz w:val="15"/>
-          <w:szCs w:val="15"/>
-        </w:rPr>
-      </w:pPr>
-      <w:r>
-        <w:rPr>
-          <w:rFonts w:ascii="Courier New" w:hAnsi="Courier New"/>
-          <w:sz w:val="15"/>
-          <w:szCs w:val="15"/>
-        </w:rPr>
-        <w:t xml:space="preserve">    class Program</w:t>
-      </w:r>
-    </w:p>
-    <w:p>
-      <w:pPr>
-        <w:pStyle w:val="ZIKSMAINTEXT"/>
-        <w:ind w:firstLine="708"/>
-        <w:rPr>
-          <w:rFonts w:ascii="Courier New" w:hAnsi="Courier New"/>
-          <w:sz w:val="15"/>
-          <w:szCs w:val="15"/>
-        </w:rPr>
-      </w:pPr>
-      <w:r>
-        <w:rPr>
-          <w:rFonts w:ascii="Courier New" w:hAnsi="Courier New"/>
-          <w:sz w:val="15"/>
-          <w:szCs w:val="15"/>
-        </w:rPr>
-        <w:t xml:space="preserve">    {</w:t>
-      </w:r>
-    </w:p>
-    <w:p>
-      <w:pPr>
-        <w:pStyle w:val="ZIKSMAINTEXT"/>
-        <w:ind w:firstLine="708"/>
-        <w:rPr>
-          <w:rFonts w:ascii="Courier New" w:hAnsi="Courier New"/>
-          <w:sz w:val="15"/>
-          <w:szCs w:val="15"/>
-        </w:rPr>
-      </w:pPr>
-      <w:r>
-        <w:rPr>
-          <w:rFonts w:ascii="Courier New" w:hAnsi="Courier New"/>
-          <w:sz w:val="15"/>
-          <w:szCs w:val="15"/>
-        </w:rPr>
-        <w:t xml:space="preserve">        static void EmbedMessage(Bitmap24 bmp, string message)</w:t>
-      </w:r>
-    </w:p>
-    <w:p>
-      <w:pPr>
-        <w:pStyle w:val="ZIKSMAINTEXT"/>
-        <w:ind w:firstLine="708"/>
-        <w:rPr>
-          <w:rFonts w:ascii="Courier New" w:hAnsi="Courier New"/>
-          <w:sz w:val="15"/>
-          <w:szCs w:val="15"/>
-        </w:rPr>
-      </w:pPr>
-      <w:r>
-        <w:rPr>
-          <w:rFonts w:ascii="Courier New" w:hAnsi="Courier New"/>
-          <w:sz w:val="15"/>
-          <w:szCs w:val="15"/>
-        </w:rPr>
-        <w:t xml:space="preserve">        {</w:t>
-      </w:r>
-    </w:p>
-    <w:p>
-      <w:pPr>
-        <w:pStyle w:val="ZIKSMAINTEXT"/>
-        <w:ind w:firstLine="708"/>
-        <w:rPr>
-          <w:rFonts w:ascii="Courier New" w:hAnsi="Courier New"/>
-          <w:sz w:val="15"/>
-          <w:szCs w:val="15"/>
-        </w:rPr>
-      </w:pPr>
-      <w:r>
-        <w:rPr>
-          <w:rFonts w:ascii="Courier New" w:hAnsi="Courier New"/>
-          <w:sz w:val="15"/>
-          <w:szCs w:val="15"/>
-        </w:rPr>
-        <w:t xml:space="preserve">            byte[] msgBytes = Encoding.UTF8.GetBytes(message);</w:t>
-      </w:r>
-    </w:p>
-    <w:p>
-      <w:pPr>
-        <w:pStyle w:val="ZIKSMAINTEXT"/>
-        <w:ind w:firstLine="708"/>
-        <w:rPr>
-          <w:rFonts w:ascii="Courier New" w:hAnsi="Courier New"/>
-          <w:sz w:val="15"/>
-          <w:szCs w:val="15"/>
-        </w:rPr>
-      </w:pPr>
-      <w:r>
-        <w:rPr>
-          <w:rFonts w:ascii="Courier New" w:hAnsi="Courier New"/>
-          <w:sz w:val="15"/>
-          <w:szCs w:val="15"/>
-        </w:rPr>
-        <w:t xml:space="preserve">            int totalBits = (msgBytes.Length + 4) * 8;</w:t>
-      </w:r>
-    </w:p>
-    <w:p>
-      <w:pPr>
-        <w:pStyle w:val="ZIKSMAINTEXT"/>
-        <w:ind w:firstLine="708"/>
-        <w:rPr>
-          <w:rFonts w:ascii="Courier New" w:hAnsi="Courier New"/>
-          <w:sz w:val="15"/>
-          <w:szCs w:val="15"/>
-          <w:lang w:val="en-US"/>
-        </w:rPr>
-      </w:pPr>
-      <w:r>
-        <w:rPr>
-          <w:rFonts w:ascii="Courier New" w:hAnsi="Courier New"/>
-          <w:sz w:val="15"/>
-          <w:szCs w:val="15"/>
-        </w:rPr>
-        <w:t xml:space="preserve">            int capacity = bmp.Height * bmp.Width * 3;</w:t>
-      </w:r>
-    </w:p>
-    <w:p>
-      <w:pPr>
-        <w:pStyle w:val="ZIKSMAINTEXT"/>
-        <w:ind w:firstLine="708"/>
-        <w:rPr>
-          <w:rFonts w:ascii="Courier New" w:hAnsi="Courier New"/>
-          <w:sz w:val="15"/>
-          <w:szCs w:val="15"/>
-        </w:rPr>
-      </w:pPr>
-      <w:r>
-        <w:rPr>
-          <w:rFonts w:ascii="Courier New" w:hAnsi="Courier New"/>
-          <w:sz w:val="15"/>
-          <w:szCs w:val="15"/>
-        </w:rPr>
-        <w:t xml:space="preserve">            if (totalBits &gt; capacity)</w:t>
-      </w:r>
-    </w:p>
-    <w:p>
-      <w:pPr>
-        <w:pStyle w:val="ZIKSMAINTEXT"/>
-        <w:ind w:firstLine="708"/>
-        <w:rPr>
-          <w:rFonts w:ascii="Courier New" w:hAnsi="Courier New"/>
-          <w:sz w:val="15"/>
-          <w:szCs w:val="15"/>
-          <w:lang w:val="en-US"/>
-        </w:rPr>
-      </w:pPr>
-      <w:r>
-        <w:rPr>
-          <w:rFonts w:ascii="Courier New" w:hAnsi="Courier New"/>
-          <w:sz w:val="15"/>
-          <w:szCs w:val="15"/>
-        </w:rPr>
-        <w:t xml:space="preserve">                throw new Exception($"Message too long. Capacity: {capacity / 8 - 4} bytes.");</w:t>
-      </w:r>
-    </w:p>
-    <w:p>
-      <w:pPr>
-        <w:pStyle w:val="ZIKSMAINTEXT"/>
-        <w:ind w:firstLine="708"/>
-        <w:rPr>
-          <w:rFonts w:ascii="Courier New" w:hAnsi="Courier New"/>
-          <w:sz w:val="15"/>
-          <w:szCs w:val="15"/>
-        </w:rPr>
-      </w:pPr>
-      <w:r>
-        <w:rPr>
-          <w:rFonts w:ascii="Courier New" w:hAnsi="Courier New"/>
-          <w:sz w:val="15"/>
-          <w:szCs w:val="15"/>
-        </w:rPr>
-        <w:t xml:space="preserve">            byte[] payload = new byte[4 + msgBytes.Length];</w:t>
-      </w:r>
-    </w:p>
-    <w:p>
-      <w:pPr>
-        <w:pStyle w:val="ZIKSMAINTEXT"/>
-        <w:ind w:firstLine="708"/>
-        <w:rPr>
-          <w:rFonts w:ascii="Courier New" w:hAnsi="Courier New"/>
-          <w:sz w:val="15"/>
-          <w:szCs w:val="15"/>
-        </w:rPr>
-      </w:pPr>
-      <w:r>
-        <w:rPr>
-          <w:rFonts w:ascii="Courier New" w:hAnsi="Courier New"/>
-          <w:sz w:val="15"/>
-          <w:szCs w:val="15"/>
-        </w:rPr>
-        <w:t xml:space="preserve">            BitConverter.GetBytes(msgBytes.Length).CopyTo(payload, 0);</w:t>
-      </w:r>
-    </w:p>
-    <w:p>
-      <w:pPr>
-        <w:pStyle w:val="ZIKSMAINTEXT"/>
-        <w:ind w:firstLine="708"/>
-        <w:rPr>
-          <w:rFonts w:ascii="Courier New" w:hAnsi="Courier New"/>
-          <w:sz w:val="15"/>
-          <w:szCs w:val="15"/>
-          <w:lang w:val="en-US"/>
-        </w:rPr>
-      </w:pPr>
-      <w:r>
-        <w:rPr>
-          <w:rFonts w:ascii="Courier New" w:hAnsi="Courier New"/>
-          <w:sz w:val="15"/>
-          <w:szCs w:val="15"/>
-        </w:rPr>
-        <w:t xml:space="preserve">            Array.Copy(msgBytes, 0, payload, 4, msgBytes.Length);</w:t>
-      </w:r>
-    </w:p>
-    <w:p>
-      <w:pPr>
-        <w:pStyle w:val="ZIKSMAINTEXT"/>
-        <w:ind w:firstLine="708"/>
-        <w:rPr>
-          <w:rFonts w:ascii="Courier New" w:hAnsi="Courier New"/>
-          <w:sz w:val="15"/>
-          <w:szCs w:val="15"/>
-        </w:rPr>
-      </w:pPr>
-      <w:r>
-        <w:rPr>
-          <w:rFonts w:ascii="Courier New" w:hAnsi="Courier New"/>
-          <w:sz w:val="15"/>
-          <w:szCs w:val="15"/>
-        </w:rPr>
-        <w:t xml:space="preserve">            int bitIndex = 0;</w:t>
-      </w:r>
-    </w:p>
-    <w:p>
-      <w:pPr>
-        <w:pStyle w:val="ZIKSMAINTEXT"/>
-        <w:ind w:firstLine="708"/>
-        <w:rPr>
-          <w:rFonts w:ascii="Courier New" w:hAnsi="Courier New"/>
-          <w:sz w:val="15"/>
-          <w:szCs w:val="15"/>
-        </w:rPr>
-      </w:pPr>
-      <w:r>
-        <w:rPr>
-          <w:rFonts w:ascii="Courier New" w:hAnsi="Courier New"/>
-          <w:sz w:val="15"/>
-          <w:szCs w:val="15"/>
-        </w:rPr>
-        <w:t xml:space="preserve">            for (int y = 0; y &lt; bmp.Height &amp;&amp; bitIndex &lt; payload.Length * 8; y++)</w:t>
-      </w:r>
-    </w:p>
-    <w:p>
-      <w:pPr>
-        <w:pStyle w:val="ZIKSMAINTEXT"/>
-        <w:ind w:firstLine="708"/>
-        <w:rPr>
-          <w:rFonts w:ascii="Courier New" w:hAnsi="Courier New"/>
-          <w:sz w:val="15"/>
-          <w:szCs w:val="15"/>
-        </w:rPr>
-      </w:pPr>
-      <w:r>
-        <w:rPr>
-          <w:rFonts w:ascii="Courier New" w:hAnsi="Courier New"/>
-          <w:sz w:val="15"/>
-          <w:szCs w:val="15"/>
-        </w:rPr>
-        <w:t xml:space="preserve">                for (int x = 0; x &lt; bmp.Width &amp;&amp; bitIndex &lt; payload.Length * 8; x++)</w:t>
-      </w:r>
-    </w:p>
-    <w:p>
-      <w:pPr>
-        <w:pStyle w:val="ZIKSMAINTEXT"/>
-        <w:ind w:firstLine="708"/>
-        <w:rPr>
-          <w:rFonts w:ascii="Courier New" w:hAnsi="Courier New"/>
-          <w:sz w:val="15"/>
-          <w:szCs w:val="15"/>
-        </w:rPr>
-      </w:pPr>
-      <w:r>
-        <w:rPr>
-          <w:rFonts w:ascii="Courier New" w:hAnsi="Courier New"/>
-          <w:sz w:val="15"/>
-          <w:szCs w:val="15"/>
-        </w:rPr>
-        <w:t xml:space="preserve">                    for (int c = 0; c &lt; 3 &amp;&amp; bitIndex &lt; payload.Length * 8; c++)</w:t>
-      </w:r>
-    </w:p>
-    <w:p>
-      <w:pPr>
-        <w:pStyle w:val="ZIKSMAINTEXT"/>
-        <w:ind w:firstLine="708"/>
-        <w:rPr>
-          <w:rFonts w:ascii="Courier New" w:hAnsi="Courier New"/>
-          <w:sz w:val="15"/>
-          <w:szCs w:val="15"/>
-        </w:rPr>
-      </w:pPr>
-      <w:r>
-        <w:rPr>
-          <w:rFonts w:ascii="Courier New" w:hAnsi="Courier New"/>
-          <w:sz w:val="15"/>
-          <w:szCs w:val="15"/>
-        </w:rPr>
-        <w:t xml:space="preserve">                    {</w:t>
-      </w:r>
-    </w:p>
-    <w:p>
-      <w:pPr>
-        <w:pStyle w:val="ZIKSMAINTEXT"/>
-        <w:ind w:firstLine="708"/>
-        <w:rPr>
-          <w:rFonts w:ascii="Courier New" w:hAnsi="Courier New"/>
-          <w:sz w:val="15"/>
-          <w:szCs w:val="15"/>
-        </w:rPr>
-      </w:pPr>
-      <w:r>
-        <w:rPr>
-          <w:rFonts w:ascii="Courier New" w:hAnsi="Courier New"/>
-          <w:sz w:val="15"/>
-          <w:szCs w:val="15"/>
-        </w:rPr>
-        <w:t xml:space="preserve">                        int bytePos = bitIndex / 8;</w:t>
-      </w:r>
-    </w:p>
-    <w:p>
-      <w:pPr>
-        <w:pStyle w:val="ZIKSMAINTEXT"/>
-        <w:ind w:firstLine="708"/>
-        <w:rPr>
-          <w:rFonts w:ascii="Courier New" w:hAnsi="Courier New"/>
-          <w:sz w:val="15"/>
-          <w:szCs w:val="15"/>
-        </w:rPr>
-      </w:pPr>
-      <w:r>
-        <w:rPr>
-          <w:rFonts w:ascii="Courier New" w:hAnsi="Courier New"/>
-          <w:sz w:val="15"/>
-          <w:szCs w:val="15"/>
-        </w:rPr>
-        <w:t xml:space="preserve">                        int bitPos = 7 - (bitIndex % 8);</w:t>
-      </w:r>
-    </w:p>
-    <w:p>
-      <w:pPr>
-        <w:pStyle w:val="ZIKSMAINTEXT"/>
-        <w:ind w:firstLine="708"/>
-        <w:rPr>
-          <w:rFonts w:ascii="Courier New" w:hAnsi="Courier New"/>
-          <w:sz w:val="15"/>
-          <w:szCs w:val="15"/>
-        </w:rPr>
-      </w:pPr>
-      <w:r>
-        <w:rPr>
-          <w:rFonts w:ascii="Courier New" w:hAnsi="Courier New"/>
-          <w:sz w:val="15"/>
-          <w:szCs w:val="15"/>
-        </w:rPr>
-        <w:t xml:space="preserve">                        int bit = (payload[bytePos] &gt;&gt; bitPos) &amp; 1;</w:t>
-      </w:r>
-    </w:p>
-    <w:p>
-      <w:pPr>
-        <w:pStyle w:val="ZIKSMAINTEXT"/>
-        <w:ind w:firstLine="708"/>
-        <w:rPr>
-          <w:rFonts w:ascii="Courier New" w:hAnsi="Courier New"/>
-          <w:sz w:val="15"/>
-          <w:szCs w:val="15"/>
-        </w:rPr>
-      </w:pPr>
-      <w:r>
-        <w:rPr>
-          <w:rFonts w:ascii="Courier New" w:hAnsi="Courier New"/>
-          <w:sz w:val="15"/>
-          <w:szCs w:val="15"/>
-        </w:rPr>
-        <w:lastRenderedPageBreak/>
-        <w:t xml:space="preserve">                        bmp.Pixels[y, x, c] = (byte)((bmp.Pixels[y, x, c] &amp; 0xFE) | bit);</w:t>
-      </w:r>
-    </w:p>
-    <w:p>
-      <w:pPr>
-        <w:pStyle w:val="ZIKSMAINTEXT"/>
-        <w:ind w:firstLine="708"/>
-        <w:rPr>
-          <w:rFonts w:ascii="Courier New" w:hAnsi="Courier New"/>
-          <w:sz w:val="15"/>
-          <w:szCs w:val="15"/>
-        </w:rPr>
-      </w:pPr>
-      <w:r>
-        <w:rPr>
-          <w:rFonts w:ascii="Courier New" w:hAnsi="Courier New"/>
-          <w:sz w:val="15"/>
-          <w:szCs w:val="15"/>
-        </w:rPr>
-        <w:t xml:space="preserve">                        bitIndex++;</w:t>
-      </w:r>
-    </w:p>
-    <w:p>
-      <w:pPr>
-        <w:pStyle w:val="ZIKSMAINTEXT"/>
-        <w:ind w:firstLine="708"/>
-        <w:rPr>
-          <w:rFonts w:ascii="Courier New" w:hAnsi="Courier New"/>
-          <w:sz w:val="15"/>
-          <w:szCs w:val="15"/>
-        </w:rPr>
-      </w:pPr>
-      <w:r>
-        <w:rPr>
-          <w:rFonts w:ascii="Courier New" w:hAnsi="Courier New"/>
-          <w:sz w:val="15"/>
-          <w:szCs w:val="15"/>
-        </w:rPr>
-        <w:t xml:space="preserve">                    }</w:t>
-      </w:r>
-    </w:p>
-    <w:p>
-      <w:pPr>
-        <w:pStyle w:val="ZIKSMAINTEXT"/>
-        <w:ind w:firstLine="708"/>
-        <w:rPr>
-          <w:rFonts w:ascii="Courier New" w:hAnsi="Courier New"/>
-          <w:sz w:val="15"/>
-          <w:szCs w:val="15"/>
-          <w:lang w:val="en-US"/>
-        </w:rPr>
-      </w:pPr>
-      <w:r>
-        <w:rPr>
-          <w:rFonts w:ascii="Courier New" w:hAnsi="Courier New"/>
-          <w:sz w:val="15"/>
-          <w:szCs w:val="15"/>
-        </w:rPr>
-        <w:t xml:space="preserve">        }</w:t>
-      </w:r>
-    </w:p>
-    <w:p>
-      <w:pPr>
-        <w:pStyle w:val="ZIKSMAINTEXT"/>
-        <w:ind w:firstLine="708"/>
-        <w:rPr>
-          <w:rFonts w:ascii="Courier New" w:hAnsi="Courier New"/>
-          <w:sz w:val="15"/>
-          <w:szCs w:val="15"/>
-        </w:rPr>
-      </w:pPr>
-      <w:r>
-        <w:rPr>
-          <w:rFonts w:ascii="Courier New" w:hAnsi="Courier New"/>
-          <w:sz w:val="15"/>
-          <w:szCs w:val="15"/>
-        </w:rPr>
-        <w:t xml:space="preserve">        static string ExtractMessage(Bitmap24 bmp)</w:t>
-      </w:r>
-    </w:p>
-    <w:p>
-      <w:pPr>
-        <w:pStyle w:val="ZIKSMAINTEXT"/>
-        <w:ind w:firstLine="708"/>
-        <w:rPr>
-          <w:rFonts w:ascii="Courier New" w:hAnsi="Courier New"/>
-          <w:sz w:val="15"/>
-          <w:szCs w:val="15"/>
-        </w:rPr>
-      </w:pPr>
-      <w:r>
-        <w:rPr>
-          <w:rFonts w:ascii="Courier New" w:hAnsi="Courier New"/>
-          <w:sz w:val="15"/>
-          <w:szCs w:val="15"/>
-        </w:rPr>
-        <w:t xml:space="preserve">        {</w:t>
-      </w:r>
-    </w:p>
-    <w:p>
-      <w:pPr>
-        <w:pStyle w:val="ZIKSMAINTEXT"/>
-        <w:ind w:firstLine="708"/>
-        <w:rPr>
-          <w:rFonts w:ascii="Courier New" w:hAnsi="Courier New"/>
-          <w:sz w:val="15"/>
-          <w:szCs w:val="15"/>
-        </w:rPr>
-      </w:pPr>
-      <w:r>
-        <w:rPr>
-          <w:rFonts w:ascii="Courier New" w:hAnsi="Courier New"/>
-          <w:sz w:val="15"/>
-          <w:szCs w:val="15"/>
-        </w:rPr>
-        <w:t xml:space="preserve">            int length = 0;</w:t>
-      </w:r>
-    </w:p>
-    <w:p>
-      <w:pPr>
-        <w:pStyle w:val="ZIKSMAINTEXT"/>
-        <w:ind w:firstLine="708"/>
-        <w:rPr>
-          <w:rFonts w:ascii="Courier New" w:hAnsi="Courier New"/>
-          <w:sz w:val="15"/>
-          <w:szCs w:val="15"/>
-        </w:rPr>
-      </w:pPr>
-      <w:r>
-        <w:rPr>
-          <w:rFonts w:ascii="Courier New" w:hAnsi="Courier New"/>
-          <w:sz w:val="15"/>
-          <w:szCs w:val="15"/>
-        </w:rPr>
-        <w:t xml:space="preserve">            int bitIndex = 0;</w:t>
-      </w:r>
-    </w:p>
-    <w:p>
-      <w:pPr>
-        <w:pStyle w:val="ZIKSMAINTEXT"/>
-        <w:ind w:firstLine="708"/>
-        <w:rPr>
-          <w:rFonts w:ascii="Courier New" w:hAnsi="Courier New"/>
-          <w:sz w:val="15"/>
-          <w:szCs w:val="15"/>
-        </w:rPr>
-      </w:pPr>
-      <w:r>
-        <w:rPr>
-          <w:rFonts w:ascii="Courier New" w:hAnsi="Courier New"/>
-          <w:sz w:val="15"/>
-          <w:szCs w:val="15"/>
-        </w:rPr>
-        <w:t xml:space="preserve">            for (int y = 0; y &lt; bmp.Height &amp;&amp; bitIndex &lt; 32; y++)</w:t>
-      </w:r>
-    </w:p>
-    <w:p>
-      <w:pPr>
-        <w:pStyle w:val="ZIKSMAINTEXT"/>
-        <w:ind w:firstLine="708"/>
-        <w:rPr>
-          <w:rFonts w:ascii="Courier New" w:hAnsi="Courier New"/>
-          <w:sz w:val="15"/>
-          <w:szCs w:val="15"/>
-        </w:rPr>
-      </w:pPr>
-      <w:r>
-        <w:rPr>
-          <w:rFonts w:ascii="Courier New" w:hAnsi="Courier New"/>
-          <w:sz w:val="15"/>
-          <w:szCs w:val="15"/>
-        </w:rPr>
-        <w:t xml:space="preserve">                for (int x = 0; x &lt; bmp.Width &amp;&amp; bitIndex &lt; 32; x++)</w:t>
-      </w:r>
-    </w:p>
-    <w:p>
-      <w:pPr>
-        <w:pStyle w:val="ZIKSMAINTEXT"/>
-        <w:ind w:firstLine="708"/>
-        <w:rPr>
-          <w:rFonts w:ascii="Courier New" w:hAnsi="Courier New"/>
-          <w:sz w:val="15"/>
-          <w:szCs w:val="15"/>
-        </w:rPr>
-      </w:pPr>
-      <w:r>
-        <w:rPr>
-          <w:rFonts w:ascii="Courier New" w:hAnsi="Courier New"/>
-          <w:sz w:val="15"/>
-          <w:szCs w:val="15"/>
-        </w:rPr>
-        <w:t xml:space="preserve">                    for (int c = 0; c &lt; 3 &amp;&amp; bitIndex &lt; 32; c++)</w:t>
-      </w:r>
-    </w:p>
-    <w:p>
-      <w:pPr>
-        <w:pStyle w:val="ZIKSMAINTEXT"/>
-        <w:ind w:firstLine="708"/>
-        <w:rPr>
-          <w:rFonts w:ascii="Courier New" w:hAnsi="Courier New"/>
-          <w:sz w:val="15"/>
-          <w:szCs w:val="15"/>
-        </w:rPr>
-      </w:pPr>
-      <w:r>
-        <w:rPr>
-          <w:rFonts w:ascii="Courier New" w:hAnsi="Courier New"/>
-          <w:sz w:val="15"/>
-          <w:szCs w:val="15"/>
-        </w:rPr>
-        <w:t xml:space="preserve">                    {</w:t>
-      </w:r>
-    </w:p>
-    <w:p>
-      <w:pPr>
-        <w:pStyle w:val="ZIKSMAINTEXT"/>
-        <w:ind w:firstLine="708"/>
-        <w:rPr>
-          <w:rFonts w:ascii="Courier New" w:hAnsi="Courier New"/>
-          <w:sz w:val="15"/>
-          <w:szCs w:val="15"/>
-        </w:rPr>
-      </w:pPr>
-      <w:r>
-        <w:rPr>
-          <w:rFonts w:ascii="Courier New" w:hAnsi="Courier New"/>
-          <w:sz w:val="15"/>
-          <w:szCs w:val="15"/>
-        </w:rPr>
-        <w:t xml:space="preserve">                        length = (length &lt;&lt; 1) | (bmp.Pixels[y, x, c] &amp; 1);</w:t>
-      </w:r>
-    </w:p>
-    <w:p>
-      <w:pPr>
-        <w:pStyle w:val="ZIKSMAINTEXT"/>
-        <w:ind w:firstLine="708"/>
-        <w:rPr>
-          <w:rFonts w:ascii="Courier New" w:hAnsi="Courier New"/>
-          <w:sz w:val="15"/>
-          <w:szCs w:val="15"/>
-        </w:rPr>
-      </w:pPr>
-      <w:r>
-        <w:rPr>
-          <w:rFonts w:ascii="Courier New" w:hAnsi="Courier New"/>
-          <w:sz w:val="15"/>
-          <w:szCs w:val="15"/>
-        </w:rPr>
-        <w:t xml:space="preserve">                        bitIndex++;</w:t>
-      </w:r>
-    </w:p>
-    <w:p>
-      <w:pPr>
-        <w:pStyle w:val="ZIKSMAINTEXT"/>
-        <w:ind w:firstLine="708"/>
-        <w:rPr>
-          <w:rFonts w:ascii="Courier New" w:hAnsi="Courier New"/>
-          <w:sz w:val="15"/>
-          <w:szCs w:val="15"/>
-          <w:lang w:val="en-US"/>
-        </w:rPr>
-      </w:pPr>
-      <w:r>
-        <w:rPr>
-          <w:rFonts w:ascii="Courier New" w:hAnsi="Courier New"/>
-          <w:sz w:val="15"/>
-          <w:szCs w:val="15"/>
-        </w:rPr>
-        <w:t xml:space="preserve">                    }</w:t>
-      </w:r>
-    </w:p>
-    <w:p>
-      <w:pPr>
-        <w:pStyle w:val="ZIKSMAINTEXT"/>
-        <w:ind w:firstLine="708"/>
-        <w:rPr>
-          <w:rFonts w:ascii="Courier New" w:hAnsi="Courier New"/>
-          <w:sz w:val="15"/>
-          <w:szCs w:val="15"/>
-        </w:rPr>
-      </w:pPr>
-      <w:r>
-        <w:rPr>
-          <w:rFonts w:ascii="Courier New" w:hAnsi="Courier New"/>
-          <w:sz w:val="15"/>
-          <w:szCs w:val="15"/>
-        </w:rPr>
-        <w:t xml:space="preserve">            if (length &lt;= 0 || length &gt; bmp.Height * bmp.Width * 3 / 8)</w:t>
-      </w:r>
-    </w:p>
-    <w:p>
-      <w:pPr>
-        <w:pStyle w:val="ZIKSMAINTEXT"/>
-        <w:ind w:firstLine="708"/>
-        <w:rPr>
-          <w:rFonts w:ascii="Courier New" w:hAnsi="Courier New"/>
-          <w:sz w:val="15"/>
-          <w:szCs w:val="15"/>
-        </w:rPr>
-      </w:pPr>
-      <w:r>
-        <w:rPr>
-          <w:rFonts w:ascii="Courier New" w:hAnsi="Courier New"/>
-          <w:sz w:val="15"/>
-          <w:szCs w:val="15"/>
-        </w:rPr>
-        <w:t xml:space="preserve">                throw new Exception("No valid watermark found or image is corrupted.");</w:t>
-      </w:r>
-    </w:p>
-    <w:p>
-      <w:pPr>
-        <w:pStyle w:val="ZIKSMAINTEXT"/>
-        <w:ind w:firstLine="708"/>
-        <w:rPr>
-          <w:rFonts w:ascii="Courier New" w:hAnsi="Courier New"/>
-          <w:sz w:val="15"/>
-          <w:szCs w:val="15"/>
-        </w:rPr>
-      </w:pPr>
-    </w:p>
-    <w:p>
-      <w:pPr>
-        <w:pStyle w:val="ZIKSMAINTEXT"/>
-        <w:ind w:firstLine="708"/>
-        <w:rPr>
-          <w:rFonts w:ascii="Courier New" w:hAnsi="Courier New"/>
-          <w:sz w:val="15"/>
-          <w:szCs w:val="15"/>
-        </w:rPr>
-      </w:pPr>
-      <w:r>
-        <w:rPr>
-          <w:rFonts w:ascii="Courier New" w:hAnsi="Courier New"/>
-          <w:sz w:val="15"/>
-          <w:szCs w:val="15"/>
-        </w:rPr>
-        <w:t xml:space="preserve">            byte[] msgBytes = new byte[length];</w:t>
-      </w:r>
-    </w:p>
-    <w:p>
-      <w:pPr>
-        <w:pStyle w:val="ZIKSMAINTEXT"/>
-        <w:ind w:firstLine="708"/>
-        <w:rPr>
-          <w:rFonts w:ascii="Courier New" w:hAnsi="Courier New"/>
-          <w:sz w:val="15"/>
-          <w:szCs w:val="15"/>
-        </w:rPr>
-      </w:pPr>
-      <w:r>
-        <w:rPr>
-          <w:rFonts w:ascii="Courier New" w:hAnsi="Courier New"/>
-          <w:sz w:val="15"/>
-          <w:szCs w:val="15"/>
-        </w:rPr>
-        <w:t xml:space="preserve">            int msgBit = 0;</w:t>
-      </w:r>
-    </w:p>
-    <w:p>
-      <w:pPr>
-        <w:pStyle w:val="ZIKSMAINTEXT"/>
-        <w:ind w:firstLine="708"/>
-        <w:rPr>
-          <w:rFonts w:ascii="Courier New" w:hAnsi="Courier New"/>
-          <w:sz w:val="15"/>
-          <w:szCs w:val="15"/>
-        </w:rPr>
-      </w:pPr>
-      <w:r>
-        <w:rPr>
-          <w:rFonts w:ascii="Courier New" w:hAnsi="Courier New"/>
-          <w:sz w:val="15"/>
-          <w:szCs w:val="15"/>
-        </w:rPr>
-        <w:t xml:space="preserve">            bool pastHeader = false;</w:t>
-      </w:r>
-    </w:p>
-    <w:p>
-      <w:pPr>
-        <w:pStyle w:val="ZIKSMAINTEXT"/>
-        <w:ind w:firstLine="708"/>
-        <w:rPr>
-          <w:rFonts w:ascii="Courier New" w:hAnsi="Courier New"/>
-          <w:sz w:val="15"/>
-          <w:szCs w:val="15"/>
-        </w:rPr>
-      </w:pPr>
-      <w:r>
-        <w:rPr>
-          <w:rFonts w:ascii="Courier New" w:hAnsi="Courier New"/>
-          <w:sz w:val="15"/>
-          <w:szCs w:val="15"/>
-        </w:rPr>
-        <w:t xml:space="preserve">            int headerBits = 32;</w:t>
-      </w:r>
-    </w:p>
-    <w:p>
-      <w:pPr>
-        <w:pStyle w:val="ZIKSMAINTEXT"/>
-        <w:ind w:firstLine="708"/>
-        <w:rPr>
-          <w:rFonts w:ascii="Courier New" w:hAnsi="Courier New"/>
-          <w:sz w:val="15"/>
-          <w:szCs w:val="15"/>
-        </w:rPr>
-      </w:pPr>
-      <w:r>
-        <w:rPr>
-          <w:rFonts w:ascii="Courier New" w:hAnsi="Courier New"/>
-          <w:sz w:val="15"/>
-          <w:szCs w:val="15"/>
-        </w:rPr>
-        <w:t xml:space="preserve">            int totalBits = headerBits + length * 8;</w:t>
-      </w:r>
-    </w:p>
-    <w:p>
-      <w:pPr>
-        <w:pStyle w:val="ZIKSMAINTEXT"/>
-        <w:ind w:firstLine="708"/>
-        <w:rPr>
-          <w:rFonts w:ascii="Courier New" w:hAnsi="Courier New"/>
-          <w:sz w:val="15"/>
-          <w:szCs w:val="15"/>
-        </w:rPr>
-      </w:pPr>
-      <w:r>
-        <w:rPr>
-          <w:rFonts w:ascii="Courier New" w:hAnsi="Courier New"/>
-          <w:sz w:val="15"/>
-          <w:szCs w:val="15"/>
-        </w:rPr>
-        <w:t xml:space="preserve">            bitIndex = 0;</w:t>
-      </w:r>
-    </w:p>
-    <w:p>
-      <w:pPr>
-        <w:pStyle w:val="ZIKSMAINTEXT"/>
-        <w:ind w:firstLine="708"/>
-        <w:rPr>
-          <w:rFonts w:ascii="Courier New" w:hAnsi="Courier New"/>
-          <w:sz w:val="15"/>
-          <w:szCs w:val="15"/>
-        </w:rPr>
-      </w:pPr>
-    </w:p>
-    <w:p>
-      <w:pPr>
-        <w:pStyle w:val="ZIKSMAINTEXT"/>
-        <w:ind w:firstLine="708"/>
-        <w:rPr>
-          <w:rFonts w:ascii="Courier New" w:hAnsi="Courier New"/>
-          <w:sz w:val="15"/>
-          <w:szCs w:val="15"/>
-        </w:rPr>
-      </w:pPr>
-      <w:r>
-        <w:rPr>
-          <w:rFonts w:ascii="Courier New" w:hAnsi="Courier New"/>
-          <w:sz w:val="15"/>
-          <w:szCs w:val="15"/>
-        </w:rPr>
-        <w:t xml:space="preserve">            for (int y = 0; y &lt; bmp.Height &amp;&amp; bitIndex &lt; totalBits; y++)</w:t>
-      </w:r>
-    </w:p>
-    <w:p>
-      <w:pPr>
-        <w:pStyle w:val="ZIKSMAINTEXT"/>
-        <w:ind w:firstLine="708"/>
-        <w:rPr>
-          <w:rFonts w:ascii="Courier New" w:hAnsi="Courier New"/>
-          <w:sz w:val="15"/>
-          <w:szCs w:val="15"/>
-        </w:rPr>
-      </w:pPr>
-      <w:r>
-        <w:rPr>
-          <w:rFonts w:ascii="Courier New" w:hAnsi="Courier New"/>
-          <w:sz w:val="15"/>
-          <w:szCs w:val="15"/>
-        </w:rPr>
-        <w:t xml:space="preserve">                for (int x = 0; x &lt; bmp.Width &amp;&amp; bitIndex &lt; totalBits; x++)</w:t>
-      </w:r>
-    </w:p>
-    <w:p>
-      <w:pPr>
-        <w:pStyle w:val="ZIKSMAINTEXT"/>
-        <w:ind w:firstLine="708"/>
-        <w:rPr>
-          <w:rFonts w:ascii="Courier New" w:hAnsi="Courier New"/>
-          <w:sz w:val="15"/>
-          <w:szCs w:val="15"/>
-        </w:rPr>
-      </w:pPr>
-      <w:r>
-        <w:rPr>
-          <w:rFonts w:ascii="Courier New" w:hAnsi="Courier New"/>
-          <w:sz w:val="15"/>
-          <w:szCs w:val="15"/>
-        </w:rPr>
-        <w:t xml:space="preserve">                    for (int c = 0; c &lt; 3 &amp;&amp; bitIndex &lt; totalBits; c++)</w:t>
-      </w:r>
-    </w:p>
-    <w:p>
-      <w:pPr>
-        <w:pStyle w:val="ZIKSMAINTEXT"/>
-        <w:ind w:firstLine="708"/>
-        <w:rPr>
-          <w:rFonts w:ascii="Courier New" w:hAnsi="Courier New"/>
-          <w:sz w:val="15"/>
-          <w:szCs w:val="15"/>
-        </w:rPr>
-      </w:pPr>
-      <w:r>
-        <w:rPr>
-          <w:rFonts w:ascii="Courier New" w:hAnsi="Courier New"/>
-          <w:sz w:val="15"/>
-          <w:szCs w:val="15"/>
-        </w:rPr>
-        <w:t xml:space="preserve">                    {</w:t>
-      </w:r>
-    </w:p>
-    <w:p>
-      <w:pPr>
-        <w:pStyle w:val="ZIKSMAINTEXT"/>
-        <w:ind w:firstLine="708"/>
-        <w:rPr>
-          <w:rFonts w:ascii="Courier New" w:hAnsi="Courier New"/>
-          <w:sz w:val="15"/>
-          <w:szCs w:val="15"/>
-        </w:rPr>
-      </w:pPr>
-      <w:r>
-        <w:rPr>
-          <w:rFonts w:ascii="Courier New" w:hAnsi="Courier New"/>
-          <w:sz w:val="15"/>
-          <w:szCs w:val="15"/>
-        </w:rPr>
-        <w:t xml:space="preserve">                        if (bitIndex &gt;= headerBits)</w:t>
-      </w:r>
-    </w:p>
-    <w:p>
-      <w:pPr>
-        <w:pStyle w:val="ZIKSMAINTEXT"/>
-        <w:ind w:firstLine="708"/>
-        <w:rPr>
-          <w:rFonts w:ascii="Courier New" w:hAnsi="Courier New"/>
-          <w:sz w:val="15"/>
-          <w:szCs w:val="15"/>
-        </w:rPr>
-      </w:pPr>
-      <w:r>
-        <w:rPr>
-          <w:rFonts w:ascii="Courier New" w:hAnsi="Courier New"/>
-          <w:sz w:val="15"/>
-          <w:szCs w:val="15"/>
-        </w:rPr>
-        <w:t xml:space="preserve">                        {</w:t>
-      </w:r>
-    </w:p>
-    <w:p>
-      <w:pPr>
-        <w:pStyle w:val="ZIKSMAINTEXT"/>
-        <w:ind w:firstLine="708"/>
-        <w:rPr>
-          <w:rFonts w:ascii="Courier New" w:hAnsi="Courier New"/>
-          <w:sz w:val="15"/>
-          <w:szCs w:val="15"/>
-        </w:rPr>
-      </w:pPr>
-      <w:r>
-        <w:rPr>
-          <w:rFonts w:ascii="Courier New" w:hAnsi="Courier New"/>
-          <w:sz w:val="15"/>
-          <w:szCs w:val="15"/>
-        </w:rPr>
-        <w:t xml:space="preserve">                            int bytePos = msgBit / 8;</w:t>
-      </w:r>
-    </w:p>
-    <w:p>
-      <w:pPr>
-        <w:pStyle w:val="ZIKSMAINTEXT"/>
-        <w:ind w:firstLine="708"/>
-        <w:rPr>
-          <w:rFonts w:ascii="Courier New" w:hAnsi="Courier New"/>
-          <w:sz w:val="15"/>
-          <w:szCs w:val="15"/>
-        </w:rPr>
-      </w:pPr>
-      <w:r>
-        <w:rPr>
-          <w:rFonts w:ascii="Courier New" w:hAnsi="Courier New"/>
-          <w:sz w:val="15"/>
-          <w:szCs w:val="15"/>
-        </w:rPr>
-        <w:t xml:space="preserve">                            msgBytes[bytePos] = (byte)((msgBytes[bytePos] &lt;&lt; 1) | (bmp.Pixels[y, x, c] &amp; 1));</w:t>
-      </w:r>
-    </w:p>
-    <w:p>
-      <w:pPr>
-        <w:pStyle w:val="ZIKSMAINTEXT"/>
-        <w:ind w:firstLine="708"/>
-        <w:rPr>
-          <w:rFonts w:ascii="Courier New" w:hAnsi="Courier New"/>
-          <w:sz w:val="15"/>
-          <w:szCs w:val="15"/>
-        </w:rPr>
-      </w:pPr>
-      <w:r>
-        <w:rPr>
-          <w:rFonts w:ascii="Courier New" w:hAnsi="Courier New"/>
-          <w:sz w:val="15"/>
-          <w:szCs w:val="15"/>
-        </w:rPr>
-        <w:t xml:space="preserve">                            msgBit++;</w:t>
-      </w:r>
-    </w:p>
-    <w:p>
-      <w:pPr>
-        <w:pStyle w:val="ZIKSMAINTEXT"/>
-        <w:ind w:firstLine="708"/>
-        <w:rPr>
-          <w:rFonts w:ascii="Courier New" w:hAnsi="Courier New"/>
-          <w:sz w:val="15"/>
-          <w:szCs w:val="15"/>
-        </w:rPr>
-      </w:pPr>
-      <w:r>
-        <w:rPr>
-          <w:rFonts w:ascii="Courier New" w:hAnsi="Courier New"/>
-          <w:sz w:val="15"/>
-          <w:szCs w:val="15"/>
-        </w:rPr>
-        <w:t xml:space="preserve">                        }</w:t>
-      </w:r>
-    </w:p>
-    <w:p>
-      <w:pPr>
-        <w:pStyle w:val="ZIKSMAINTEXT"/>
-        <w:ind w:firstLine="708"/>
-        <w:rPr>
-          <w:rFonts w:ascii="Courier New" w:hAnsi="Courier New"/>
-          <w:sz w:val="15"/>
-          <w:szCs w:val="15"/>
-        </w:rPr>
-      </w:pPr>
-      <w:r>
-        <w:rPr>
-          <w:rFonts w:ascii="Courier New" w:hAnsi="Courier New"/>
-          <w:sz w:val="15"/>
-          <w:szCs w:val="15"/>
-        </w:rPr>
-        <w:t xml:space="preserve">                        bitIndex++;</w:t>
-      </w:r>
-    </w:p>
-    <w:p>
-      <w:pPr>
-        <w:pStyle w:val="ZIKSMAINTEXT"/>
-        <w:ind w:firstLine="708"/>
-        <w:rPr>
-          <w:rFonts w:ascii="Courier New" w:hAnsi="Courier New"/>
-          <w:sz w:val="15"/>
-          <w:szCs w:val="15"/>
-        </w:rPr>
-      </w:pPr>
-      <w:r>
-        <w:rPr>
-          <w:rFonts w:ascii="Courier New" w:hAnsi="Courier New"/>
-          <w:sz w:val="15"/>
-          <w:szCs w:val="15"/>
-        </w:rPr>
-        <w:t xml:space="preserve">                    }</w:t>
-      </w:r>
-    </w:p>
-    <w:p>
-      <w:pPr>
-        <w:pStyle w:val="ZIKSMAINTEXT"/>
-        <w:ind w:firstLine="708"/>
-        <w:rPr>
-          <w:rFonts w:ascii="Courier New" w:hAnsi="Courier New"/>
-          <w:sz w:val="15"/>
-          <w:szCs w:val="15"/>
-        </w:rPr>
-      </w:pPr>
-    </w:p>
-    <w:p>
-      <w:pPr>
-        <w:pStyle w:val="ZIKSMAINTEXT"/>
-        <w:ind w:firstLine="708"/>
-        <w:rPr>
-          <w:rFonts w:ascii="Courier New" w:hAnsi="Courier New"/>
-          <w:sz w:val="15"/>
-          <w:szCs w:val="15"/>
-        </w:rPr>
-      </w:pPr>
-      <w:r>
-        <w:rPr>
-          <w:rFonts w:ascii="Courier New" w:hAnsi="Courier New"/>
-          <w:sz w:val="15"/>
-          <w:szCs w:val="15"/>
-        </w:rPr>
-        <w:t xml:space="preserve">            return Encoding.UTF8.GetString(msgBytes);</w:t>
-      </w:r>
-    </w:p>
-    <w:p>
-      <w:pPr>
-        <w:pStyle w:val="ZIKSMAINTEXT"/>
-        <w:ind w:firstLine="708"/>
-        <w:rPr>
-          <w:rFonts w:ascii="Courier New" w:hAnsi="Courier New"/>
-          <w:sz w:val="15"/>
-          <w:szCs w:val="15"/>
-        </w:rPr>
-      </w:pPr>
-      <w:r>
-        <w:rPr>
-          <w:rFonts w:ascii="Courier New" w:hAnsi="Courier New"/>
-          <w:sz w:val="15"/>
-          <w:szCs w:val="15"/>
-        </w:rPr>
-        <w:t xml:space="preserve">        }</w:t>
-      </w:r>
-    </w:p>
-    <w:p>
-      <w:pPr>
-        <w:pStyle w:val="ZIKSMAINTEXT"/>
-        <w:ind w:firstLine="708"/>
-        <w:rPr>
-          <w:rFonts w:ascii="Courier New" w:hAnsi="Courier New"/>
-          <w:sz w:val="15"/>
-          <w:szCs w:val="15"/>
-        </w:rPr>
-      </w:pPr>
-    </w:p>
-    <w:p>
-      <w:pPr>
-        <w:pStyle w:val="ZIKSMAINTEXT"/>
-        <w:ind w:firstLine="708"/>
-        <w:rPr>
-          <w:rFonts w:ascii="Courier New" w:hAnsi="Courier New"/>
-          <w:sz w:val="15"/>
-          <w:szCs w:val="15"/>
-        </w:rPr>
-      </w:pPr>
-      <w:r>
-        <w:rPr>
-          <w:rFonts w:ascii="Courier New" w:hAnsi="Courier New"/>
-          <w:sz w:val="15"/>
-          <w:szCs w:val="15"/>
-        </w:rPr>
-        <w:t xml:space="preserve">        static Bitmap24 CreateTestBMP(int width, int height, string savePath)</w:t>
-      </w:r>
-    </w:p>
-    <w:p>
-      <w:pPr>
-        <w:pStyle w:val="ZIKSMAINTEXT"/>
-        <w:ind w:firstLine="708"/>
-        <w:rPr>
-          <w:rFonts w:ascii="Courier New" w:hAnsi="Courier New"/>
-          <w:sz w:val="15"/>
-          <w:szCs w:val="15"/>
-        </w:rPr>
-      </w:pPr>
-      <w:r>
-        <w:rPr>
-          <w:rFonts w:ascii="Courier New" w:hAnsi="Courier New"/>
-          <w:sz w:val="15"/>
-          <w:szCs w:val="15"/>
-        </w:rPr>
-        <w:t xml:space="preserve">        {</w:t>
-      </w:r>
-    </w:p>
-    <w:p>
-      <w:pPr>
-        <w:pStyle w:val="ZIKSMAINTEXT"/>
-        <w:ind w:firstLine="708"/>
-        <w:rPr>
-          <w:rFonts w:ascii="Courier New" w:hAnsi="Courier New"/>
-          <w:sz w:val="15"/>
-          <w:szCs w:val="15"/>
-        </w:rPr>
-      </w:pPr>
-      <w:r>
-        <w:rPr>
-          <w:rFonts w:ascii="Courier New" w:hAnsi="Courier New"/>
-          <w:sz w:val="15"/>
-          <w:szCs w:val="15"/>
-        </w:rPr>
-        <w:t xml:space="preserve">            int rowSize = ((width * 3 + 3) / 4) * 4;</w:t>
-      </w:r>
-    </w:p>
-    <w:p>
-      <w:pPr>
-        <w:pStyle w:val="ZIKSMAINTEXT"/>
-        <w:ind w:firstLine="708"/>
-        <w:rPr>
-          <w:rFonts w:ascii="Courier New" w:hAnsi="Courier New"/>
-          <w:sz w:val="15"/>
-          <w:szCs w:val="15"/>
-        </w:rPr>
-      </w:pPr>
-      <w:r>
-        <w:rPr>
-          <w:rFonts w:ascii="Courier New" w:hAnsi="Courier New"/>
-          <w:sz w:val="15"/>
-          <w:szCs w:val="15"/>
-        </w:rPr>
-        <w:t xml:space="preserve">            int pixelOffset = 54;</w:t>
-      </w:r>
-    </w:p>
-    <w:p>
-      <w:pPr>
-        <w:pStyle w:val="ZIKSMAINTEXT"/>
-        <w:ind w:firstLine="708"/>
-        <w:rPr>
-          <w:rFonts w:ascii="Courier New" w:hAnsi="Courier New"/>
-          <w:sz w:val="15"/>
-          <w:szCs w:val="15"/>
-        </w:rPr>
-      </w:pPr>
-      <w:r>
-        <w:rPr>
-          <w:rFonts w:ascii="Courier New" w:hAnsi="Courier New"/>
-          <w:sz w:val="15"/>
-          <w:szCs w:val="15"/>
-        </w:rPr>
-        <w:t xml:space="preserve">            int fileSize = pixelOffset + rowSize * height;</w:t>
-      </w:r>
-    </w:p>
-    <w:p>
-      <w:pPr>
-        <w:pStyle w:val="ZIKSMAINTEXT"/>
-        <w:ind w:firstLine="708"/>
-        <w:rPr>
-          <w:rFonts w:ascii="Courier New" w:hAnsi="Courier New"/>
-          <w:sz w:val="15"/>
-          <w:szCs w:val="15"/>
-        </w:rPr>
-      </w:pPr>
-    </w:p>
-    <w:p>
-      <w:pPr>
-        <w:pStyle w:val="ZIKSMAINTEXT"/>
-        <w:ind w:firstLine="708"/>
-        <w:rPr>
-          <w:rFonts w:ascii="Courier New" w:hAnsi="Courier New"/>
-          <w:sz w:val="15"/>
-          <w:szCs w:val="15"/>
-        </w:rPr>
-      </w:pPr>
-      <w:r>
-        <w:rPr>
-          <w:rFonts w:ascii="Courier New" w:hAnsi="Courier New"/>
-          <w:sz w:val="15"/>
-          <w:szCs w:val="15"/>
-        </w:rPr>
-        <w:t xml:space="preserve">            byte[] data = new byte[fileSize];</w:t>
-      </w:r>
-    </w:p>
-    <w:p>
-      <w:pPr>
-        <w:pStyle w:val="ZIKSMAINTEXT"/>
-        <w:ind w:firstLine="708"/>
-        <w:rPr>
-          <w:rFonts w:ascii="Courier New" w:hAnsi="Courier New"/>
-          <w:sz w:val="15"/>
-          <w:szCs w:val="15"/>
-        </w:rPr>
-      </w:pPr>
-      <w:r>
-        <w:rPr>
-          <w:rFonts w:ascii="Courier New" w:hAnsi="Courier New"/>
-          <w:sz w:val="15"/>
-          <w:szCs w:val="15"/>
-        </w:rPr>
-        <w:t xml:space="preserve">            data[0] = (byte)'B'; data[1] = (byte)'M';</w:t>
-      </w:r>
-    </w:p>
-    <w:p>
-      <w:pPr>
-        <w:pStyle w:val="ZIKSMAINTEXT"/>
-        <w:ind w:firstLine="708"/>
-        <w:rPr>
-          <w:rFonts w:ascii="Courier New" w:hAnsi="Courier New"/>
-          <w:sz w:val="15"/>
-          <w:szCs w:val="15"/>
-        </w:rPr>
-      </w:pPr>
-      <w:r>
-        <w:rPr>
-          <w:rFonts w:ascii="Courier New" w:hAnsi="Courier New"/>
-          <w:sz w:val="15"/>
-          <w:szCs w:val="15"/>
-        </w:rPr>
-        <w:t xml:space="preserve">            BitConverter.GetBytes(fileSize).CopyTo(data, 2);</w:t>
-      </w:r>
-    </w:p>
-    <w:p>
-      <w:pPr>
-        <w:pStyle w:val="ZIKSMAINTEXT"/>
-        <w:ind w:firstLine="708"/>
-        <w:rPr>
-          <w:rFonts w:ascii="Courier New" w:hAnsi="Courier New"/>
-          <w:sz w:val="15"/>
-          <w:szCs w:val="15"/>
-        </w:rPr>
-      </w:pPr>
-      <w:r>
-        <w:rPr>
-          <w:rFonts w:ascii="Courier New" w:hAnsi="Courier New"/>
-          <w:sz w:val="15"/>
-          <w:szCs w:val="15"/>
-        </w:rPr>
-        <w:t xml:space="preserve">            BitConverter.GetBytes(pixelOffset).CopyTo(data, 10);</w:t>
-      </w:r>
-    </w:p>
-    <w:p>
-      <w:pPr>
-        <w:pStyle w:val="ZIKSMAINTEXT"/>
-        <w:ind w:firstLine="708"/>
-        <w:rPr>
-          <w:rFonts w:ascii="Courier New" w:hAnsi="Courier New"/>
-          <w:sz w:val="15"/>
-          <w:szCs w:val="15"/>
-        </w:rPr>
-      </w:pPr>
-      <w:r>
-        <w:rPr>
-          <w:rFonts w:ascii="Courier New" w:hAnsi="Courier New"/>
-          <w:sz w:val="15"/>
-          <w:szCs w:val="15"/>
-        </w:rPr>
-        <w:t xml:space="preserve">            BitConverter.GetBytes(40).CopyTo(data, 14);</w:t>
-      </w:r>
-    </w:p>
-    <w:p>
-      <w:pPr>
-        <w:pStyle w:val="ZIKSMAINTEXT"/>
-        <w:ind w:firstLine="708"/>
-        <w:rPr>
-          <w:rFonts w:ascii="Courier New" w:hAnsi="Courier New"/>
-          <w:sz w:val="15"/>
-          <w:szCs w:val="15"/>
-        </w:rPr>
-      </w:pPr>
-      <w:r>
-        <w:rPr>
-          <w:rFonts w:ascii="Courier New" w:hAnsi="Courier New"/>
-          <w:sz w:val="15"/>
-          <w:szCs w:val="15"/>
-        </w:rPr>
-        <w:t xml:space="preserve">            BitConverter.GetBytes(width).CopyTo(data, 18);</w:t>
-      </w:r>
-    </w:p>
-    <w:p>
-      <w:pPr>
-        <w:pStyle w:val="ZIKSMAINTEXT"/>
-        <w:ind w:firstLine="708"/>
-        <w:rPr>
-          <w:rFonts w:ascii="Courier New" w:hAnsi="Courier New"/>
-          <w:sz w:val="15"/>
-          <w:szCs w:val="15"/>
-        </w:rPr>
-      </w:pPr>
-      <w:r>
-        <w:rPr>
-          <w:rFonts w:ascii="Courier New" w:hAnsi="Courier New"/>
-          <w:sz w:val="15"/>
-          <w:szCs w:val="15"/>
-        </w:rPr>
-        <w:t xml:space="preserve">            BitConverter.GetBytes(-height).CopyTo(data, 22);</w:t>
-      </w:r>
-    </w:p>
-    <w:p>
-      <w:pPr>
-        <w:pStyle w:val="ZIKSMAINTEXT"/>
-        <w:ind w:firstLine="708"/>
-        <w:rPr>
-          <w:rFonts w:ascii="Courier New" w:hAnsi="Courier New"/>
-          <w:sz w:val="15"/>
-          <w:szCs w:val="15"/>
-        </w:rPr>
-      </w:pPr>
-      <w:r>
-        <w:rPr>
-          <w:rFonts w:ascii="Courier New" w:hAnsi="Courier New"/>
-          <w:sz w:val="15"/>
-          <w:szCs w:val="15"/>
-        </w:rPr>
-        <w:t xml:space="preserve">            data[26] = 1; data[27] = 0;</w:t>
-      </w:r>
-    </w:p>
-    <w:p>
-      <w:pPr>
-        <w:pStyle w:val="ZIKSMAINTEXT"/>
-        <w:ind w:firstLine="708"/>
-        <w:rPr>
-          <w:rFonts w:ascii="Courier New" w:hAnsi="Courier New"/>
-          <w:sz w:val="15"/>
-          <w:szCs w:val="15"/>
-        </w:rPr>
-      </w:pPr>
-      <w:r>
-        <w:rPr>
-          <w:rFonts w:ascii="Courier New" w:hAnsi="Courier New"/>
-          <w:sz w:val="15"/>
-          <w:szCs w:val="15"/>
-        </w:rPr>
-        <w:lastRenderedPageBreak/>
-        <w:t xml:space="preserve">            data[28] = 24; data[29] = 0;</w:t>
-      </w:r>
-    </w:p>
-    <w:p>
-      <w:pPr>
-        <w:pStyle w:val="ZIKSMAINTEXT"/>
-        <w:ind w:firstLine="708"/>
-        <w:rPr>
-          <w:rFonts w:ascii="Courier New" w:hAnsi="Courier New"/>
-          <w:sz w:val="15"/>
-          <w:szCs w:val="15"/>
-        </w:rPr>
-      </w:pPr>
-    </w:p>
-    <w:p>
-      <w:pPr>
-        <w:pStyle w:val="ZIKSMAINTEXT"/>
-        <w:ind w:firstLine="708"/>
-        <w:rPr>
-          <w:rFonts w:ascii="Courier New" w:hAnsi="Courier New"/>
-          <w:sz w:val="15"/>
-          <w:szCs w:val="15"/>
-        </w:rPr>
-      </w:pPr>
-      <w:r>
-        <w:rPr>
-          <w:rFonts w:ascii="Courier New" w:hAnsi="Courier New"/>
-          <w:sz w:val="15"/>
-          <w:szCs w:val="15"/>
-        </w:rPr>
-        <w:t xml:space="preserve">            var rng = new Random(42);</w:t>
-      </w:r>
-    </w:p>
-    <w:p>
-      <w:pPr>
-        <w:pStyle w:val="ZIKSMAINTEXT"/>
-        <w:ind w:firstLine="708"/>
-        <w:rPr>
-          <w:rFonts w:ascii="Courier New" w:hAnsi="Courier New"/>
-          <w:sz w:val="15"/>
-          <w:szCs w:val="15"/>
-        </w:rPr>
-      </w:pPr>
-      <w:r>
-        <w:rPr>
-          <w:rFonts w:ascii="Courier New" w:hAnsi="Courier New"/>
-          <w:sz w:val="15"/>
-          <w:szCs w:val="15"/>
-        </w:rPr>
-        <w:t xml:space="preserve">            for (int y = 0; y &lt; height; y++)</w:t>
-      </w:r>
-    </w:p>
-    <w:p>
-      <w:pPr>
-        <w:pStyle w:val="ZIKSMAINTEXT"/>
-        <w:ind w:firstLine="708"/>
-        <w:rPr>
-          <w:rFonts w:ascii="Courier New" w:hAnsi="Courier New"/>
-          <w:sz w:val="15"/>
-          <w:szCs w:val="15"/>
-        </w:rPr>
-      </w:pPr>
-      <w:r>
-        <w:rPr>
-          <w:rFonts w:ascii="Courier New" w:hAnsi="Courier New"/>
-          <w:sz w:val="15"/>
-          <w:szCs w:val="15"/>
-        </w:rPr>
-        <w:t xml:space="preserve">            {</w:t>
-      </w:r>
-    </w:p>
-    <w:p>
-      <w:pPr>
-        <w:pStyle w:val="ZIKSMAINTEXT"/>
-        <w:ind w:firstLine="708"/>
-        <w:rPr>
-          <w:rFonts w:ascii="Courier New" w:hAnsi="Courier New"/>
-          <w:sz w:val="15"/>
-          <w:szCs w:val="15"/>
-        </w:rPr>
-      </w:pPr>
-      <w:r>
-        <w:rPr>
-          <w:rFonts w:ascii="Courier New" w:hAnsi="Courier New"/>
-          <w:sz w:val="15"/>
-          <w:szCs w:val="15"/>
-        </w:rPr>
-        <w:t xml:space="preserve">                int row = pixelOffset + y * rowSize;</w:t>
-      </w:r>
-    </w:p>
-    <w:p>
-      <w:pPr>
-        <w:pStyle w:val="ZIKSMAINTEXT"/>
-        <w:ind w:firstLine="708"/>
-        <w:rPr>
-          <w:rFonts w:ascii="Courier New" w:hAnsi="Courier New"/>
-          <w:sz w:val="15"/>
-          <w:szCs w:val="15"/>
-        </w:rPr>
-      </w:pPr>
-      <w:r>
-        <w:rPr>
-          <w:rFonts w:ascii="Courier New" w:hAnsi="Courier New"/>
-          <w:sz w:val="15"/>
-          <w:szCs w:val="15"/>
-        </w:rPr>
-        <w:t xml:space="preserve">                for (int x = 0; x &lt; width; x++)</w:t>
-      </w:r>
-    </w:p>
-    <w:p>
-      <w:pPr>
-        <w:pStyle w:val="ZIKSMAINTEXT"/>
-        <w:ind w:firstLine="708"/>
-        <w:rPr>
-          <w:rFonts w:ascii="Courier New" w:hAnsi="Courier New"/>
-          <w:sz w:val="15"/>
-          <w:szCs w:val="15"/>
-        </w:rPr>
-      </w:pPr>
-      <w:r>
-        <w:rPr>
-          <w:rFonts w:ascii="Courier New" w:hAnsi="Courier New"/>
-          <w:sz w:val="15"/>
-          <w:szCs w:val="15"/>
-        </w:rPr>
-        <w:t xml:space="preserve">                {</w:t>
-      </w:r>
-    </w:p>
-    <w:p>
-      <w:pPr>
-        <w:pStyle w:val="ZIKSMAINTEXT"/>
-        <w:ind w:firstLine="708"/>
-        <w:rPr>
-          <w:rFonts w:ascii="Courier New" w:hAnsi="Courier New"/>
-          <w:sz w:val="15"/>
-          <w:szCs w:val="15"/>
-        </w:rPr>
-      </w:pPr>
-      <w:r>
-        <w:rPr>
-          <w:rFonts w:ascii="Courier New" w:hAnsi="Courier New"/>
-          <w:sz w:val="15"/>
-          <w:szCs w:val="15"/>
-        </w:rPr>
-        <w:t xml:space="preserve">                    data[row + x * 3] = (byte)(x % 256);</w:t>
-      </w:r>
-    </w:p>
-    <w:p>
-      <w:pPr>
-        <w:pStyle w:val="ZIKSMAINTEXT"/>
-        <w:ind w:firstLine="708"/>
-        <w:rPr>
-          <w:rFonts w:ascii="Courier New" w:hAnsi="Courier New"/>
-          <w:sz w:val="15"/>
-          <w:szCs w:val="15"/>
-        </w:rPr>
-      </w:pPr>
-      <w:r>
-        <w:rPr>
-          <w:rFonts w:ascii="Courier New" w:hAnsi="Courier New"/>
-          <w:sz w:val="15"/>
-          <w:szCs w:val="15"/>
-        </w:rPr>
-        <w:t xml:space="preserve">                    data[row + x * 3 + 1] = (byte)(y % 256);</w:t>
-      </w:r>
-    </w:p>
-    <w:p>
-      <w:pPr>
-        <w:pStyle w:val="ZIKSMAINTEXT"/>
-        <w:ind w:firstLine="708"/>
-        <w:rPr>
-          <w:rFonts w:ascii="Courier New" w:hAnsi="Courier New"/>
-          <w:sz w:val="15"/>
-          <w:szCs w:val="15"/>
-        </w:rPr>
-      </w:pPr>
-      <w:r>
-        <w:rPr>
-          <w:rFonts w:ascii="Courier New" w:hAnsi="Courier New"/>
-          <w:sz w:val="15"/>
-          <w:szCs w:val="15"/>
-        </w:rPr>
-        <w:t xml:space="preserve">                    data[row + x * 3 + 2] = (byte)((x + y) % 256);</w:t>
-      </w:r>
-    </w:p>
-    <w:p>
-      <w:pPr>
-        <w:pStyle w:val="ZIKSMAINTEXT"/>
-        <w:ind w:firstLine="708"/>
-        <w:rPr>
-          <w:rFonts w:ascii="Courier New" w:hAnsi="Courier New"/>
-          <w:sz w:val="15"/>
-          <w:szCs w:val="15"/>
-        </w:rPr>
-      </w:pPr>
-      <w:r>
-        <w:rPr>
-          <w:rFonts w:ascii="Courier New" w:hAnsi="Courier New"/>
-          <w:sz w:val="15"/>
-          <w:szCs w:val="15"/>
-        </w:rPr>
-        <w:t xml:space="preserve">                }</w:t>
-      </w:r>
-    </w:p>
-    <w:p>
-      <w:pPr>
-        <w:pStyle w:val="ZIKSMAINTEXT"/>
-        <w:ind w:firstLine="708"/>
-        <w:rPr>
-          <w:rFonts w:ascii="Courier New" w:hAnsi="Courier New"/>
-          <w:sz w:val="15"/>
-          <w:szCs w:val="15"/>
-        </w:rPr>
-      </w:pPr>
-      <w:r>
-        <w:rPr>
-          <w:rFonts w:ascii="Courier New" w:hAnsi="Courier New"/>
-          <w:sz w:val="15"/>
-          <w:szCs w:val="15"/>
-        </w:rPr>
-        <w:t xml:space="preserve">            }</w:t>
-      </w:r>
-    </w:p>
-    <w:p>
-      <w:pPr>
-        <w:pStyle w:val="ZIKSMAINTEXT"/>
-        <w:ind w:firstLine="708"/>
-        <w:rPr>
-          <w:rFonts w:ascii="Courier New" w:hAnsi="Courier New"/>
-          <w:sz w:val="15"/>
-          <w:szCs w:val="15"/>
-        </w:rPr>
-      </w:pPr>
-      <w:r>
-        <w:rPr>
-          <w:rFonts w:ascii="Courier New" w:hAnsi="Courier New"/>
-          <w:sz w:val="15"/>
-          <w:szCs w:val="15"/>
-        </w:rPr>
-        <w:t xml:space="preserve">            File.WriteAllBytes(savePath, data);</w:t>
-      </w:r>
-    </w:p>
-    <w:p>
-      <w:pPr>
-        <w:pStyle w:val="ZIKSMAINTEXT"/>
-        <w:ind w:firstLine="708"/>
-        <w:rPr>
-          <w:rFonts w:ascii="Courier New" w:hAnsi="Courier New"/>
-          <w:sz w:val="15"/>
-          <w:szCs w:val="15"/>
-        </w:rPr>
-      </w:pPr>
-      <w:r>
-        <w:rPr>
-          <w:rFonts w:ascii="Courier New" w:hAnsi="Courier New"/>
-          <w:sz w:val="15"/>
-          <w:szCs w:val="15"/>
-        </w:rPr>
-        <w:t xml:space="preserve">            return Bitmap24.Load(savePath);</w:t>
-      </w:r>
-    </w:p>
-    <w:p>
-      <w:pPr>
-        <w:pStyle w:val="ZIKSMAINTEXT"/>
-        <w:ind w:firstLine="708"/>
-        <w:rPr>
-          <w:rFonts w:ascii="Courier New" w:hAnsi="Courier New"/>
-          <w:sz w:val="15"/>
-          <w:szCs w:val="15"/>
-        </w:rPr>
-      </w:pPr>
-      <w:r>
-        <w:rPr>
-          <w:rFonts w:ascii="Courier New" w:hAnsi="Courier New"/>
-          <w:sz w:val="15"/>
-          <w:szCs w:val="15"/>
-        </w:rPr>
-        <w:t xml:space="preserve">        }</w:t>
-      </w:r>
-    </w:p>
-    <w:p>
-      <w:pPr>
-        <w:pStyle w:val="ZIKSMAINTEXT"/>
-        <w:ind w:firstLine="708"/>
-        <w:rPr>
-          <w:rFonts w:ascii="Courier New" w:hAnsi="Courier New"/>
-          <w:sz w:val="15"/>
-          <w:szCs w:val="15"/>
-        </w:rPr>
-      </w:pPr>
-    </w:p>
-    <w:p>
-      <w:pPr>
-        <w:pStyle w:val="ZIKSMAINTEXT"/>
-        <w:ind w:firstLine="708"/>
-        <w:rPr>
-          <w:rFonts w:ascii="Courier New" w:hAnsi="Courier New"/>
-          <w:sz w:val="15"/>
-          <w:szCs w:val="15"/>
-        </w:rPr>
-      </w:pPr>
-      <w:r>
-        <w:rPr>
-          <w:rFonts w:ascii="Courier New" w:hAnsi="Courier New"/>
-          <w:sz w:val="15"/>
-          <w:szCs w:val="15"/>
-        </w:rPr>
-        <w:t xml:space="preserve">        static void Main()</w:t>
-      </w:r>
-    </w:p>
-    <w:p>
-      <w:pPr>
-        <w:pStyle w:val="ZIKSMAINTEXT"/>
-        <w:ind w:firstLine="708"/>
-        <w:rPr>
-          <w:rFonts w:ascii="Courier New" w:hAnsi="Courier New"/>
-          <w:sz w:val="15"/>
-          <w:szCs w:val="15"/>
-        </w:rPr>
-      </w:pPr>
-      <w:r>
-        <w:rPr>
-          <w:rFonts w:ascii="Courier New" w:hAnsi="Courier New"/>
-          <w:sz w:val="15"/>
-          <w:szCs w:val="15"/>
-        </w:rPr>
-        <w:t xml:space="preserve">        {</w:t>
-      </w:r>
-    </w:p>
-    <w:p>
-      <w:pPr>
-        <w:pStyle w:val="ZIKSMAINTEXT"/>
-        <w:ind w:firstLine="708"/>
-        <w:rPr>
-          <w:rFonts w:ascii="Courier New" w:hAnsi="Courier New"/>
-          <w:sz w:val="15"/>
-          <w:szCs w:val="15"/>
-        </w:rPr>
-      </w:pPr>
-      <w:r>
-        <w:rPr>
-          <w:rFonts w:ascii="Courier New" w:hAnsi="Courier New"/>
-          <w:sz w:val="15"/>
-          <w:szCs w:val="15"/>
-        </w:rPr>
-        <w:t xml:space="preserve">            Console.OutputEncoding = Encoding.UTF8;</w:t>
-      </w:r>
-    </w:p>
-    <w:p>
-      <w:pPr>
-        <w:pStyle w:val="ZIKSMAINTEXT"/>
-        <w:ind w:firstLine="708"/>
-        <w:rPr>
-          <w:rFonts w:ascii="Courier New" w:hAnsi="Courier New"/>
-          <w:sz w:val="15"/>
-          <w:szCs w:val="15"/>
-        </w:rPr>
-      </w:pPr>
-      <w:r>
-        <w:rPr>
-          <w:rFonts w:ascii="Courier New" w:hAnsi="Courier New"/>
-          <w:sz w:val="15"/>
-          <w:szCs w:val="15"/>
-        </w:rPr>
-        <w:t xml:space="preserve">            Console.WriteLine("=== LSB Digital Watermarking ===\n");</w:t>
-      </w:r>
-    </w:p>
-    <w:p>
-      <w:pPr>
-        <w:pStyle w:val="ZIKSMAINTEXT"/>
-        <w:ind w:firstLine="708"/>
-        <w:rPr>
-          <w:rFonts w:ascii="Courier New" w:hAnsi="Courier New"/>
-          <w:sz w:val="15"/>
-          <w:szCs w:val="15"/>
-        </w:rPr>
-      </w:pPr>
-    </w:p>
-    <w:p>
-      <w:pPr>
-        <w:pStyle w:val="ZIKSMAINTEXT"/>
-        <w:ind w:firstLine="708"/>
-        <w:rPr>
-          <w:rFonts w:ascii="Courier New" w:hAnsi="Courier New"/>
-          <w:sz w:val="15"/>
-          <w:szCs w:val="15"/>
-        </w:rPr>
-      </w:pPr>
-      <w:r>
-        <w:rPr>
-          <w:rFonts w:ascii="Courier New" w:hAnsi="Courier New"/>
-          <w:sz w:val="15"/>
-          <w:szCs w:val="15"/>
-        </w:rPr>
-        <w:t xml:space="preserve">            string srcPath = "image_original.bmp";</w:t>
-      </w:r>
-    </w:p>
-    <w:p>
-      <w:pPr>
-        <w:pStyle w:val="ZIKSMAINTEXT"/>
-        <w:ind w:firstLine="708"/>
-        <w:rPr>
-          <w:rFonts w:ascii="Courier New" w:hAnsi="Courier New"/>
-          <w:sz w:val="15"/>
-          <w:szCs w:val="15"/>
-        </w:rPr>
-      </w:pPr>
-      <w:r>
-        <w:rPr>
-          <w:rFonts w:ascii="Courier New" w:hAnsi="Courier New"/>
-          <w:sz w:val="15"/>
-          <w:szCs w:val="15"/>
-        </w:rPr>
-        <w:t xml:space="preserve">            string dstPath = "image_watermarked.bmp";</w:t>
-      </w:r>
-    </w:p>
-    <w:p>
-      <w:pPr>
-        <w:pStyle w:val="ZIKSMAINTEXT"/>
-        <w:ind w:firstLine="708"/>
-        <w:rPr>
-          <w:rFonts w:ascii="Courier New" w:hAnsi="Courier New"/>
-          <w:sz w:val="15"/>
-          <w:szCs w:val="15"/>
-        </w:rPr>
-      </w:pPr>
-    </w:p>
-    <w:p>
-      <w:pPr>
-        <w:pStyle w:val="ZIKSMAINTEXT"/>
-        <w:ind w:firstLine="708"/>
-        <w:rPr>
-          <w:rFonts w:ascii="Courier New" w:hAnsi="Courier New"/>
-          <w:sz w:val="15"/>
-          <w:szCs w:val="15"/>
-        </w:rPr>
-      </w:pPr>
-      <w:r>
-        <w:rPr>
-          <w:rFonts w:ascii="Courier New" w:hAnsi="Courier New"/>
-          <w:sz w:val="15"/>
-          <w:szCs w:val="15"/>
-        </w:rPr>
-        <w:t xml:space="preserve">            Bitmap24 bmp;</w:t>
-      </w:r>
-    </w:p>
-    <w:p>
-      <w:pPr>
-        <w:pStyle w:val="ZIKSMAINTEXT"/>
-        <w:ind w:firstLine="708"/>
-        <w:rPr>
-          <w:rFonts w:ascii="Courier New" w:hAnsi="Courier New"/>
-          <w:sz w:val="15"/>
-          <w:szCs w:val="15"/>
-        </w:rPr>
-      </w:pPr>
-      <w:r>
-        <w:rPr>
-          <w:rFonts w:ascii="Courier New" w:hAnsi="Courier New"/>
-          <w:sz w:val="15"/>
-          <w:szCs w:val="15"/>
-        </w:rPr>
-        <w:t xml:space="preserve">            if (File.Exists(srcPath))</w:t>
-      </w:r>
-    </w:p>
-    <w:p>
-      <w:pPr>
-        <w:pStyle w:val="ZIKSMAINTEXT"/>
-        <w:ind w:firstLine="708"/>
-        <w:rPr>
-          <w:rFonts w:ascii="Courier New" w:hAnsi="Courier New"/>
-          <w:sz w:val="15"/>
-          <w:szCs w:val="15"/>
-        </w:rPr>
-      </w:pPr>
-      <w:r>
-        <w:rPr>
-          <w:rFonts w:ascii="Courier New" w:hAnsi="Courier New"/>
-          <w:sz w:val="15"/>
-          <w:szCs w:val="15"/>
-        </w:rPr>
-        <w:t xml:space="preserve">            {</w:t>
-      </w:r>
-    </w:p>
-    <w:p>
-      <w:pPr>
-        <w:pStyle w:val="ZIKSMAINTEXT"/>
-        <w:ind w:firstLine="708"/>
-        <w:rPr>
-          <w:rFonts w:ascii="Courier New" w:hAnsi="Courier New"/>
-          <w:sz w:val="15"/>
-          <w:szCs w:val="15"/>
-        </w:rPr>
-      </w:pPr>
-      <w:r>
-        <w:rPr>
-          <w:rFonts w:ascii="Courier New" w:hAnsi="Courier New"/>
-          <w:sz w:val="15"/>
-          <w:szCs w:val="15"/>
-        </w:rPr>
-        <w:t xml:space="preserve">                Console.WriteLine($"Loaded existing image: {srcPath}");</w:t>
-      </w:r>
-    </w:p>
-    <w:p>
-      <w:pPr>
-        <w:pStyle w:val="ZIKSMAINTEXT"/>
-        <w:ind w:firstLine="708"/>
-        <w:rPr>
-          <w:rFonts w:ascii="Courier New" w:hAnsi="Courier New"/>
-          <w:sz w:val="15"/>
-          <w:szCs w:val="15"/>
-        </w:rPr>
-      </w:pPr>
-      <w:r>
-        <w:rPr>
-          <w:rFonts w:ascii="Courier New" w:hAnsi="Courier New"/>
-          <w:sz w:val="15"/>
-          <w:szCs w:val="15"/>
-        </w:rPr>
-        <w:t xml:space="preserve">                bmp = Bitmap24.Load(srcPath);</w:t>
-      </w:r>
-    </w:p>
-    <w:p>
-      <w:pPr>
-        <w:pStyle w:val="ZIKSMAINTEXT"/>
-        <w:ind w:firstLine="708"/>
-        <w:rPr>
-          <w:rFonts w:ascii="Courier New" w:hAnsi="Courier New"/>
-          <w:sz w:val="15"/>
-          <w:szCs w:val="15"/>
-        </w:rPr>
-      </w:pPr>
-      <w:r>
-        <w:rPr>
-          <w:rFonts w:ascii="Courier New" w:hAnsi="Courier New"/>
-          <w:sz w:val="15"/>
-          <w:szCs w:val="15"/>
-        </w:rPr>
-        <w:t xml:space="preserve">            }</w:t>
-      </w:r>
-    </w:p>
-    <w:p>
-      <w:pPr>
-        <w:pStyle w:val="ZIKSMAINTEXT"/>
-        <w:ind w:firstLine="708"/>
-        <w:rPr>
-          <w:rFonts w:ascii="Courier New" w:hAnsi="Courier New"/>
-          <w:sz w:val="15"/>
-          <w:szCs w:val="15"/>
-        </w:rPr>
-      </w:pPr>
-      <w:r>
-        <w:rPr>
-          <w:rFonts w:ascii="Courier New" w:hAnsi="Courier New"/>
-          <w:sz w:val="15"/>
-          <w:szCs w:val="15"/>
-        </w:rPr>
-        <w:t xml:space="preserve">            else</w:t>
-      </w:r>
-    </w:p>
-    <w:p>
-      <w:pPr>
-        <w:pStyle w:val="ZIKSMAINTEXT"/>
-        <w:ind w:firstLine="708"/>
-        <w:rPr>
-          <w:rFonts w:ascii="Courier New" w:hAnsi="Courier New"/>
-          <w:sz w:val="15"/>
-          <w:szCs w:val="15"/>
-        </w:rPr>
-      </w:pPr>
-      <w:r>
-        <w:rPr>
-          <w:rFonts w:ascii="Courier New" w:hAnsi="Courier New"/>
-          <w:sz w:val="15"/>
-          <w:szCs w:val="15"/>
-        </w:rPr>
-        <w:t xml:space="preserve">            {</w:t>
-      </w:r>
-    </w:p>
-    <w:p>
-      <w:pPr>
-        <w:pStyle w:val="ZIKSMAINTEXT"/>
-        <w:ind w:firstLine="708"/>
-        <w:rPr>
-          <w:rFonts w:ascii="Courier New" w:hAnsi="Courier New"/>
-          <w:sz w:val="15"/>
-          <w:szCs w:val="15"/>
-        </w:rPr>
-      </w:pPr>
-      <w:r>
-        <w:rPr>
-          <w:rFonts w:ascii="Courier New" w:hAnsi="Courier New"/>
-          <w:sz w:val="15"/>
-          <w:szCs w:val="15"/>
-        </w:rPr>
-        <w:t xml:space="preserve">                Console.WriteLine("No image_original.bmp found. Creating a 200x150 test image.");</w:t>
-      </w:r>
-    </w:p>
-    <w:p>
-      <w:pPr>
-        <w:pStyle w:val="ZIKSMAINTEXT"/>
-        <w:ind w:firstLine="708"/>
-        <w:rPr>
-          <w:rFonts w:ascii="Courier New" w:hAnsi="Courier New"/>
-          <w:sz w:val="15"/>
-          <w:szCs w:val="15"/>
-        </w:rPr>
-      </w:pPr>
-      <w:r>
-        <w:rPr>
-          <w:rFonts w:ascii="Courier New" w:hAnsi="Courier New"/>
-          <w:sz w:val="15"/>
-          <w:szCs w:val="15"/>
-        </w:rPr>
-        <w:t xml:space="preserve">                bmp = CreateTestBMP(200, 150, srcPath);</w:t>
-      </w:r>
-    </w:p>
-    <w:p>
-      <w:pPr>
-        <w:pStyle w:val="ZIKSMAINTEXT"/>
-        <w:ind w:firstLine="708"/>
-        <w:rPr>
-          <w:rFonts w:ascii="Courier New" w:hAnsi="Courier New"/>
-          <w:sz w:val="15"/>
-          <w:szCs w:val="15"/>
-        </w:rPr>
-      </w:pPr>
-      <w:r>
-        <w:rPr>
-          <w:rFonts w:ascii="Courier New" w:hAnsi="Courier New"/>
-          <w:sz w:val="15"/>
-          <w:szCs w:val="15"/>
-        </w:rPr>
-        <w:t xml:space="preserve">                Console.WriteLine($"Test image saved: {srcPath}");</w:t>
-      </w:r>
-    </w:p>
-    <w:p>
-      <w:pPr>
-        <w:pStyle w:val="ZIKSMAINTEXT"/>
-        <w:ind w:firstLine="708"/>
-        <w:rPr>
-          <w:rFonts w:ascii="Courier New" w:hAnsi="Courier New"/>
-          <w:sz w:val="15"/>
-          <w:szCs w:val="15"/>
-        </w:rPr>
-      </w:pPr>
-      <w:r>
-        <w:rPr>
-          <w:rFonts w:ascii="Courier New" w:hAnsi="Courier New"/>
-          <w:sz w:val="15"/>
-          <w:szCs w:val="15"/>
-        </w:rPr>
-        <w:t xml:space="preserve">            }</w:t>
-      </w:r>
-    </w:p>
-    <w:p>
-      <w:pPr>
-        <w:pStyle w:val="ZIKSMAINTEXT"/>
-        <w:ind w:firstLine="708"/>
-        <w:rPr>
-          <w:rFonts w:ascii="Courier New" w:hAnsi="Courier New"/>
-          <w:sz w:val="15"/>
-          <w:szCs w:val="15"/>
-        </w:rPr>
-      </w:pPr>
-    </w:p>
-    <w:p>
-      <w:pPr>
-        <w:pStyle w:val="ZIKSMAINTEXT"/>
-        <w:ind w:firstLine="708"/>
-        <w:rPr>
-          <w:rFonts w:ascii="Courier New" w:hAnsi="Courier New"/>
-          <w:sz w:val="15"/>
-          <w:szCs w:val="15"/>
-        </w:rPr>
-      </w:pPr>
-      <w:r>
-        <w:rPr>
-          <w:rFonts w:ascii="Courier New" w:hAnsi="Courier New"/>
-          <w:sz w:val="15"/>
-          <w:szCs w:val="15"/>
-        </w:rPr>
-        <w:t xml:space="preserve">            Console.WriteLine($"Image size: {bmp.Width}x{bmp.Height} pixels");</w:t>
-      </w:r>
-    </w:p>
-    <w:p>
-      <w:pPr>
-        <w:pStyle w:val="ZIKSMAINTEXT"/>
-        <w:ind w:firstLine="708"/>
-        <w:rPr>
-          <w:rFonts w:ascii="Courier New" w:hAnsi="Courier New"/>
-          <w:sz w:val="15"/>
-          <w:szCs w:val="15"/>
-        </w:rPr>
-      </w:pPr>
-      <w:r>
-        <w:rPr>
-          <w:rFonts w:ascii="Courier New" w:hAnsi="Courier New"/>
-          <w:sz w:val="15"/>
-          <w:szCs w:val="15"/>
-        </w:rPr>
-        <w:t xml:space="preserve">            Console.WriteLine($"Max watermark capacity: {bmp.Width * bmp.Height * 3 / 8 - 4} bytes\n");</w:t>
-      </w:r>
-    </w:p>
-    <w:p>
-      <w:pPr>
-        <w:pStyle w:val="ZIKSMAINTEXT"/>
-        <w:ind w:firstLine="708"/>
-        <w:rPr>
-          <w:rFonts w:ascii="Courier New" w:hAnsi="Courier New"/>
-          <w:sz w:val="15"/>
-          <w:szCs w:val="15"/>
-        </w:rPr>
-      </w:pPr>
-    </w:p>
-    <w:p>
-      <w:pPr>
-        <w:pStyle w:val="ZIKSMAINTEXT"/>
-        <w:ind w:firstLine="708"/>
-        <w:rPr>
-          <w:rFonts w:ascii="Courier New" w:hAnsi="Courier New"/>
-          <w:sz w:val="15"/>
-          <w:szCs w:val="15"/>
-        </w:rPr>
-      </w:pPr>
-      <w:r>
-        <w:rPr>
-          <w:rFonts w:ascii="Courier New" w:hAnsi="Courier New"/>
-          <w:sz w:val="15"/>
-          <w:szCs w:val="15"/>
-        </w:rPr>
-        <w:t xml:space="preserve">            Console.Write("Enter watermark message : ");</w:t>
-      </w:r>
-    </w:p>
-    <w:p>
-      <w:pPr>
-        <w:pStyle w:val="ZIKSMAINTEXT"/>
-        <w:ind w:firstLine="708"/>
-        <w:rPr>
-          <w:rFonts w:ascii="Courier New" w:hAnsi="Courier New"/>
-          <w:sz w:val="15"/>
-          <w:szCs w:val="15"/>
-        </w:rPr>
-      </w:pPr>
-      <w:r>
-        <w:rPr>
-          <w:rFonts w:ascii="Courier New" w:hAnsi="Courier New"/>
-          <w:sz w:val="15"/>
-          <w:szCs w:val="15"/>
-        </w:rPr>
-        <w:t xml:space="preserve">            string message = Console.ReadLine() ?? "watermark";</w:t>
-      </w:r>
-    </w:p>
-    <w:p>
-      <w:pPr>
-        <w:pStyle w:val="ZIKSMAINTEXT"/>
-        <w:ind w:firstLine="708"/>
-        <w:rPr>
-          <w:rFonts w:ascii="Courier New" w:hAnsi="Courier New"/>
-          <w:sz w:val="15"/>
-          <w:szCs w:val="15"/>
-        </w:rPr>
-      </w:pPr>
-    </w:p>
-    <w:p>
-      <w:pPr>
-        <w:pStyle w:val="ZIKSMAINTEXT"/>
-        <w:ind w:firstLine="708"/>
-        <w:rPr>
-          <w:rFonts w:ascii="Courier New" w:hAnsi="Courier New"/>
-          <w:sz w:val="15"/>
-          <w:szCs w:val="15"/>
-        </w:rPr>
-      </w:pPr>
-      <w:r>
-        <w:rPr>
-          <w:rFonts w:ascii="Courier New" w:hAnsi="Courier New"/>
-          <w:sz w:val="15"/>
-          <w:szCs w:val="15"/>
-        </w:rPr>
-        <w:t xml:space="preserve">            EmbedMessage(bmp, message);</w:t>
-      </w:r>
-    </w:p>
-    <w:p>
-      <w:pPr>
-        <w:pStyle w:val="ZIKSMAINTEXT"/>
-        <w:ind w:firstLine="708"/>
-        <w:rPr>
-          <w:rFonts w:ascii="Courier New" w:hAnsi="Courier New"/>
-          <w:sz w:val="15"/>
-          <w:szCs w:val="15"/>
-        </w:rPr>
-      </w:pPr>
-      <w:r>
-        <w:rPr>
-          <w:rFonts w:ascii="Courier New" w:hAnsi="Courier New"/>
-          <w:sz w:val="15"/>
-          <w:szCs w:val="15"/>
-        </w:rPr>
-        <w:t xml:space="preserve">            bmp.Save(dstPath);</w:t>
-      </w:r>
-    </w:p>
-    <w:p>
-      <w:pPr>
-        <w:pStyle w:val="ZIKSMAINTEXT"/>
-        <w:ind w:firstLine="708"/>
-        <w:rPr>
-          <w:rFonts w:ascii="Courier New" w:hAnsi="Courier New"/>
-          <w:sz w:val="15"/>
-          <w:szCs w:val="15"/>
-          <w:lang w:val="en-US"/>
-        </w:rPr>
-      </w:pPr>
-      <w:r>
-        <w:rPr>
-          <w:rFonts w:ascii="Courier New" w:hAnsi="Courier New"/>
-          <w:sz w:val="15"/>
-          <w:szCs w:val="15"/>
-        </w:rPr>
-        <w:t xml:space="preserve">            Console.WriteLine($"Watermarked image saved : {dstPath}");</w:t>
-      </w:r>
-    </w:p>
-    <w:p>
-      <w:pPr>
-        <w:pStyle w:val="ZIKSMAINTEXT"/>
-        <w:ind w:firstLine="708"/>
-        <w:rPr>
-          <w:rFonts w:ascii="Courier New" w:hAnsi="Courier New"/>
-          <w:sz w:val="15"/>
-          <w:szCs w:val="15"/>
-        </w:rPr>
-      </w:pPr>
-      <w:r>
-        <w:rPr>
-          <w:rFonts w:ascii="Courier New" w:hAnsi="Courier New"/>
-          <w:sz w:val="15"/>
-          <w:szCs w:val="15"/>
-        </w:rPr>
-        <w:t xml:space="preserve">            Bitmap24 wm = Bitmap24.Load(dstPath);</w:t>
-      </w:r>
-    </w:p>
-    <w:p>
-      <w:pPr>
-        <w:pStyle w:val="ZIKSMAINTEXT"/>
-        <w:ind w:firstLine="708"/>
-        <w:rPr>
-          <w:rFonts w:ascii="Courier New" w:hAnsi="Courier New"/>
-          <w:sz w:val="15"/>
-          <w:szCs w:val="15"/>
-        </w:rPr>
-      </w:pPr>
-      <w:r>
-        <w:rPr>
-          <w:rFonts w:ascii="Courier New" w:hAnsi="Courier New"/>
-          <w:sz w:val="15"/>
-          <w:szCs w:val="15"/>
-        </w:rPr>
-        <w:t xml:space="preserve">            string extracted = ExtractMessage(wm);</w:t>
-      </w:r>
-    </w:p>
-    <w:p>
-      <w:pPr>
-        <w:pStyle w:val="ZIKSMAINTEXT"/>
-        <w:ind w:firstLine="708"/>
-        <w:rPr>
-          <w:rFonts w:ascii="Courier New" w:hAnsi="Courier New"/>
-          <w:sz w:val="15"/>
-          <w:szCs w:val="15"/>
-        </w:rPr>
-      </w:pPr>
-      <w:r>
-        <w:rPr>
-          <w:rFonts w:ascii="Courier New" w:hAnsi="Courier New"/>
-          <w:sz w:val="15"/>
-          <w:szCs w:val="15"/>
-        </w:rPr>
-        <w:t xml:space="preserve">            Console.WriteLine($"Extracted message       : {extracted}");</w:t>
-      </w:r>
-    </w:p>
-    <w:p>
-      <w:pPr>
-        <w:pStyle w:val="ZIKSMAINTEXT"/>
-        <w:ind w:firstLine="708"/>
-        <w:rPr>
-          <w:rFonts w:ascii="Courier New" w:hAnsi="Courier New"/>
-          <w:sz w:val="15"/>
-          <w:szCs w:val="15"/>
-          <w:lang w:val="en-US"/>
-        </w:rPr>
-      </w:pPr>
-      <w:r>
-        <w:rPr>
-          <w:rFonts w:ascii="Courier New" w:hAnsi="Courier New"/>
-          <w:sz w:val="15"/>
-          <w:szCs w:val="15"/>
-        </w:rPr>
-        <w:t xml:space="preserve">            Console.WriteLine($"Verification            : {(extracted == message ? "OK - messages match" : "FAIL - messages differ")}");</w:t>
-      </w:r>
-    </w:p>
-    <w:p>
-      <w:pPr>
-        <w:pStyle w:val="ZIKSMAINTEXT"/>
-        <w:ind w:firstLine="708"/>
-        <w:rPr>
-          <w:rFonts w:ascii="Courier New" w:hAnsi="Courier New"/>
-          <w:sz w:val="15"/>
-          <w:szCs w:val="15"/>
-        </w:rPr>
-      </w:pPr>
-      <w:r>
-        <w:rPr>
-          <w:rFonts w:ascii="Courier New" w:hAnsi="Courier New"/>
-          <w:sz w:val="15"/>
-          <w:szCs w:val="15"/>
-        </w:rPr>
-        <w:t xml:space="preserve">            int changed = 0;</w:t>
-      </w:r>
-    </w:p>
-    <w:p>
-      <w:pPr>
-        <w:pStyle w:val="ZIKSMAINTEXT"/>
-        <w:ind w:firstLine="708"/>
-        <w:rPr>
-          <w:rFonts w:ascii="Courier New" w:hAnsi="Courier New"/>
-          <w:sz w:val="15"/>
-          <w:szCs w:val="15"/>
-        </w:rPr>
-      </w:pPr>
-      <w:r>
-        <w:rPr>
-          <w:rFonts w:ascii="Courier New" w:hAnsi="Courier New"/>
-          <w:sz w:val="15"/>
-          <w:szCs w:val="15"/>
-        </w:rPr>
-        <w:t xml:space="preserve">            for (int y = 0; y &lt; bmp.Height; y++)</w:t>
-      </w:r>
-    </w:p>
-    <w:p>
-      <w:pPr>
-        <w:pStyle w:val="ZIKSMAINTEXT"/>
-        <w:ind w:firstLine="708"/>
-        <w:rPr>
-          <w:rFonts w:ascii="Courier New" w:hAnsi="Courier New"/>
-          <w:sz w:val="15"/>
-          <w:szCs w:val="15"/>
-        </w:rPr>
-      </w:pPr>
-      <w:r>
-        <w:rPr>
-          <w:rFonts w:ascii="Courier New" w:hAnsi="Courier New"/>
-          <w:sz w:val="15"/>
-          <w:szCs w:val="15"/>
-        </w:rPr>
-        <w:t xml:space="preserve">                for (int x = 0; x &lt; bmp.Width; x++)</w:t>
-      </w:r>
-    </w:p>
-    <w:p>
-      <w:pPr>
-        <w:pStyle w:val="ZIKSMAINTEXT"/>
-        <w:ind w:firstLine="708"/>
-        <w:rPr>
-          <w:rFonts w:ascii="Courier New" w:hAnsi="Courier New"/>
-          <w:sz w:val="15"/>
-          <w:szCs w:val="15"/>
-        </w:rPr>
-      </w:pPr>
-      <w:r>
-        <w:rPr>
-          <w:rFonts w:ascii="Courier New" w:hAnsi="Courier New"/>
-          <w:sz w:val="15"/>
-          <w:szCs w:val="15"/>
-        </w:rPr>
-        <w:t xml:space="preserve">                    for (int c = 0; c &lt; 3; c++)</w:t>
-      </w:r>
-    </w:p>
-    <w:p>
-      <w:pPr>
-        <w:pStyle w:val="ZIKSMAINTEXT"/>
-        <w:ind w:firstLine="708"/>
-        <w:rPr>
-          <w:rFonts w:ascii="Courier New" w:hAnsi="Courier New"/>
-          <w:sz w:val="15"/>
-          <w:szCs w:val="15"/>
-        </w:rPr>
-      </w:pPr>
-      <w:r>
-        <w:rPr>
-          <w:rFonts w:ascii="Courier New" w:hAnsi="Courier New"/>
-          <w:sz w:val="15"/>
-          <w:szCs w:val="15"/>
-        </w:rPr>
-        <w:lastRenderedPageBreak/>
-        <w:t xml:space="preserve">                        if ((bmp.Pixels[y, x, c] &amp; 1) != (wm.Pixels[y, x, c] &amp; 1))</w:t>
-      </w:r>
-    </w:p>
-    <w:p>
-      <w:pPr>
-        <w:pStyle w:val="ZIKSMAINTEXT"/>
-        <w:ind w:firstLine="708"/>
-        <w:rPr>
-          <w:rFonts w:ascii="Courier New" w:hAnsi="Courier New"/>
-          <w:sz w:val="15"/>
-          <w:szCs w:val="15"/>
-          <w:lang w:val="en-US"/>
-        </w:rPr>
-      </w:pPr>
-      <w:r>
-        <w:rPr>
-          <w:rFonts w:ascii="Courier New" w:hAnsi="Courier New"/>
-          <w:sz w:val="15"/>
-          <w:szCs w:val="15"/>
-        </w:rPr>
-        <w:t xml:space="preserve">                            changed++;</w:t>
-      </w:r>
-    </w:p>
-    <w:p>
-      <w:pPr>
-        <w:pStyle w:val="ZIKSMAINTEXT"/>
-        <w:ind w:firstLine="708"/>
-        <w:rPr>
-          <w:rFonts w:ascii="Courier New" w:hAnsi="Courier New"/>
-          <w:sz w:val="15"/>
-          <w:szCs w:val="15"/>
-        </w:rPr>
-      </w:pPr>
-      <w:r>
-        <w:rPr>
-          <w:rFonts w:ascii="Courier New" w:hAnsi="Courier New"/>
-          <w:sz w:val="15"/>
-          <w:szCs w:val="15"/>
-        </w:rPr>
-        <w:t xml:space="preserve">            Console.WriteLine($"Pixels modified (LSB)   : {changed} of {bmp.Width * bmp.Height * 3} channels");</w:t>
-      </w:r>
-    </w:p>
-    <w:p>
-      <w:pPr>
-        <w:pStyle w:val="ZIKSMAINTEXT"/>
-        <w:ind w:firstLine="708"/>
-        <w:rPr>
-          <w:rFonts w:ascii="Courier New" w:hAnsi="Courier New"/>
-          <w:sz w:val="15"/>
-          <w:szCs w:val="15"/>
-        </w:rPr>
-      </w:pPr>
-      <w:r>
-        <w:rPr>
-          <w:rFonts w:ascii="Courier New" w:hAnsi="Courier New"/>
-          <w:sz w:val="15"/>
-          <w:szCs w:val="15"/>
-        </w:rPr>
-        <w:t xml:space="preserve">        }</w:t>
-      </w:r>
-    </w:p>
-    <w:p>
-      <w:pPr>
-        <w:pStyle w:val="ZIKSMAINTEXT"/>
-        <w:ind w:firstLine="708"/>
-        <w:rPr>
-          <w:rFonts w:ascii="Courier New" w:hAnsi="Courier New"/>
-          <w:sz w:val="15"/>
-          <w:szCs w:val="15"/>
-        </w:rPr>
-      </w:pPr>
-      <w:r>
-        <w:rPr>
-          <w:rFonts w:ascii="Courier New" w:hAnsi="Courier New"/>
-          <w:sz w:val="15"/>
-          <w:szCs w:val="15"/>
-        </w:rPr>
-        <w:t xml:space="preserve">    }</w:t>
-      </w:r>
-    </w:p>
-    <w:p>
-      <w:pPr>
-        <w:pStyle w:val="ZIKSMAINTEXT"/>
-        <w:ind w:firstLine="708"/>
-        <w:rPr>
-          <w:rFonts w:ascii="Courier New" w:hAnsi="Courier New"/>
-          <w:sz w:val="15"/>
-          <w:szCs w:val="15"/>
-        </w:rPr>
-      </w:pPr>
-      <w:r>
-        <w:rPr>
-          <w:rFonts w:ascii="Courier New" w:hAnsi="Courier New"/>
-          <w:sz w:val="15"/>
-          <w:szCs w:val="15"/>
-        </w:rPr>
-        <w:t>}</w:t>
-      </w:r>
-      <w:r>
-        <w:rPr>
-          <w:rFonts w:ascii="Courier New" w:hAnsi="Courier New"/>
-          <w:sz w:val="15"/>
-          <w:szCs w:val="15"/>
-        </w:rPr>
-        <w:t xml:space="preserve"> </w:t>
-      </w:r>
-    </w:p>
-    <w:p>
-      <w:pPr>
-        <w:pStyle w:val="ZIKSMAINTEXT"/>
-        <w:ind w:firstLine="0"/>
-      </w:pPr>
-      <w:r>
         <w:t>Програма успішно вбудувала водяний знак у зображення формату BMP 24 біти та коректно витягла його. Змінено лише 176 з 90 000 каналів (0.2%), що підтверджує непомітність модифікації. Метод LSB є простим та ефективним, однак вразливим до стеганографічного аналізу та перетворень зображення (стиснення, зміна розміру).</w:t>
       </w:r>
     </w:p>
@@ -8729,12 +9546,13 @@
       </w:pPr>
       <w:r>
         <w:rPr>
+          <w:noProof/>
           <w:lang w:val="en-US"/>
         </w:rPr>
         <w:drawing>
-          <wp:inline distT="0" distB="0" distL="0" distR="0" wp14:anchorId="0B77B871" wp14:editId="528589C7">
-            <wp:extent cx="6292033" cy="2592126"/>
-            <wp:effectExtent l="0" t="0" r="0" b="0"/>
+          <wp:inline distT="0" distB="0" distL="0" distR="0" wp14:anchorId="0B77B871" wp14:editId="0719929B">
+            <wp:extent cx="6289604" cy="3061252"/>
+            <wp:effectExtent l="0" t="0" r="0" b="6350"/>
             <wp:docPr id="1528260636" name="Picture 1"/>
             <wp:cNvGraphicFramePr>
               <a:graphicFrameLocks xmlns:a="http://schemas.openxmlformats.org/drawingml/2006/main" noChangeAspect="1"/>
@@ -8755,7 +9573,7 @@
                   <pic:spPr>
                     <a:xfrm>
                       <a:off x="0" y="0"/>
-                      <a:ext cx="6345472" cy="2614141"/>
+                      <a:ext cx="6372680" cy="3101686"/>
                     </a:xfrm>
                     <a:prstGeom prst="rect">
                       <a:avLst/>
@@ -8789,50 +9607,368 @@
     <w:p>
       <w:pPr>
         <w:pStyle w:val="ZIKSMAINTEXT"/>
+        <w:jc w:val="center"/>
+        <w:rPr>
+          <w:sz w:val="24"/>
+          <w:szCs w:val="24"/>
+          <w:lang w:val="en-US"/>
+        </w:rPr>
+      </w:pPr>
+    </w:p>
+    <w:p>
+      <w:pPr>
+        <w:pStyle w:val="ZIKSMAINTEXT"/>
         <w:ind w:firstLine="0"/>
+        <w:rPr>
+          <w:b/>
+          <w:lang w:val="ru-RU"/>
+        </w:rPr>
+      </w:pPr>
+      <w:r>
+        <w:rPr>
+          <w:b/>
+        </w:rPr>
+        <w:t>Посилання на репозиторій</w:t>
+      </w:r>
+      <w:r>
+        <w:rPr>
+          <w:b/>
+          <w:lang w:val="ru-RU"/>
+        </w:rPr>
+        <w:t xml:space="preserve">: </w:t>
+      </w:r>
+      <w:r>
         <w:rPr>
           <w:b/>
           <w:lang w:val="en-US"/>
         </w:rPr>
-      </w:pPr>
-      <w:r>
-        <w:rPr>
-          <w:b/>
-        </w:rPr>
-        <w:t>Посилання на репозиторій</w:t>
+        <w:fldChar w:fldCharType="begin"/>
       </w:r>
       <w:r>
         <w:rPr>
           <w:b/>
           <w:lang w:val="en-US"/>
         </w:rPr>
-        <w:t xml:space="preserve">: </w:t>
-      </w:r>
-    </w:p>
-    <w:p>
-      <w:pPr>
-        <w:pStyle w:val="ZIKSMAINTEXT"/>
-        <w:ind w:firstLine="0"/>
+        <w:instrText>HYPERLINK</w:instrText>
+      </w:r>
+      <w:r>
         <w:rPr>
           <w:b/>
-        </w:rPr>
-      </w:pPr>
-      <w:r>
-        <w:rPr>
-          <w:b/>
-        </w:rPr>
-        <w:t>Висновки</w:t>
-      </w:r>
-      <w:r>
-        <w:rPr>
-          <w:b/>
-        </w:rPr>
-        <w:t>:</w:t>
+          <w:lang w:val="ru-RU"/>
+        </w:rPr>
+        <w:instrText xml:space="preserve"> "</w:instrText>
       </w:r>
       <w:r>
         <w:rPr>
           <w:b/>
           <w:lang w:val="en-US"/>
+        </w:rPr>
+        <w:instrText>https</w:instrText>
+      </w:r>
+      <w:r>
+        <w:rPr>
+          <w:b/>
+          <w:lang w:val="ru-RU"/>
+        </w:rPr>
+        <w:instrText>://</w:instrText>
+      </w:r>
+      <w:r>
+        <w:rPr>
+          <w:b/>
+          <w:lang w:val="en-US"/>
+        </w:rPr>
+        <w:instrText>github</w:instrText>
+      </w:r>
+      <w:r>
+        <w:rPr>
+          <w:b/>
+          <w:lang w:val="ru-RU"/>
+        </w:rPr>
+        <w:instrText>.</w:instrText>
+      </w:r>
+      <w:r>
+        <w:rPr>
+          <w:b/>
+          <w:lang w:val="en-US"/>
+        </w:rPr>
+        <w:instrText>com</w:instrText>
+      </w:r>
+      <w:r>
+        <w:rPr>
+          <w:b/>
+          <w:lang w:val="ru-RU"/>
+        </w:rPr>
+        <w:instrText>/</w:instrText>
+      </w:r>
+      <w:r>
+        <w:rPr>
+          <w:b/>
+          <w:lang w:val="en-US"/>
+        </w:rPr>
+        <w:instrText>JanRizhenko</w:instrText>
+      </w:r>
+      <w:r>
+        <w:rPr>
+          <w:b/>
+          <w:lang w:val="ru-RU"/>
+        </w:rPr>
+        <w:instrText>/</w:instrText>
+      </w:r>
+      <w:r>
+        <w:rPr>
+          <w:b/>
+          <w:lang w:val="en-US"/>
+        </w:rPr>
+        <w:instrText>Information</w:instrText>
+      </w:r>
+      <w:r>
+        <w:rPr>
+          <w:b/>
+          <w:lang w:val="ru-RU"/>
+        </w:rPr>
+        <w:instrText>-</w:instrText>
+      </w:r>
+      <w:r>
+        <w:rPr>
+          <w:b/>
+          <w:lang w:val="en-US"/>
+        </w:rPr>
+        <w:instrText>Security</w:instrText>
+      </w:r>
+      <w:r>
+        <w:rPr>
+          <w:b/>
+          <w:lang w:val="ru-RU"/>
+        </w:rPr>
+        <w:instrText>-</w:instrText>
+      </w:r>
+      <w:r>
+        <w:rPr>
+          <w:b/>
+          <w:lang w:val="en-US"/>
+        </w:rPr>
+        <w:instrText>and</w:instrText>
+      </w:r>
+      <w:r>
+        <w:rPr>
+          <w:b/>
+          <w:lang w:val="ru-RU"/>
+        </w:rPr>
+        <w:instrText>-</w:instrText>
+      </w:r>
+      <w:r>
+        <w:rPr>
+          <w:b/>
+          <w:lang w:val="en-US"/>
+        </w:rPr>
+        <w:instrText>Data</w:instrText>
+      </w:r>
+      <w:r>
+        <w:rPr>
+          <w:b/>
+          <w:lang w:val="ru-RU"/>
+        </w:rPr>
+        <w:instrText>-</w:instrText>
+      </w:r>
+      <w:r>
+        <w:rPr>
+          <w:b/>
+          <w:lang w:val="en-US"/>
+        </w:rPr>
+        <w:instrText>Integrity</w:instrText>
+      </w:r>
+      <w:r>
+        <w:rPr>
+          <w:b/>
+          <w:lang w:val="ru-RU"/>
+        </w:rPr>
+        <w:instrText>"</w:instrText>
+      </w:r>
+      <w:r>
+        <w:rPr>
+          <w:b/>
+          <w:lang w:val="en-US"/>
+        </w:rPr>
+      </w:r>
+      <w:r>
+        <w:rPr>
+          <w:b/>
+          <w:lang w:val="en-US"/>
+        </w:rPr>
+        <w:fldChar w:fldCharType="separate"/>
+      </w:r>
+      <w:r>
+        <w:rPr>
+          <w:rStyle w:val="Hyperlink"/>
+          <w:b/>
+          <w:lang w:val="en-US"/>
+        </w:rPr>
+        <w:t>https</w:t>
+      </w:r>
+      <w:r>
+        <w:rPr>
+          <w:rStyle w:val="Hyperlink"/>
+          <w:b/>
+          <w:lang w:val="ru-RU"/>
+        </w:rPr>
+        <w:t>://</w:t>
+      </w:r>
+      <w:proofErr w:type="spellStart"/>
+      <w:r>
+        <w:rPr>
+          <w:rStyle w:val="Hyperlink"/>
+          <w:b/>
+          <w:lang w:val="en-US"/>
+        </w:rPr>
+        <w:t>github</w:t>
+      </w:r>
+      <w:proofErr w:type="spellEnd"/>
+      <w:r>
+        <w:rPr>
+          <w:rStyle w:val="Hyperlink"/>
+          <w:b/>
+          <w:lang w:val="ru-RU"/>
+        </w:rPr>
+        <w:t>.</w:t>
+      </w:r>
+      <w:r>
+        <w:rPr>
+          <w:rStyle w:val="Hyperlink"/>
+          <w:b/>
+          <w:lang w:val="en-US"/>
+        </w:rPr>
+        <w:t>com</w:t>
+      </w:r>
+      <w:r>
+        <w:rPr>
+          <w:rStyle w:val="Hyperlink"/>
+          <w:b/>
+          <w:lang w:val="ru-RU"/>
+        </w:rPr>
+        <w:t>/</w:t>
+      </w:r>
+      <w:proofErr w:type="spellStart"/>
+      <w:r>
+        <w:rPr>
+          <w:rStyle w:val="Hyperlink"/>
+          <w:b/>
+          <w:lang w:val="en-US"/>
+        </w:rPr>
+        <w:t>JanRizhenko</w:t>
+      </w:r>
+      <w:proofErr w:type="spellEnd"/>
+      <w:r>
+        <w:rPr>
+          <w:rStyle w:val="Hyperlink"/>
+          <w:b/>
+          <w:lang w:val="ru-RU"/>
+        </w:rPr>
+        <w:t>/</w:t>
+      </w:r>
+      <w:r>
+        <w:rPr>
+          <w:rStyle w:val="Hyperlink"/>
+          <w:b/>
+          <w:lang w:val="en-US"/>
+        </w:rPr>
+        <w:t>Information</w:t>
+      </w:r>
+      <w:r>
+        <w:rPr>
+          <w:rStyle w:val="Hyperlink"/>
+          <w:b/>
+          <w:lang w:val="ru-RU"/>
+        </w:rPr>
+        <w:t>-</w:t>
+      </w:r>
+      <w:r>
+        <w:rPr>
+          <w:rStyle w:val="Hyperlink"/>
+          <w:b/>
+          <w:lang w:val="en-US"/>
+        </w:rPr>
+        <w:t>Security</w:t>
+      </w:r>
+      <w:r>
+        <w:rPr>
+          <w:rStyle w:val="Hyperlink"/>
+          <w:b/>
+          <w:lang w:val="ru-RU"/>
+        </w:rPr>
+        <w:t>-</w:t>
+      </w:r>
+      <w:r>
+        <w:rPr>
+          <w:rStyle w:val="Hyperlink"/>
+          <w:b/>
+          <w:lang w:val="en-US"/>
+        </w:rPr>
+        <w:t>and</w:t>
+      </w:r>
+      <w:r>
+        <w:rPr>
+          <w:rStyle w:val="Hyperlink"/>
+          <w:b/>
+          <w:lang w:val="ru-RU"/>
+        </w:rPr>
+        <w:t>-</w:t>
+      </w:r>
+      <w:r>
+        <w:rPr>
+          <w:rStyle w:val="Hyperlink"/>
+          <w:b/>
+          <w:lang w:val="en-US"/>
+        </w:rPr>
+        <w:t>Data</w:t>
+      </w:r>
+      <w:r>
+        <w:rPr>
+          <w:rStyle w:val="Hyperlink"/>
+          <w:b/>
+          <w:lang w:val="ru-RU"/>
+        </w:rPr>
+        <w:t>-</w:t>
+      </w:r>
+      <w:r>
+        <w:rPr>
+          <w:rStyle w:val="Hyperlink"/>
+          <w:b/>
+          <w:lang w:val="en-US"/>
+        </w:rPr>
+        <w:t>Integrity</w:t>
+      </w:r>
+      <w:r>
+        <w:rPr>
+          <w:b/>
+          <w:lang w:val="en-US"/>
+        </w:rPr>
+        <w:fldChar w:fldCharType="end"/>
+      </w:r>
+    </w:p>
+    <w:p>
+      <w:pPr>
+        <w:pStyle w:val="ZIKSMAINTEXT"/>
+        <w:ind w:firstLine="0"/>
+        <w:rPr>
+          <w:b/>
+        </w:rPr>
+      </w:pPr>
+      <w:r>
+        <w:rPr>
+          <w:b/>
+        </w:rPr>
+        <w:t>Висновки</w:t>
+      </w:r>
+      <w:r>
+        <w:rPr>
+          <w:b/>
+        </w:rPr>
+        <w:t>:</w:t>
+      </w:r>
+      <w:r>
+        <w:rPr>
+          <w:b/>
+          <w:lang w:val="ru-RU"/>
         </w:rPr>
         <w:t xml:space="preserve"> </w:t>
       </w:r>
@@ -9948,16 +11084,7 @@
                                     <w:sz w:val="22"/>
                                     <w:szCs w:val="22"/>
                                   </w:rPr>
-                                  <w:t xml:space="preserve">ДУ </w:t>
-                                </w:r>
-                                <w:r>
-                                  <w:rPr>
-                                    <w:rFonts w:ascii="ISOCPEUR" w:hAnsi="ISOCPEUR"/>
-                                    <w:i/>
-                                    <w:sz w:val="22"/>
-                                    <w:szCs w:val="22"/>
-                                  </w:rPr>
-                                  <w:t>«Житомирська політехніка».</w:t>
+                                  <w:t>ДУ «Житомирська політехніка».</w:t>
                                 </w:r>
                                 <w:r>
                                   <w:rPr>
@@ -10460,16 +11587,7 @@
                               <w:sz w:val="22"/>
                               <w:szCs w:val="22"/>
                             </w:rPr>
-                            <w:t xml:space="preserve">ДУ </w:t>
-                          </w:r>
-                          <w:r>
-                            <w:rPr>
-                              <w:rFonts w:ascii="ISOCPEUR" w:hAnsi="ISOCPEUR"/>
-                              <w:i/>
-                              <w:sz w:val="22"/>
-                              <w:szCs w:val="22"/>
-                            </w:rPr>
-                            <w:t>«Житомирська політехніка».</w:t>
+                            <w:t>ДУ «Житомирська політехніка».</w:t>
                           </w:r>
                           <w:r>
                             <w:rPr>
@@ -11508,16 +12626,7 @@
                                 <w:sz w:val="25"/>
                                 <w:szCs w:val="25"/>
                               </w:rPr>
-                              <w:t xml:space="preserve"> </w:t>
-                            </w:r>
-                            <w:r>
-                              <w:rPr>
-                                <w:rFonts w:ascii="ISOCPEUR" w:hAnsi="ISOCPEUR"/>
-                                <w:i/>
-                                <w:sz w:val="25"/>
-                                <w:szCs w:val="25"/>
-                              </w:rPr>
-                              <w:t>«Житомирська політехніка»</w:t>
+                              <w:t xml:space="preserve"> «Житомирська політехніка»</w:t>
                             </w:r>
                             <w:r>
                               <w:rPr>
@@ -11851,13 +12960,7 @@
                                 <w:rPr>
                                   <w:sz w:val="20"/>
                                 </w:rPr>
-                                <w:t xml:space="preserve"> </w:t>
-                              </w:r>
-                              <w:r>
-                                <w:rPr>
-                                  <w:sz w:val="20"/>
-                                </w:rPr>
-                                <w:t>Розро</w:t>
+                                <w:t xml:space="preserve"> Розро</w:t>
                               </w:r>
                               <w:r>
                                 <w:rPr>
@@ -12008,13 +13111,7 @@
                                 <w:rPr>
                                   <w:sz w:val="20"/>
                                 </w:rPr>
-                                <w:t xml:space="preserve"> </w:t>
-                              </w:r>
-                              <w:r>
-                                <w:rPr>
-                                  <w:sz w:val="20"/>
-                                </w:rPr>
-                                <w:t>Перевір.</w:t>
+                                <w:t xml:space="preserve"> Перевір.</w:t>
                               </w:r>
                             </w:p>
                           </w:txbxContent>
@@ -12167,13 +13264,7 @@
                                 <w:rPr>
                                   <w:sz w:val="20"/>
                                 </w:rPr>
-                                <w:t xml:space="preserve"> </w:t>
-                              </w:r>
-                              <w:r>
-                                <w:rPr>
-                                  <w:sz w:val="20"/>
-                                </w:rPr>
-                                <w:t>Керівник</w:t>
+                                <w:t xml:space="preserve"> Керівник</w:t>
                               </w:r>
                             </w:p>
                           </w:txbxContent>
@@ -12292,13 +13383,7 @@
                                 <w:rPr>
                                   <w:sz w:val="20"/>
                                 </w:rPr>
-                                <w:t xml:space="preserve"> </w:t>
-                              </w:r>
-                              <w:r>
-                                <w:rPr>
-                                  <w:sz w:val="20"/>
-                                </w:rPr>
-                                <w:t>Н. контр.</w:t>
+                                <w:t xml:space="preserve"> Н. контр.</w:t>
                               </w:r>
                             </w:p>
                           </w:txbxContent>
@@ -12417,13 +13502,7 @@
                                 <w:rPr>
                                   <w:sz w:val="20"/>
                                 </w:rPr>
-                                <w:t xml:space="preserve"> </w:t>
-                              </w:r>
-                              <w:r>
-                                <w:rPr>
-                                  <w:sz w:val="20"/>
-                                </w:rPr>
-                                <w:t>За</w:t>
+                                <w:t xml:space="preserve"> За</w:t>
                               </w:r>
                               <w:r>
                                 <w:rPr>
@@ -13299,16 +14378,7 @@
                           <w:sz w:val="25"/>
                           <w:szCs w:val="25"/>
                         </w:rPr>
-                        <w:t xml:space="preserve"> </w:t>
-                      </w:r>
-                      <w:r>
-                        <w:rPr>
-                          <w:rFonts w:ascii="ISOCPEUR" w:hAnsi="ISOCPEUR"/>
-                          <w:i/>
-                          <w:sz w:val="25"/>
-                          <w:szCs w:val="25"/>
-                        </w:rPr>
-                        <w:t>«Житомирська політехніка»</w:t>
+                        <w:t xml:space="preserve"> «Житомирська політехніка»</w:t>
                       </w:r>
                       <w:r>
                         <w:rPr>
@@ -13436,13 +14506,7 @@
                           <w:rPr>
                             <w:sz w:val="20"/>
                           </w:rPr>
-                          <w:t xml:space="preserve"> </w:t>
-                        </w:r>
-                        <w:r>
-                          <w:rPr>
-                            <w:sz w:val="20"/>
-                          </w:rPr>
-                          <w:t>Розро</w:t>
+                          <w:t xml:space="preserve"> Розро</w:t>
                         </w:r>
                         <w:r>
                           <w:rPr>
@@ -13503,13 +14567,7 @@
                           <w:rPr>
                             <w:sz w:val="20"/>
                           </w:rPr>
-                          <w:t xml:space="preserve"> </w:t>
-                        </w:r>
-                        <w:r>
-                          <w:rPr>
-                            <w:sz w:val="20"/>
-                          </w:rPr>
-                          <w:t>Перевір.</w:t>
+                          <w:t xml:space="preserve"> Перевір.</w:t>
                         </w:r>
                       </w:p>
                     </w:txbxContent>
@@ -13572,13 +14630,7 @@
                           <w:rPr>
                             <w:sz w:val="20"/>
                           </w:rPr>
-                          <w:t xml:space="preserve"> </w:t>
-                        </w:r>
-                        <w:r>
-                          <w:rPr>
-                            <w:sz w:val="20"/>
-                          </w:rPr>
-                          <w:t>Керівник</w:t>
+                          <w:t xml:space="preserve"> Керівник</w:t>
                         </w:r>
                       </w:p>
                     </w:txbxContent>
@@ -13607,13 +14659,7 @@
                           <w:rPr>
                             <w:sz w:val="20"/>
                           </w:rPr>
-                          <w:t xml:space="preserve"> </w:t>
-                        </w:r>
-                        <w:r>
-                          <w:rPr>
-                            <w:sz w:val="20"/>
-                          </w:rPr>
-                          <w:t>Н. контр.</w:t>
+                          <w:t xml:space="preserve"> Н. контр.</w:t>
                         </w:r>
                       </w:p>
                     </w:txbxContent>
@@ -13642,13 +14688,7 @@
                           <w:rPr>
                             <w:sz w:val="20"/>
                           </w:rPr>
-                          <w:t xml:space="preserve"> </w:t>
-                        </w:r>
-                        <w:r>
-                          <w:rPr>
-                            <w:sz w:val="20"/>
-                          </w:rPr>
-                          <w:t>За</w:t>
+                          <w:t xml:space="preserve"> За</w:t>
                         </w:r>
                         <w:r>
                           <w:rPr>
